--- a/assets/documents/task-2.docx
+++ b/assets/documents/task-2.docx
@@ -1,33 +1,33 @@
 
 <file path=word/document.xml><?xml version="1.0" encoding="utf-8"?>
-<w:document xmlns:mc="http://schemas.openxmlformats.org/markup-compatibility/2006" xmlns:o="urn:schemas-microsoft-com:office:office" xmlns:r="http://schemas.openxmlformats.org/officeDocument/2006/relationships" xmlns:m="http://schemas.openxmlformats.org/officeDocument/2006/math" xmlns:v="urn:schemas-microsoft-com:vml" xmlns:wp="http://schemas.openxmlformats.org/drawingml/2006/wordprocessingDrawing" xmlns:w10="urn:schemas-microsoft-com:office:word" xmlns:w="http://schemas.openxmlformats.org/wordprocessingml/2006/main" xmlns:wne="http://schemas.microsoft.com/office/word/2006/wordml" xmlns:sl="http://schemas.openxmlformats.org/schemaLibrary/2006/main" xmlns:a="http://schemas.openxmlformats.org/drawingml/2006/main" xmlns:pic="http://schemas.openxmlformats.org/drawingml/2006/picture" xmlns:c="http://schemas.openxmlformats.org/drawingml/2006/chart" xmlns:lc="http://schemas.openxmlformats.org/drawingml/2006/lockedCanvas" xmlns:dgm="http://schemas.openxmlformats.org/drawingml/2006/diagram" xmlns:wps="http://schemas.microsoft.com/office/word/2010/wordprocessingShape" xmlns:wpg="http://schemas.microsoft.com/office/word/2010/wordprocessingGroup" xmlns:w14="http://schemas.microsoft.com/office/word/2010/wordml" xmlns:w15="http://schemas.microsoft.com/office/word/2012/wordml" xmlns:w16="http://schemas.microsoft.com/office/word/2018/wordml" xmlns:w16cex="http://schemas.microsoft.com/office/word/2018/wordml/cex" xmlns:w16cid="http://schemas.microsoft.com/office/word/2016/wordml/cid" xmlns="http://schemas.microsoft.com/office/tasks/2019/documenttasks" xmlns:cr="http://schemas.microsoft.com/office/comments/2020/reactions">
+<w:document xmlns:wpc="http://schemas.microsoft.com/office/word/2010/wordprocessingCanvas" xmlns:mc="http://schemas.openxmlformats.org/markup-compatibility/2006" xmlns:o="urn:schemas-microsoft-com:office:office" xmlns:r="http://schemas.openxmlformats.org/officeDocument/2006/relationships" xmlns:m="http://schemas.openxmlformats.org/officeDocument/2006/math" xmlns:v="urn:schemas-microsoft-com:vml" xmlns:wp14="http://schemas.microsoft.com/office/word/2010/wordprocessingDrawing" xmlns:wp="http://schemas.openxmlformats.org/drawingml/2006/wordprocessingDrawing" xmlns:w="http://schemas.openxmlformats.org/wordprocessingml/2006/main" xmlns:w14="http://schemas.microsoft.com/office/word/2010/wordml" xmlns:w10="urn:schemas-microsoft-com:office:word" xmlns:w15="http://schemas.microsoft.com/office/word/2012/wordml" xmlns:wpg="http://schemas.microsoft.com/office/word/2010/wordprocessingGroup" xmlns:wpi="http://schemas.microsoft.com/office/word/2010/wordprocessingInk" xmlns:wne="http://schemas.microsoft.com/office/word/2006/wordml" xmlns:wps="http://schemas.microsoft.com/office/word/2010/wordprocessingShape" xmlns:wpsCustomData="http://www.wps.cn/officeDocument/2013/wpsCustomData" mc:Ignorable="w14 w15 wp14">
   <w:body>
     <w:p>
       <w:pPr>
         <w:spacing w:after="160" w:line="259" w:lineRule="auto"/>
-        <w:ind w:left="0" w:right="-1032.9921259842508" w:firstLine="720"/>
-        <w:rPr>
-          <w:b w:val="1"/>
-          <w:bCs w:val="1"/>
+        <w:ind w:left="0" w:right="-1032" w:firstLine="720"/>
+        <w:rPr>
+          <w:b/>
+          <w:bCs/>
           <w:sz w:val="40"/>
           <w:szCs w:val="40"/>
         </w:rPr>
       </w:pPr>
       <w:r>
         <w:rPr>
-          <w:b w:val="1"/>
-          <w:bCs w:val="1"/>
+          <w:b/>
+          <w:bCs/>
           <w:sz w:val="40"/>
           <w:szCs w:val="40"/>
           <w:rtl w:val="0"/>
         </w:rPr>
-        <w:t xml:space="preserve">BÁO CÁO BÀI TẬP THỰC HÀNH</w:t>
+        <w:t>BÁO CÁO BÀI TẬP THỰC HÀNH</w:t>
       </w:r>
     </w:p>
     <w:p>
       <w:pPr>
         <w:spacing w:after="160" w:line="259" w:lineRule="auto"/>
-        <w:ind w:left="0" w:right="-1032.9921259842508" w:firstLine="0"/>
+        <w:ind w:left="0" w:right="-1032" w:firstLine="0"/>
         <w:jc w:val="center"/>
         <w:rPr>
           <w:sz w:val="36"/>
@@ -44,57 +44,45 @@
       </w:r>
       <w:r>
         <w:rPr>
-          <w:b w:val="1"/>
-          <w:bCs w:val="1"/>
-          <w:color w:val="ee0000"/>
+          <w:b/>
+          <w:bCs/>
+          <w:color w:val="EE0000"/>
           <w:sz w:val="36"/>
           <w:szCs w:val="36"/>
           <w:rtl w:val="0"/>
         </w:rPr>
         <w:t xml:space="preserve">Ứng dụng Trí tuệ Nhân tạo (AI) trong nhận diện "Thực phẩm trên đĩa ăn" và ước lượng lượng Calo  </w:t>
       </w:r>
-      <w:r>
-        <w:rPr>
-          <w:rtl w:val="0"/>
-        </w:rPr>
-      </w:r>
     </w:p>
     <w:p>
       <w:pPr>
         <w:spacing w:after="160" w:line="259" w:lineRule="auto"/>
-        <w:ind w:left="0" w:right="-1032.9921259842508" w:firstLine="0"/>
+        <w:ind w:left="0" w:right="-1032" w:firstLine="0"/>
         <w:jc w:val="center"/>
         <w:rPr>
           <w:sz w:val="40"/>
           <w:szCs w:val="40"/>
         </w:rPr>
       </w:pPr>
-      <w:r>
-        <w:rPr>
-          <w:rtl w:val="0"/>
-        </w:rPr>
-      </w:r>
     </w:p>
     <w:p>
       <w:pPr>
         <w:spacing w:after="160" w:line="240" w:lineRule="auto"/>
-        <w:ind w:left="0" w:right="-1032.9921259842508" w:firstLine="0"/>
-        <w:rPr/>
-      </w:pPr>
-      <w:r>
-        <w:rPr/>
+        <w:ind w:left="0" w:right="-1032" w:firstLine="0"/>
+      </w:pPr>
+      <w:r>
         <mc:AlternateContent>
-          <mc:Choice Requires="wpg">
+          <mc:Choice Requires="wps">
             <w:drawing>
-              <wp:inline distB="0" distT="0" distL="0" distR="0">
+              <wp:inline distT="0" distB="0" distL="0" distR="0">
                 <wp:extent cx="314325" cy="314325"/>
-                <wp:effectExtent b="0" l="0" r="0" t="0"/>
-                <wp:docPr descr="E:\java\Logo-DH-Cong-Nghe-UET.png" id="1" name=""/>
-                <a:graphic>
+                <wp:effectExtent l="0" t="0" r="0" b="0"/>
+                <wp:docPr id="1" name="Rectangle 1" descr="E:\java\Logo-DH-Cong-Nghe-UET.png"/>
+                <wp:cNvGraphicFramePr/>
+                <a:graphic xmlns:a="http://schemas.openxmlformats.org/drawingml/2006/main">
                   <a:graphicData uri="http://schemas.microsoft.com/office/word/2010/wordprocessingShape">
                     <wps:wsp>
                       <wps:cNvSpPr/>
-                      <wps:cNvPr id="2" name="Shape 2"/>
                       <wps:spPr>
                         <a:xfrm>
                           <a:off x="5193600" y="3627600"/>
@@ -112,14 +100,13 @@
                         <w:txbxContent>
                           <w:p>
                             <w:pPr>
-                              <w:spacing w:after="160" w:before="0" w:line="258.99999618530273"/>
+                              <w:spacing w:before="0" w:after="160" w:line="258" w:lineRule="auto"/>
                               <w:ind w:left="0" w:right="0" w:firstLine="0"/>
                               <w:jc w:val="center"/>
-                              <w:textDirection w:val="btLr"/>
                             </w:pPr>
                             <w:r>
                               <w:rPr>
-                                <w:rFonts w:ascii="Calibri" w:cs="Calibri" w:eastAsia="Calibri" w:hAnsi="Calibri"/>
+                                <w:rFonts w:ascii="Calibri" w:hAnsi="Calibri" w:eastAsia="Calibri" w:cs="Calibri"/>
                                 <w:b w:val="0"/>
                                 <w:i w:val="0"/>
                                 <w:smallCaps w:val="0"/>
@@ -133,7 +120,7 @@
                           </w:p>
                         </w:txbxContent>
                       </wps:txbx>
-                      <wps:bodyPr anchorCtr="0" anchor="t" bIns="45700" lIns="91425" spcFirstLastPara="1" rIns="91425" wrap="square" tIns="45700">
+                      <wps:bodyPr spcFirstLastPara="1" wrap="square" lIns="91425" tIns="45700" rIns="91425" bIns="45700" anchor="t" anchorCtr="0">
                         <a:noAutofit/>
                       </wps:bodyPr>
                     </wps:wsp>
@@ -143,38 +130,40 @@
             </w:drawing>
           </mc:Choice>
           <mc:Fallback>
-            <w:drawing>
-              <wp:inline distB="0" distT="0" distL="0" distR="0">
-                <wp:extent cx="314325" cy="314325"/>
-                <wp:effectExtent b="0" l="0" r="0" t="0"/>
-                <wp:docPr descr="E:\java\Logo-DH-Cong-Nghe-UET.png" id="1" name="image2.png"/>
-                <a:graphic>
-                  <a:graphicData uri="http://schemas.openxmlformats.org/drawingml/2006/picture">
-                    <pic:pic>
-                      <pic:nvPicPr>
-                        <pic:cNvPr descr="E:\java\Logo-DH-Cong-Nghe-UET.png" id="0" name="image2.png"/>
-                        <pic:cNvPicPr preferRelativeResize="0"/>
-                      </pic:nvPicPr>
-                      <pic:blipFill>
-                        <a:blip r:embed="rId6"/>
-                        <a:srcRect/>
-                        <a:stretch>
-                          <a:fillRect/>
-                        </a:stretch>
-                      </pic:blipFill>
-                      <pic:spPr>
-                        <a:xfrm>
-                          <a:off x="0" y="0"/>
-                          <a:ext cx="314325" cy="314325"/>
-                        </a:xfrm>
-                        <a:prstGeom prst="rect"/>
-                        <a:ln/>
-                      </pic:spPr>
-                    </pic:pic>
-                  </a:graphicData>
-                </a:graphic>
-              </wp:inline>
-            </w:drawing>
+            <w:pict>
+              <v:rect id="_x0000_s1026" o:spid="_x0000_s1026" o:spt="1" alt="E:\java\Logo-DH-Cong-Nghe-UET.png" style="height:24.75pt;width:24.75pt;" filled="f" stroked="f" coordsize="21600,21600" o:gfxdata="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">
+                <v:fill on="f" focussize="0,0"/>
+                <v:stroke on="f"/>
+                <v:imagedata o:title=""/>
+                <o:lock v:ext="edit" aspectratio="f"/>
+                <v:textbox inset="7.1988188976378pt,3.59842519685039pt,7.1988188976378pt,3.59842519685039pt">
+                  <w:txbxContent>
+                    <w:p>
+                      <w:pPr>
+                        <w:spacing w:before="0" w:after="160" w:line="258" w:lineRule="auto"/>
+                        <w:ind w:left="0" w:right="0" w:firstLine="0"/>
+                        <w:jc w:val="center"/>
+                      </w:pPr>
+                      <w:r>
+                        <w:rPr>
+                          <w:rFonts w:ascii="Calibri" w:hAnsi="Calibri" w:eastAsia="Calibri" w:cs="Calibri"/>
+                          <w:b w:val="0"/>
+                          <w:i w:val="0"/>
+                          <w:smallCaps w:val="0"/>
+                          <w:strike w:val="0"/>
+                          <w:color w:val="000000"/>
+                          <w:sz w:val="22"/>
+                          <w:vertAlign w:val="baseline"/>
+                        </w:rPr>
+                        <w:t xml:space="preserve">            </w:t>
+                      </w:r>
+                    </w:p>
+                  </w:txbxContent>
+                </v:textbox>
+                <w10:wrap type="none"/>
+                <w10:anchorlock/>
+              </v:rect>
+            </w:pict>
           </mc:Fallback>
         </mc:AlternateContent>
       </w:r>
@@ -185,22 +174,22 @@
         <w:t xml:space="preserve">                                           </w:t>
       </w:r>
       <w:r>
-        <w:rPr/>
         <w:drawing>
-          <wp:inline distB="0" distT="0" distL="0" distR="0">
+          <wp:inline distT="0" distB="0" distL="0" distR="0">
             <wp:extent cx="2383155" cy="2383155"/>
-            <wp:effectExtent b="0" l="0" r="0" t="0"/>
-            <wp:docPr descr="Tập tin:Logo HUET.svg" id="2" name="image1.png"/>
-            <a:graphic>
+            <wp:effectExtent l="0" t="0" r="0" b="0"/>
+            <wp:docPr id="2" name="image1.png" descr="Tập tin:Logo HUET.svg"/>
+            <wp:cNvGraphicFramePr/>
+            <a:graphic xmlns:a="http://schemas.openxmlformats.org/drawingml/2006/main">
               <a:graphicData uri="http://schemas.openxmlformats.org/drawingml/2006/picture">
-                <pic:pic>
+                <pic:pic xmlns:pic="http://schemas.openxmlformats.org/drawingml/2006/picture">
                   <pic:nvPicPr>
-                    <pic:cNvPr descr="Tập tin:Logo HUET.svg" id="0" name="image1.png"/>
+                    <pic:cNvPr id="2" name="image1.png" descr="Tập tin:Logo HUET.svg"/>
                     <pic:cNvPicPr preferRelativeResize="0"/>
                   </pic:nvPicPr>
                   <pic:blipFill>
-                    <a:blip r:embed="rId7"/>
-                    <a:srcRect b="0" l="0" r="0" t="0"/>
+                    <a:blip r:embed="rId6"/>
+                    <a:srcRect/>
                     <a:stretch>
                       <a:fillRect/>
                     </a:stretch>
@@ -210,8 +199,9 @@
                       <a:off x="0" y="0"/>
                       <a:ext cx="2383155" cy="2383155"/>
                     </a:xfrm>
-                    <a:prstGeom prst="rect"/>
-                    <a:ln/>
+                    <a:prstGeom prst="rect">
+                      <a:avLst/>
+                    </a:prstGeom>
                   </pic:spPr>
                 </pic:pic>
               </a:graphicData>
@@ -219,34 +209,27 @@
           </wp:inline>
         </w:drawing>
       </w:r>
-      <w:r>
-        <w:rPr>
-          <w:rtl w:val="0"/>
-        </w:rPr>
-      </w:r>
     </w:p>
     <w:p>
       <w:pPr>
         <w:spacing w:after="160" w:line="259" w:lineRule="auto"/>
-        <w:ind w:left="0" w:right="-1032.9921259842508" w:firstLine="0"/>
+        <w:ind w:left="0" w:right="-1032" w:firstLine="0"/>
         <w:rPr>
           <w:sz w:val="40"/>
           <w:szCs w:val="40"/>
         </w:rPr>
       </w:pPr>
-      <w:r>
-        <w:rPr>
-          <w:rtl w:val="0"/>
-        </w:rPr>
-      </w:r>
     </w:p>
     <w:p>
       <w:pPr>
         <w:spacing w:after="160" w:line="259" w:lineRule="auto"/>
-        <w:ind w:left="0" w:right="-1032.9921259842508" w:firstLine="0"/>
-        <w:rPr>
+        <w:ind w:left="0" w:right="-1032" w:firstLine="0"/>
+        <w:rPr>
+          <w:rFonts w:hint="default"/>
           <w:sz w:val="40"/>
           <w:szCs w:val="40"/>
+          <w:rtl w:val="0"/>
+          <w:lang w:val="vi-VN"/>
         </w:rPr>
       </w:pPr>
       <w:r>
@@ -255,16 +238,28 @@
           <w:szCs w:val="40"/>
           <w:rtl w:val="0"/>
         </w:rPr>
-        <w:t xml:space="preserve">Họ và tên : Lưu Quang Thịnh</w:t>
+        <w:t xml:space="preserve">Họ và tên : </w:t>
+      </w:r>
+      <w:r>
+        <w:rPr>
+          <w:rFonts w:hint="default"/>
+          <w:sz w:val="40"/>
+          <w:szCs w:val="40"/>
+          <w:rtl w:val="0"/>
+          <w:lang w:val="vi-VN"/>
+        </w:rPr>
+        <w:t>Trần Mạnh Thăng</w:t>
       </w:r>
     </w:p>
     <w:p>
       <w:pPr>
         <w:spacing w:after="160" w:line="259" w:lineRule="auto"/>
-        <w:ind w:left="0" w:right="-1032.9921259842508" w:firstLine="0"/>
-        <w:rPr>
+        <w:ind w:left="0" w:right="-1032" w:firstLine="0"/>
+        <w:rPr>
+          <w:rFonts w:hint="default"/>
           <w:sz w:val="40"/>
           <w:szCs w:val="40"/>
+          <w:lang w:val="vi-VN"/>
         </w:rPr>
       </w:pPr>
       <w:r>
@@ -273,16 +268,28 @@
           <w:szCs w:val="40"/>
           <w:rtl w:val="0"/>
         </w:rPr>
-        <w:t xml:space="preserve">Mã sinh viên : 25020407</w:t>
+        <w:t>Mã sinh viên : 2502</w:t>
+      </w:r>
+      <w:r>
+        <w:rPr>
+          <w:rFonts w:hint="default"/>
+          <w:sz w:val="40"/>
+          <w:szCs w:val="40"/>
+          <w:rtl w:val="0"/>
+          <w:lang w:val="vi-VN"/>
+        </w:rPr>
+        <w:t>2016</w:t>
       </w:r>
     </w:p>
     <w:p>
       <w:pPr>
         <w:spacing w:after="160" w:line="259" w:lineRule="auto"/>
-        <w:ind w:left="0" w:right="-1032.9921259842508" w:firstLine="0"/>
-        <w:rPr>
+        <w:ind w:left="0" w:right="-1032" w:firstLine="0"/>
+        <w:rPr>
+          <w:rFonts w:hint="default"/>
           <w:sz w:val="40"/>
           <w:szCs w:val="40"/>
+          <w:lang w:val="vi-VN"/>
         </w:rPr>
       </w:pPr>
       <w:r>
@@ -291,16 +298,29 @@
           <w:szCs w:val="40"/>
           <w:rtl w:val="0"/>
         </w:rPr>
-        <w:t xml:space="preserve">Lớp : K70I-IT5</w:t>
-      </w:r>
+        <w:t>Lớp : K70I-</w:t>
+      </w:r>
+      <w:r>
+        <w:rPr>
+          <w:rFonts w:hint="default"/>
+          <w:sz w:val="40"/>
+          <w:szCs w:val="40"/>
+          <w:rtl w:val="0"/>
+          <w:lang w:val="vi-VN"/>
+        </w:rPr>
+        <w:t>CS3</w:t>
+      </w:r>
+      <w:bookmarkStart w:id="0" w:name="_GoBack"/>
+      <w:bookmarkEnd w:id="0"/>
     </w:p>
     <w:p>
       <w:pPr>
         <w:spacing w:after="160" w:line="259" w:lineRule="auto"/>
-        <w:ind w:left="0" w:right="-1032.9921259842508" w:firstLine="0"/>
+        <w:ind w:left="0" w:right="-1032" w:firstLine="0"/>
         <w:rPr>
           <w:sz w:val="40"/>
           <w:szCs w:val="40"/>
+          <w:rtl w:val="0"/>
         </w:rPr>
       </w:pPr>
       <w:r>
@@ -309,14 +329,13 @@
           <w:szCs w:val="40"/>
           <w:rtl w:val="0"/>
         </w:rPr>
-        <w:t xml:space="preserve">Mã học phần : VNU1001_E252016</w:t>
+        <w:t>Mã học phần : VNU1001</w:t>
       </w:r>
     </w:p>
     <w:p>
       <w:pPr>
         <w:spacing w:after="160" w:line="259" w:lineRule="auto"/>
-        <w:ind w:left="0" w:right="-1032.9921259842508" w:firstLine="0"/>
-        <w:rPr/>
+        <w:ind w:left="0" w:right="-1032" w:firstLine="0"/>
       </w:pPr>
       <w:r>
         <w:rPr>
@@ -324,27 +343,21 @@
           <w:szCs w:val="40"/>
           <w:rtl w:val="0"/>
         </w:rPr>
-        <w:t xml:space="preserve">Trường : Đại học Công nghệ - ĐHQGHN</w:t>
-      </w:r>
-      <w:r>
-        <w:rPr>
-          <w:rtl w:val="0"/>
-        </w:rPr>
+        <w:t>Trường : Đại học Công nghệ - ĐHQGHN</w:t>
       </w:r>
     </w:p>
     <w:p>
       <w:pPr>
-        <w:pStyle w:val="Heading2"/>
+        <w:pStyle w:val="3"/>
         <w:tabs>
-          <w:tab w:val="center" w:leader="none" w:pos="450"/>
-          <w:tab w:val="center" w:leader="none" w:pos="3340"/>
+          <w:tab w:val="center" w:pos="450"/>
+          <w:tab w:val="center" w:pos="3340"/>
         </w:tabs>
         <w:ind w:left="0" w:firstLine="0"/>
-        <w:rPr/>
-      </w:pPr>
-      <w:r>
-        <w:rPr>
-          <w:rFonts w:ascii="Calibri" w:cs="Calibri" w:eastAsia="Calibri" w:hAnsi="Calibri"/>
+      </w:pPr>
+      <w:r>
+        <w:rPr>
+          <w:rFonts w:ascii="Calibri" w:hAnsi="Calibri" w:eastAsia="Calibri" w:cs="Calibri"/>
           <w:b w:val="0"/>
           <w:bCs w:val="0"/>
           <w:sz w:val="22"/>
@@ -357,14 +370,20 @@
         <w:rPr>
           <w:rtl w:val="0"/>
         </w:rPr>
-        <w:t xml:space="preserve">I.</w:t>
-      </w:r>
-      <w:r>
-        <w:rPr>
-          <w:rFonts w:ascii="Arial" w:cs="Arial" w:eastAsia="Arial" w:hAnsi="Arial"/>
+        <w:t>I.</w:t>
+      </w:r>
+      <w:r>
+        <w:rPr>
+          <w:rFonts w:ascii="Arial" w:hAnsi="Arial" w:eastAsia="Arial" w:cs="Arial"/>
           <w:rtl w:val="0"/>
         </w:rPr>
         <w:t xml:space="preserve"> </w:t>
+      </w:r>
+      <w:r>
+        <w:rPr>
+          <w:rFonts w:ascii="Arial" w:hAnsi="Arial" w:eastAsia="Arial" w:cs="Arial"/>
+          <w:rtl w:val="0"/>
+        </w:rPr>
         <w:tab/>
       </w:r>
       <w:r>
@@ -382,15 +401,14 @@
         </w:numPr>
         <w:spacing w:after="68" w:line="238" w:lineRule="auto"/>
         <w:ind w:left="705" w:right="14" w:hanging="360"/>
-        <w:rPr/>
-      </w:pPr>
-      <w:r>
-        <w:rPr>
-          <w:b w:val="1"/>
-          <w:bCs w:val="1"/>
-          <w:rtl w:val="0"/>
-        </w:rPr>
-        <w:t xml:space="preserve">Lý do chọn chủ đề</w:t>
+      </w:pPr>
+      <w:r>
+        <w:rPr>
+          <w:b/>
+          <w:bCs/>
+          <w:rtl w:val="0"/>
+        </w:rPr>
+        <w:t>Lý do chọn chủ đề</w:t>
       </w:r>
       <w:r>
         <w:rPr>
@@ -405,17 +423,16 @@
           <w:ilvl w:val="0"/>
           <w:numId w:val="1"/>
         </w:numPr>
-        <w:spacing w:after="63" w:lineRule="auto"/>
+        <w:spacing w:after="63"/>
         <w:ind w:left="705" w:right="14" w:hanging="360"/>
-        <w:rPr/>
-      </w:pPr>
-      <w:r>
-        <w:rPr>
-          <w:b w:val="1"/>
-          <w:bCs w:val="1"/>
-          <w:rtl w:val="0"/>
-        </w:rPr>
-        <w:t xml:space="preserve">Phạm vi tìm kiếm</w:t>
+      </w:pPr>
+      <w:r>
+        <w:rPr>
+          <w:b/>
+          <w:bCs/>
+          <w:rtl w:val="0"/>
+        </w:rPr>
+        <w:t>Phạm vi tìm kiếm</w:t>
       </w:r>
       <w:r>
         <w:rPr>
@@ -430,17 +447,16 @@
           <w:ilvl w:val="0"/>
           <w:numId w:val="1"/>
         </w:numPr>
-        <w:spacing w:after="46" w:lineRule="auto"/>
+        <w:spacing w:after="46"/>
         <w:ind w:left="705" w:right="14" w:hanging="360"/>
-        <w:rPr/>
-      </w:pPr>
-      <w:r>
-        <w:rPr>
-          <w:b w:val="1"/>
-          <w:bCs w:val="1"/>
-          <w:rtl w:val="0"/>
-        </w:rPr>
-        <w:t xml:space="preserve">Tính thách thức cao của chủ đề</w:t>
+      </w:pPr>
+      <w:r>
+        <w:rPr>
+          <w:b/>
+          <w:bCs/>
+          <w:rtl w:val="0"/>
+        </w:rPr>
+        <w:t>Tính thách thức cao của chủ đề</w:t>
       </w:r>
       <w:r>
         <w:rPr>
@@ -453,7 +469,6 @@
       <w:pPr>
         <w:spacing w:after="64" w:line="259" w:lineRule="auto"/>
         <w:ind w:left="720" w:right="0" w:firstLine="0"/>
-        <w:rPr/>
       </w:pPr>
       <w:r>
         <w:rPr>
@@ -463,25 +478,19 @@
         </w:rPr>
         <w:t xml:space="preserve"> </w:t>
       </w:r>
-      <w:r>
-        <w:rPr>
-          <w:rtl w:val="0"/>
-        </w:rPr>
-      </w:r>
     </w:p>
     <w:p>
       <w:pPr>
-        <w:pStyle w:val="Heading2"/>
+        <w:pStyle w:val="3"/>
         <w:tabs>
-          <w:tab w:val="center" w:leader="none" w:pos="505"/>
-          <w:tab w:val="center" w:leader="none" w:pos="2879"/>
+          <w:tab w:val="center" w:pos="505"/>
+          <w:tab w:val="center" w:pos="2879"/>
         </w:tabs>
         <w:ind w:left="0" w:firstLine="0"/>
-        <w:rPr/>
-      </w:pPr>
-      <w:r>
-        <w:rPr>
-          <w:rFonts w:ascii="Calibri" w:cs="Calibri" w:eastAsia="Calibri" w:hAnsi="Calibri"/>
+      </w:pPr>
+      <w:r>
+        <w:rPr>
+          <w:rFonts w:ascii="Calibri" w:hAnsi="Calibri" w:eastAsia="Calibri" w:cs="Calibri"/>
           <w:b w:val="0"/>
           <w:bCs w:val="0"/>
           <w:sz w:val="22"/>
@@ -494,14 +503,20 @@
         <w:rPr>
           <w:rtl w:val="0"/>
         </w:rPr>
-        <w:t xml:space="preserve">II.</w:t>
-      </w:r>
-      <w:r>
-        <w:rPr>
-          <w:rFonts w:ascii="Arial" w:cs="Arial" w:eastAsia="Arial" w:hAnsi="Arial"/>
+        <w:t>II.</w:t>
+      </w:r>
+      <w:r>
+        <w:rPr>
+          <w:rFonts w:ascii="Arial" w:hAnsi="Arial" w:eastAsia="Arial" w:cs="Arial"/>
           <w:rtl w:val="0"/>
         </w:rPr>
         <w:t xml:space="preserve"> </w:t>
+      </w:r>
+      <w:r>
+        <w:rPr>
+          <w:rFonts w:ascii="Arial" w:hAnsi="Arial" w:eastAsia="Arial" w:cs="Arial"/>
+          <w:rtl w:val="0"/>
+        </w:rPr>
         <w:tab/>
       </w:r>
       <w:r>
@@ -517,17 +532,16 @@
           <w:ilvl w:val="0"/>
           <w:numId w:val="2"/>
         </w:numPr>
-        <w:spacing w:after="58" w:lineRule="auto"/>
+        <w:spacing w:after="58"/>
         <w:ind w:left="705" w:right="14" w:hanging="360"/>
-        <w:rPr/>
-      </w:pPr>
-      <w:r>
-        <w:rPr>
-          <w:b w:val="1"/>
-          <w:bCs w:val="1"/>
-          <w:rtl w:val="0"/>
-        </w:rPr>
-        <w:t xml:space="preserve">Cơ sở dữ liệu học thuật</w:t>
+      </w:pPr>
+      <w:r>
+        <w:rPr>
+          <w:b/>
+          <w:bCs/>
+          <w:rtl w:val="0"/>
+        </w:rPr>
+        <w:t>Cơ sở dữ liệu học thuật</w:t>
       </w:r>
       <w:r>
         <w:rPr>
@@ -544,15 +558,14 @@
         </w:numPr>
         <w:spacing w:line="297" w:lineRule="auto"/>
         <w:ind w:left="705" w:right="14" w:hanging="360"/>
-        <w:rPr/>
-      </w:pPr>
-      <w:r>
-        <w:rPr>
-          <w:b w:val="1"/>
-          <w:bCs w:val="1"/>
-          <w:rtl w:val="0"/>
-        </w:rPr>
-        <w:t xml:space="preserve">Tạp chí/Hội nghị khoa học chuyên ngành</w:t>
+      </w:pPr>
+      <w:r>
+        <w:rPr>
+          <w:b/>
+          <w:bCs/>
+          <w:rtl w:val="0"/>
+        </w:rPr>
+        <w:t>Tạp chí/Hội nghị khoa học chuyên ngành</w:t>
       </w:r>
       <w:r>
         <w:rPr>
@@ -569,15 +582,14 @@
         </w:numPr>
         <w:spacing w:line="300" w:lineRule="auto"/>
         <w:ind w:left="705" w:right="14" w:hanging="360"/>
-        <w:rPr/>
-      </w:pPr>
-      <w:r>
-        <w:rPr>
-          <w:b w:val="1"/>
-          <w:bCs w:val="1"/>
-          <w:rtl w:val="0"/>
-        </w:rPr>
-        <w:t xml:space="preserve">Sách chuyên khảo</w:t>
+      </w:pPr>
+      <w:r>
+        <w:rPr>
+          <w:b/>
+          <w:bCs/>
+          <w:rtl w:val="0"/>
+        </w:rPr>
+        <w:t>Sách chuyên khảo</w:t>
       </w:r>
       <w:r>
         <w:rPr>
@@ -594,15 +606,14 @@
         </w:numPr>
         <w:spacing w:line="302" w:lineRule="auto"/>
         <w:ind w:left="705" w:right="14" w:hanging="360"/>
-        <w:rPr/>
-      </w:pPr>
-      <w:r>
-        <w:rPr>
-          <w:b w:val="1"/>
-          <w:bCs w:val="1"/>
-          <w:rtl w:val="0"/>
-        </w:rPr>
-        <w:t xml:space="preserve">Các nguồn mở trên Internet</w:t>
+      </w:pPr>
+      <w:r>
+        <w:rPr>
+          <w:b/>
+          <w:bCs/>
+          <w:rtl w:val="0"/>
+        </w:rPr>
+        <w:t>Các nguồn mở trên Internet</w:t>
       </w:r>
       <w:r>
         <w:rPr>
@@ -617,17 +628,16 @@
           <w:ilvl w:val="0"/>
           <w:numId w:val="2"/>
         </w:numPr>
-        <w:spacing w:after="212" w:lineRule="auto"/>
+        <w:spacing w:after="212"/>
         <w:ind w:left="705" w:right="14" w:hanging="360"/>
-        <w:rPr/>
-      </w:pPr>
-      <w:r>
-        <w:rPr>
-          <w:b w:val="1"/>
-          <w:bCs w:val="1"/>
-          <w:rtl w:val="0"/>
-        </w:rPr>
-        <w:t xml:space="preserve">Nguồn bổ sung ngoài yêu cầu (Khai thác thêm)</w:t>
+      </w:pPr>
+      <w:r>
+        <w:rPr>
+          <w:b/>
+          <w:bCs/>
+          <w:rtl w:val="0"/>
+        </w:rPr>
+        <w:t>Nguồn bổ sung ngoài yêu cầu (Khai thác thêm)</w:t>
       </w:r>
       <w:r>
         <w:rPr>
@@ -640,7 +650,6 @@
       <w:pPr>
         <w:spacing w:after="156" w:line="259" w:lineRule="auto"/>
         <w:ind w:left="0" w:right="0" w:firstLine="0"/>
-        <w:rPr/>
       </w:pPr>
       <w:r>
         <w:rPr>
@@ -650,17 +659,11 @@
         </w:rPr>
         <w:t xml:space="preserve"> </w:t>
       </w:r>
-      <w:r>
-        <w:rPr>
-          <w:rtl w:val="0"/>
-        </w:rPr>
-      </w:r>
     </w:p>
     <w:p>
       <w:pPr>
         <w:spacing w:after="161" w:line="259" w:lineRule="auto"/>
         <w:ind w:left="0" w:right="0" w:firstLine="0"/>
-        <w:rPr/>
       </w:pPr>
       <w:r>
         <w:rPr>
@@ -670,17 +673,11 @@
         </w:rPr>
         <w:t xml:space="preserve"> </w:t>
       </w:r>
-      <w:r>
-        <w:rPr>
-          <w:rtl w:val="0"/>
-        </w:rPr>
-      </w:r>
     </w:p>
     <w:p>
       <w:pPr>
         <w:spacing w:after="160" w:line="259" w:lineRule="auto"/>
         <w:ind w:left="0" w:right="0" w:firstLine="0"/>
-        <w:rPr/>
       </w:pPr>
       <w:r>
         <w:rPr>
@@ -690,17 +687,11 @@
         </w:rPr>
         <w:t xml:space="preserve"> </w:t>
       </w:r>
-      <w:r>
-        <w:rPr>
-          <w:rtl w:val="0"/>
-        </w:rPr>
-      </w:r>
     </w:p>
     <w:p>
       <w:pPr>
         <w:spacing w:after="156" w:line="259" w:lineRule="auto"/>
         <w:ind w:left="0" w:right="0" w:firstLine="0"/>
-        <w:rPr/>
       </w:pPr>
       <w:r>
         <w:rPr>
@@ -710,17 +701,11 @@
         </w:rPr>
         <w:t xml:space="preserve"> </w:t>
       </w:r>
-      <w:r>
-        <w:rPr>
-          <w:rtl w:val="0"/>
-        </w:rPr>
-      </w:r>
     </w:p>
     <w:p>
       <w:pPr>
         <w:spacing w:after="160" w:line="259" w:lineRule="auto"/>
         <w:ind w:left="0" w:right="0" w:firstLine="0"/>
-        <w:rPr/>
       </w:pPr>
       <w:r>
         <w:rPr>
@@ -730,17 +715,11 @@
         </w:rPr>
         <w:t xml:space="preserve"> </w:t>
       </w:r>
-      <w:r>
-        <w:rPr>
-          <w:rtl w:val="0"/>
-        </w:rPr>
-      </w:r>
     </w:p>
     <w:p>
       <w:pPr>
         <w:spacing w:after="0" w:line="259" w:lineRule="auto"/>
         <w:ind w:left="0" w:right="0" w:firstLine="0"/>
-        <w:rPr/>
       </w:pPr>
       <w:r>
         <w:rPr>
@@ -750,25 +729,19 @@
         </w:rPr>
         <w:t xml:space="preserve"> </w:t>
       </w:r>
-      <w:r>
-        <w:rPr>
-          <w:rtl w:val="0"/>
-        </w:rPr>
-      </w:r>
     </w:p>
     <w:p>
       <w:pPr>
-        <w:pStyle w:val="Heading2"/>
+        <w:pStyle w:val="3"/>
         <w:tabs>
-          <w:tab w:val="center" w:leader="none" w:pos="560"/>
-          <w:tab w:val="center" w:leader="none" w:pos="3304"/>
+          <w:tab w:val="center" w:pos="560"/>
+          <w:tab w:val="center" w:pos="3304"/>
         </w:tabs>
         <w:ind w:left="0" w:firstLine="0"/>
-        <w:rPr/>
-      </w:pPr>
-      <w:r>
-        <w:rPr>
-          <w:rFonts w:ascii="Calibri" w:cs="Calibri" w:eastAsia="Calibri" w:hAnsi="Calibri"/>
+      </w:pPr>
+      <w:r>
+        <w:rPr>
+          <w:rFonts w:ascii="Calibri" w:hAnsi="Calibri" w:eastAsia="Calibri" w:cs="Calibri"/>
           <w:b w:val="0"/>
           <w:bCs w:val="0"/>
           <w:sz w:val="22"/>
@@ -781,14 +754,20 @@
         <w:rPr>
           <w:rtl w:val="0"/>
         </w:rPr>
-        <w:t xml:space="preserve">III.</w:t>
-      </w:r>
-      <w:r>
-        <w:rPr>
-          <w:rFonts w:ascii="Arial" w:cs="Arial" w:eastAsia="Arial" w:hAnsi="Arial"/>
+        <w:t>III.</w:t>
+      </w:r>
+      <w:r>
+        <w:rPr>
+          <w:rFonts w:ascii="Arial" w:hAnsi="Arial" w:eastAsia="Arial" w:cs="Arial"/>
           <w:rtl w:val="0"/>
         </w:rPr>
         <w:t xml:space="preserve"> </w:t>
+      </w:r>
+      <w:r>
+        <w:rPr>
+          <w:rFonts w:ascii="Arial" w:hAnsi="Arial" w:eastAsia="Arial" w:cs="Arial"/>
+          <w:rtl w:val="0"/>
+        </w:rPr>
         <w:tab/>
       </w:r>
       <w:r>
@@ -800,12 +779,16 @@
     </w:p>
     <w:tbl>
       <w:tblPr>
-        <w:tblStyle w:val="Table1"/>
-        <w:tblW w:w="11908.999999999998" w:type="dxa"/>
-        <w:jc w:val="left"/>
-        <w:tblInd w:w="-1986.0" w:type="dxa"/>
+        <w:tblStyle w:val="13"/>
+        <w:tblW w:w="11908" w:type="dxa"/>
+        <w:tblInd w:w="-1986" w:type="dxa"/>
         <w:tblLayout w:type="fixed"/>
-        <w:tblLook w:val="0400"/>
+        <w:tblCellMar>
+          <w:top w:w="31" w:type="dxa"/>
+          <w:left w:w="118" w:type="dxa"/>
+          <w:bottom w:w="0" w:type="dxa"/>
+          <w:right w:w="74" w:type="dxa"/>
+        </w:tblCellMar>
       </w:tblPr>
       <w:tblGrid>
         <w:gridCol w:w="600"/>
@@ -815,66 +798,55 @@
         <w:gridCol w:w="1704"/>
         <w:gridCol w:w="3429"/>
         <w:gridCol w:w="821"/>
-        <w:tblGridChange w:id="0">
-          <w:tblGrid>
-            <w:gridCol w:w="600"/>
-            <w:gridCol w:w="1504"/>
-            <w:gridCol w:w="1868"/>
-            <w:gridCol w:w="1983"/>
-            <w:gridCol w:w="1704"/>
-            <w:gridCol w:w="3429"/>
-            <w:gridCol w:w="821"/>
-          </w:tblGrid>
-        </w:tblGridChange>
       </w:tblGrid>
       <w:tr>
+        <w:tblPrEx>
+          <w:tblCellMar>
+            <w:top w:w="31" w:type="dxa"/>
+            <w:left w:w="118" w:type="dxa"/>
+            <w:bottom w:w="0" w:type="dxa"/>
+            <w:right w:w="74" w:type="dxa"/>
+          </w:tblCellMar>
+        </w:tblPrEx>
         <w:trPr>
-          <w:cantSplit w:val="0"/>
           <w:trHeight w:val="751" w:hRule="atLeast"/>
-          <w:tblHeader w:val="0"/>
         </w:trPr>
         <w:tc>
           <w:tcPr>
             <w:tcBorders>
-              <w:top w:color="284e3f" w:space="0" w:sz="6" w:val="single"/>
-              <w:left w:color="284e3f" w:space="0" w:sz="6" w:val="single"/>
-              <w:bottom w:color="ffffff" w:space="0" w:sz="12" w:val="single"/>
-              <w:right w:color="356854" w:space="0" w:sz="6" w:val="single"/>
-            </w:tcBorders>
-            <w:shd w:fill="356854" w:val="clear"/>
+              <w:top w:val="single" w:color="284E3F" w:sz="6" w:space="0"/>
+              <w:left w:val="single" w:color="284E3F" w:sz="6" w:space="0"/>
+              <w:bottom w:val="single" w:color="FFFFFF" w:sz="12" w:space="0"/>
+              <w:right w:val="single" w:color="356854" w:sz="6" w:space="0"/>
+            </w:tcBorders>
+            <w:shd w:val="clear" w:color="auto" w:fill="356854"/>
             <w:vAlign w:val="center"/>
           </w:tcPr>
           <w:p>
             <w:pPr>
               <w:spacing w:after="0" w:line="259" w:lineRule="auto"/>
               <w:ind w:left="0" w:right="0" w:firstLine="0"/>
-              <w:rPr/>
-            </w:pPr>
-            <w:r>
-              <w:rPr>
-                <w:color w:val="ffffff"/>
+            </w:pPr>
+            <w:r>
+              <w:rPr>
+                <w:color w:val="FFFFFF"/>
                 <w:sz w:val="20"/>
                 <w:szCs w:val="20"/>
                 <w:rtl w:val="0"/>
               </w:rPr>
               <w:t xml:space="preserve">STT </w:t>
             </w:r>
-            <w:r>
-              <w:rPr>
-                <w:rtl w:val="0"/>
-              </w:rPr>
-            </w:r>
-          </w:p>
-        </w:tc>
-        <w:tc>
-          <w:tcPr>
-            <w:tcBorders>
-              <w:top w:color="284e3f" w:space="0" w:sz="6" w:val="single"/>
-              <w:left w:color="356854" w:space="0" w:sz="6" w:val="single"/>
-              <w:bottom w:color="ffffff" w:space="0" w:sz="12" w:val="single"/>
-              <w:right w:color="356854" w:space="0" w:sz="6" w:val="single"/>
-            </w:tcBorders>
-            <w:shd w:fill="356854" w:val="clear"/>
+          </w:p>
+        </w:tc>
+        <w:tc>
+          <w:tcPr>
+            <w:tcBorders>
+              <w:top w:val="single" w:color="284E3F" w:sz="6" w:space="0"/>
+              <w:left w:val="single" w:color="356854" w:sz="6" w:space="0"/>
+              <w:bottom w:val="single" w:color="FFFFFF" w:sz="12" w:space="0"/>
+              <w:right w:val="single" w:color="356854" w:sz="6" w:space="0"/>
+            </w:tcBorders>
+            <w:shd w:val="clear" w:color="auto" w:fill="356854"/>
             <w:vAlign w:val="center"/>
           </w:tcPr>
           <w:p>
@@ -882,33 +854,27 @@
               <w:spacing w:after="0" w:line="259" w:lineRule="auto"/>
               <w:ind w:left="0" w:right="45" w:firstLine="0"/>
               <w:jc w:val="center"/>
-              <w:rPr/>
-            </w:pPr>
-            <w:r>
-              <w:rPr>
-                <w:color w:val="ffffff"/>
+            </w:pPr>
+            <w:r>
+              <w:rPr>
+                <w:color w:val="FFFFFF"/>
                 <w:sz w:val="20"/>
                 <w:szCs w:val="20"/>
                 <w:rtl w:val="0"/>
               </w:rPr>
               <w:t xml:space="preserve">Tên tài liệu </w:t>
             </w:r>
-            <w:r>
-              <w:rPr>
-                <w:rtl w:val="0"/>
-              </w:rPr>
-            </w:r>
-          </w:p>
-        </w:tc>
-        <w:tc>
-          <w:tcPr>
-            <w:tcBorders>
-              <w:top w:color="284e3f" w:space="0" w:sz="6" w:val="single"/>
-              <w:left w:color="356854" w:space="0" w:sz="6" w:val="single"/>
-              <w:bottom w:color="ffffff" w:space="0" w:sz="12" w:val="single"/>
-              <w:right w:color="356854" w:space="0" w:sz="6" w:val="single"/>
-            </w:tcBorders>
-            <w:shd w:fill="356854" w:val="clear"/>
+          </w:p>
+        </w:tc>
+        <w:tc>
+          <w:tcPr>
+            <w:tcBorders>
+              <w:top w:val="single" w:color="284E3F" w:sz="6" w:space="0"/>
+              <w:left w:val="single" w:color="356854" w:sz="6" w:space="0"/>
+              <w:bottom w:val="single" w:color="FFFFFF" w:sz="12" w:space="0"/>
+              <w:right w:val="single" w:color="356854" w:sz="6" w:space="0"/>
+            </w:tcBorders>
+            <w:shd w:val="clear" w:color="auto" w:fill="356854"/>
             <w:vAlign w:val="center"/>
           </w:tcPr>
           <w:p>
@@ -916,33 +882,27 @@
               <w:spacing w:after="0" w:line="259" w:lineRule="auto"/>
               <w:ind w:left="0" w:right="41" w:firstLine="0"/>
               <w:jc w:val="center"/>
-              <w:rPr/>
-            </w:pPr>
-            <w:r>
-              <w:rPr>
-                <w:color w:val="ffffff"/>
+            </w:pPr>
+            <w:r>
+              <w:rPr>
+                <w:color w:val="FFFFFF"/>
                 <w:sz w:val="20"/>
                 <w:szCs w:val="20"/>
                 <w:rtl w:val="0"/>
               </w:rPr>
               <w:t xml:space="preserve">Phân loại nguồn </w:t>
             </w:r>
-            <w:r>
-              <w:rPr>
-                <w:rtl w:val="0"/>
-              </w:rPr>
-            </w:r>
-          </w:p>
-        </w:tc>
-        <w:tc>
-          <w:tcPr>
-            <w:tcBorders>
-              <w:top w:color="284e3f" w:space="0" w:sz="6" w:val="single"/>
-              <w:left w:color="356854" w:space="0" w:sz="6" w:val="single"/>
-              <w:bottom w:color="ffffff" w:space="0" w:sz="12" w:val="single"/>
-              <w:right w:color="356854" w:space="0" w:sz="6" w:val="single"/>
-            </w:tcBorders>
-            <w:shd w:fill="356854" w:val="clear"/>
+          </w:p>
+        </w:tc>
+        <w:tc>
+          <w:tcPr>
+            <w:tcBorders>
+              <w:top w:val="single" w:color="284E3F" w:sz="6" w:space="0"/>
+              <w:left w:val="single" w:color="356854" w:sz="6" w:space="0"/>
+              <w:bottom w:val="single" w:color="FFFFFF" w:sz="12" w:space="0"/>
+              <w:right w:val="single" w:color="356854" w:sz="6" w:space="0"/>
+            </w:tcBorders>
+            <w:shd w:val="clear" w:color="auto" w:fill="356854"/>
             <w:vAlign w:val="center"/>
           </w:tcPr>
           <w:p>
@@ -950,66 +910,54 @@
               <w:spacing w:after="0" w:line="259" w:lineRule="auto"/>
               <w:ind w:left="0" w:right="0" w:firstLine="0"/>
               <w:jc w:val="center"/>
-              <w:rPr/>
-            </w:pPr>
-            <w:r>
-              <w:rPr>
-                <w:color w:val="ffffff"/>
+            </w:pPr>
+            <w:r>
+              <w:rPr>
+                <w:color w:val="FFFFFF"/>
                 <w:sz w:val="20"/>
                 <w:szCs w:val="20"/>
                 <w:rtl w:val="0"/>
               </w:rPr>
               <w:t xml:space="preserve">Tác giả, cơ quan xuất bản, trích dẫn </w:t>
             </w:r>
-            <w:r>
-              <w:rPr>
-                <w:rtl w:val="0"/>
-              </w:rPr>
-            </w:r>
-          </w:p>
-        </w:tc>
-        <w:tc>
-          <w:tcPr>
-            <w:tcBorders>
-              <w:top w:color="284e3f" w:space="0" w:sz="6" w:val="single"/>
-              <w:left w:color="356854" w:space="0" w:sz="6" w:val="single"/>
-              <w:bottom w:color="ffffff" w:space="0" w:sz="12" w:val="single"/>
-              <w:right w:color="356854" w:space="0" w:sz="6" w:val="single"/>
-            </w:tcBorders>
-            <w:shd w:fill="356854" w:val="clear"/>
-          </w:tcPr>
-          <w:p>
-            <w:pPr>
-              <w:spacing w:after="0" w:line="259" w:lineRule="auto"/>
-              <w:ind w:left="81" w:right="125" w:firstLine="120.00000000000001"/>
+          </w:p>
+        </w:tc>
+        <w:tc>
+          <w:tcPr>
+            <w:tcBorders>
+              <w:top w:val="single" w:color="284E3F" w:sz="6" w:space="0"/>
+              <w:left w:val="single" w:color="356854" w:sz="6" w:space="0"/>
+              <w:bottom w:val="single" w:color="FFFFFF" w:sz="12" w:space="0"/>
+              <w:right w:val="single" w:color="356854" w:sz="6" w:space="0"/>
+            </w:tcBorders>
+            <w:shd w:val="clear" w:color="auto" w:fill="356854"/>
+          </w:tcPr>
+          <w:p>
+            <w:pPr>
+              <w:spacing w:after="0" w:line="259" w:lineRule="auto"/>
+              <w:ind w:left="81" w:right="125" w:firstLine="120"/>
               <w:jc w:val="both"/>
-              <w:rPr/>
-            </w:pPr>
-            <w:r>
-              <w:rPr>
-                <w:color w:val="ffffff"/>
+            </w:pPr>
+            <w:r>
+              <w:rPr>
+                <w:color w:val="FFFFFF"/>
                 <w:sz w:val="20"/>
                 <w:szCs w:val="20"/>
                 <w:rtl w:val="0"/>
               </w:rPr>
               <w:t xml:space="preserve">Phương pháp nghiên cứu, tính cập nhật </w:t>
             </w:r>
-            <w:r>
-              <w:rPr>
-                <w:rtl w:val="0"/>
-              </w:rPr>
-            </w:r>
-          </w:p>
-        </w:tc>
-        <w:tc>
-          <w:tcPr>
-            <w:tcBorders>
-              <w:top w:color="284e3f" w:space="0" w:sz="6" w:val="single"/>
-              <w:left w:color="356854" w:space="0" w:sz="6" w:val="single"/>
-              <w:bottom w:color="ffffff" w:space="0" w:sz="12" w:val="single"/>
-              <w:right w:color="356854" w:space="0" w:sz="6" w:val="single"/>
-            </w:tcBorders>
-            <w:shd w:fill="356854" w:val="clear"/>
+          </w:p>
+        </w:tc>
+        <w:tc>
+          <w:tcPr>
+            <w:tcBorders>
+              <w:top w:val="single" w:color="284E3F" w:sz="6" w:space="0"/>
+              <w:left w:val="single" w:color="356854" w:sz="6" w:space="0"/>
+              <w:bottom w:val="single" w:color="FFFFFF" w:sz="12" w:space="0"/>
+              <w:right w:val="single" w:color="356854" w:sz="6" w:space="0"/>
+            </w:tcBorders>
+            <w:shd w:val="clear" w:color="auto" w:fill="356854"/>
             <w:vAlign w:val="center"/>
           </w:tcPr>
           <w:p>
@@ -1017,33 +965,27 @@
               <w:spacing w:after="0" w:line="259" w:lineRule="auto"/>
               <w:ind w:left="0" w:right="46" w:firstLine="0"/>
               <w:jc w:val="center"/>
-              <w:rPr/>
-            </w:pPr>
-            <w:r>
-              <w:rPr>
-                <w:color w:val="ffffff"/>
+            </w:pPr>
+            <w:r>
+              <w:rPr>
+                <w:color w:val="FFFFFF"/>
                 <w:sz w:val="20"/>
                 <w:szCs w:val="20"/>
                 <w:rtl w:val="0"/>
               </w:rPr>
               <w:t xml:space="preserve">Ưu điểm-Nhược điểm </w:t>
             </w:r>
-            <w:r>
-              <w:rPr>
-                <w:rtl w:val="0"/>
-              </w:rPr>
-            </w:r>
-          </w:p>
-        </w:tc>
-        <w:tc>
-          <w:tcPr>
-            <w:tcBorders>
-              <w:top w:color="284e3f" w:space="0" w:sz="6" w:val="single"/>
-              <w:left w:color="356854" w:space="0" w:sz="6" w:val="single"/>
-              <w:bottom w:color="ffffff" w:space="0" w:sz="12" w:val="single"/>
-              <w:right w:color="284e3f" w:space="0" w:sz="6" w:val="single"/>
-            </w:tcBorders>
-            <w:shd w:fill="356854" w:val="clear"/>
+          </w:p>
+        </w:tc>
+        <w:tc>
+          <w:tcPr>
+            <w:tcBorders>
+              <w:top w:val="single" w:color="284E3F" w:sz="6" w:space="0"/>
+              <w:left w:val="single" w:color="356854" w:sz="6" w:space="0"/>
+              <w:bottom w:val="single" w:color="FFFFFF" w:sz="12" w:space="0"/>
+              <w:right w:val="single" w:color="284E3F" w:sz="6" w:space="0"/>
+            </w:tcBorders>
+            <w:shd w:val="clear" w:color="auto" w:fill="356854"/>
             <w:vAlign w:val="center"/>
           </w:tcPr>
           <w:p>
@@ -1051,38 +993,38 @@
               <w:spacing w:after="0" w:line="259" w:lineRule="auto"/>
               <w:ind w:left="0" w:right="0" w:firstLine="0"/>
               <w:jc w:val="center"/>
-              <w:rPr/>
-            </w:pPr>
-            <w:r>
-              <w:rPr>
-                <w:color w:val="ffffff"/>
+            </w:pPr>
+            <w:r>
+              <w:rPr>
+                <w:color w:val="FFFFFF"/>
                 <w:sz w:val="20"/>
                 <w:szCs w:val="20"/>
                 <w:rtl w:val="0"/>
               </w:rPr>
               <w:t xml:space="preserve">Đánh giá </w:t>
-            </w:r>
-            <w:r>
-              <w:rPr>
-                <w:rtl w:val="0"/>
-              </w:rPr>
             </w:r>
           </w:p>
         </w:tc>
       </w:tr>
       <w:tr>
+        <w:tblPrEx>
+          <w:tblCellMar>
+            <w:top w:w="31" w:type="dxa"/>
+            <w:left w:w="118" w:type="dxa"/>
+            <w:bottom w:w="0" w:type="dxa"/>
+            <w:right w:w="74" w:type="dxa"/>
+          </w:tblCellMar>
+        </w:tblPrEx>
         <w:trPr>
-          <w:cantSplit w:val="0"/>
           <w:trHeight w:val="1006" w:hRule="atLeast"/>
-          <w:tblHeader w:val="0"/>
         </w:trPr>
         <w:tc>
           <w:tcPr>
             <w:tcBorders>
-              <w:top w:color="ffffff" w:space="0" w:sz="12" w:val="single"/>
-              <w:left w:color="284e3f" w:space="0" w:sz="6" w:val="single"/>
-              <w:bottom w:color="f6f8f9" w:space="0" w:sz="12" w:val="single"/>
-              <w:right w:color="cccccc" w:space="0" w:sz="6" w:val="single"/>
+              <w:top w:val="single" w:color="FFFFFF" w:sz="12" w:space="0"/>
+              <w:left w:val="single" w:color="284E3F" w:sz="6" w:space="0"/>
+              <w:bottom w:val="single" w:color="F6F8F9" w:sz="12" w:space="0"/>
+              <w:right w:val="single" w:color="CCCCCC" w:sz="6" w:space="0"/>
             </w:tcBorders>
             <w:vAlign w:val="center"/>
           </w:tcPr>
@@ -1090,12 +1032,11 @@
             <w:pPr>
               <w:spacing w:after="0" w:line="259" w:lineRule="auto"/>
               <w:ind w:left="0" w:right="0" w:firstLine="0"/>
-              <w:rPr/>
-            </w:pPr>
-            <w:r>
-              <w:rPr>
-                <w:b w:val="1"/>
-                <w:bCs w:val="1"/>
+            </w:pPr>
+            <w:r>
+              <w:rPr>
+                <w:b/>
+                <w:bCs/>
                 <w:color w:val="434343"/>
                 <w:sz w:val="20"/>
                 <w:szCs w:val="20"/>
@@ -1103,20 +1044,15 @@
               </w:rPr>
               <w:t xml:space="preserve">1 </w:t>
             </w:r>
-            <w:r>
-              <w:rPr>
-                <w:rtl w:val="0"/>
-              </w:rPr>
-            </w:r>
-          </w:p>
-        </w:tc>
-        <w:tc>
-          <w:tcPr>
-            <w:tcBorders>
-              <w:top w:color="ffffff" w:space="0" w:sz="12" w:val="single"/>
-              <w:left w:color="cccccc" w:space="0" w:sz="6" w:val="single"/>
-              <w:bottom w:color="f6f8f9" w:space="0" w:sz="12" w:val="single"/>
-              <w:right w:color="cccccc" w:space="0" w:sz="6" w:val="single"/>
+          </w:p>
+        </w:tc>
+        <w:tc>
+          <w:tcPr>
+            <w:tcBorders>
+              <w:top w:val="single" w:color="FFFFFF" w:sz="12" w:space="0"/>
+              <w:left w:val="single" w:color="CCCCCC" w:sz="6" w:space="0"/>
+              <w:bottom w:val="single" w:color="F6F8F9" w:sz="12" w:space="0"/>
+              <w:right w:val="single" w:color="CCCCCC" w:sz="6" w:space="0"/>
             </w:tcBorders>
             <w:vAlign w:val="center"/>
           </w:tcPr>
@@ -1125,7 +1061,6 @@
               <w:spacing w:after="0" w:line="259" w:lineRule="auto"/>
               <w:ind w:left="0" w:right="179" w:firstLine="0"/>
               <w:jc w:val="both"/>
-              <w:rPr/>
             </w:pPr>
             <w:r>
               <w:rPr>
@@ -1136,20 +1071,15 @@
               </w:rPr>
               <w:t xml:space="preserve">Deep learning for food recognition </w:t>
             </w:r>
-            <w:r>
-              <w:rPr>
-                <w:rtl w:val="0"/>
-              </w:rPr>
-            </w:r>
-          </w:p>
-        </w:tc>
-        <w:tc>
-          <w:tcPr>
-            <w:tcBorders>
-              <w:top w:color="ffffff" w:space="0" w:sz="12" w:val="single"/>
-              <w:left w:color="cccccc" w:space="0" w:sz="6" w:val="single"/>
-              <w:bottom w:color="f6f8f9" w:space="0" w:sz="12" w:val="single"/>
-              <w:right w:color="cccccc" w:space="0" w:sz="6" w:val="single"/>
+          </w:p>
+        </w:tc>
+        <w:tc>
+          <w:tcPr>
+            <w:tcBorders>
+              <w:top w:val="single" w:color="FFFFFF" w:sz="12" w:space="0"/>
+              <w:left w:val="single" w:color="CCCCCC" w:sz="6" w:space="0"/>
+              <w:bottom w:val="single" w:color="F6F8F9" w:sz="12" w:space="0"/>
+              <w:right w:val="single" w:color="CCCCCC" w:sz="6" w:space="0"/>
             </w:tcBorders>
             <w:vAlign w:val="center"/>
           </w:tcPr>
@@ -1157,7 +1087,6 @@
             <w:pPr>
               <w:spacing w:after="0" w:line="259" w:lineRule="auto"/>
               <w:ind w:left="4" w:right="0" w:firstLine="0"/>
-              <w:rPr/>
             </w:pPr>
             <w:r>
               <w:rPr>
@@ -1168,20 +1097,15 @@
               </w:rPr>
               <w:t xml:space="preserve">Tạp chí khoa học </w:t>
             </w:r>
-            <w:r>
-              <w:rPr>
-                <w:rtl w:val="0"/>
-              </w:rPr>
-            </w:r>
-          </w:p>
-        </w:tc>
-        <w:tc>
-          <w:tcPr>
-            <w:tcBorders>
-              <w:top w:color="ffffff" w:space="0" w:sz="12" w:val="single"/>
-              <w:left w:color="cccccc" w:space="0" w:sz="6" w:val="single"/>
-              <w:bottom w:color="f6f8f9" w:space="0" w:sz="12" w:val="single"/>
-              <w:right w:color="cccccc" w:space="0" w:sz="6" w:val="single"/>
+          </w:p>
+        </w:tc>
+        <w:tc>
+          <w:tcPr>
+            <w:tcBorders>
+              <w:top w:val="single" w:color="FFFFFF" w:sz="12" w:space="0"/>
+              <w:left w:val="single" w:color="CCCCCC" w:sz="6" w:space="0"/>
+              <w:bottom w:val="single" w:color="F6F8F9" w:sz="12" w:space="0"/>
+              <w:right w:val="single" w:color="CCCCCC" w:sz="6" w:space="0"/>
             </w:tcBorders>
           </w:tcPr>
           <w:p>
@@ -1189,18 +1113,17 @@
               <w:spacing w:after="26" w:line="237" w:lineRule="auto"/>
               <w:ind w:left="4" w:right="435" w:firstLine="0"/>
               <w:jc w:val="both"/>
-              <w:rPr/>
-            </w:pPr>
-            <w:r>
-              <w:rPr>
-                <w:b w:val="1"/>
-                <w:bCs w:val="1"/>
-                <w:color w:val="434343"/>
-                <w:sz w:val="20"/>
-                <w:szCs w:val="20"/>
-                <w:rtl w:val="0"/>
-              </w:rPr>
-              <w:t xml:space="preserve">Tác giả</w:t>
+            </w:pPr>
+            <w:r>
+              <w:rPr>
+                <w:b/>
+                <w:bCs/>
+                <w:color w:val="434343"/>
+                <w:sz w:val="20"/>
+                <w:szCs w:val="20"/>
+                <w:rtl w:val="0"/>
+              </w:rPr>
+              <w:t>Tác giả</w:t>
             </w:r>
             <w:r>
               <w:rPr>
@@ -1211,28 +1134,22 @@
               </w:rPr>
               <w:t xml:space="preserve">: Jiang et al.CQXB: IEEE TPAMI </w:t>
             </w:r>
-            <w:r>
-              <w:rPr>
-                <w:rtl w:val="0"/>
-              </w:rPr>
-            </w:r>
           </w:p>
           <w:p>
             <w:pPr>
               <w:spacing w:after="0" w:line="259" w:lineRule="auto"/>
               <w:ind w:left="4" w:right="0" w:firstLine="0"/>
-              <w:rPr/>
-            </w:pPr>
-            <w:r>
-              <w:rPr>
-                <w:b w:val="1"/>
-                <w:bCs w:val="1"/>
-                <w:color w:val="434343"/>
-                <w:sz w:val="20"/>
-                <w:szCs w:val="20"/>
-                <w:rtl w:val="0"/>
-              </w:rPr>
-              <w:t xml:space="preserve">Trích dẫn</w:t>
+            </w:pPr>
+            <w:r>
+              <w:rPr>
+                <w:b/>
+                <w:bCs/>
+                <w:color w:val="434343"/>
+                <w:sz w:val="20"/>
+                <w:szCs w:val="20"/>
+                <w:rtl w:val="0"/>
+              </w:rPr>
+              <w:t>Trích dẫn</w:t>
             </w:r>
             <w:r>
               <w:rPr>
@@ -1243,20 +1160,15 @@
               </w:rPr>
               <w:t xml:space="preserve">: &gt;500 </w:t>
             </w:r>
-            <w:r>
-              <w:rPr>
-                <w:rtl w:val="0"/>
-              </w:rPr>
-            </w:r>
-          </w:p>
-        </w:tc>
-        <w:tc>
-          <w:tcPr>
-            <w:tcBorders>
-              <w:top w:color="ffffff" w:space="0" w:sz="12" w:val="single"/>
-              <w:left w:color="cccccc" w:space="0" w:sz="6" w:val="single"/>
-              <w:bottom w:color="f6f8f9" w:space="0" w:sz="12" w:val="single"/>
-              <w:right w:color="cccccc" w:space="0" w:sz="6" w:val="single"/>
+          </w:p>
+        </w:tc>
+        <w:tc>
+          <w:tcPr>
+            <w:tcBorders>
+              <w:top w:val="single" w:color="FFFFFF" w:sz="12" w:space="0"/>
+              <w:left w:val="single" w:color="CCCCCC" w:sz="6" w:space="0"/>
+              <w:bottom w:val="single" w:color="F6F8F9" w:sz="12" w:space="0"/>
+              <w:right w:val="single" w:color="CCCCCC" w:sz="6" w:space="0"/>
             </w:tcBorders>
             <w:vAlign w:val="center"/>
           </w:tcPr>
@@ -1265,18 +1177,17 @@
               <w:spacing w:after="0" w:line="259" w:lineRule="auto"/>
               <w:ind w:left="4" w:right="137" w:firstLine="0"/>
               <w:jc w:val="both"/>
-              <w:rPr/>
-            </w:pPr>
-            <w:r>
-              <w:rPr>
-                <w:b w:val="1"/>
-                <w:bCs w:val="1"/>
-                <w:color w:val="434343"/>
-                <w:sz w:val="20"/>
-                <w:szCs w:val="20"/>
-                <w:rtl w:val="0"/>
-              </w:rPr>
-              <w:t xml:space="preserve">PPNC</w:t>
+            </w:pPr>
+            <w:r>
+              <w:rPr>
+                <w:b/>
+                <w:bCs/>
+                <w:color w:val="434343"/>
+                <w:sz w:val="20"/>
+                <w:szCs w:val="20"/>
+                <w:rtl w:val="0"/>
+              </w:rPr>
+              <w:t>PPNC</w:t>
             </w:r>
             <w:r>
               <w:rPr>
@@ -1289,14 +1200,14 @@
             </w:r>
             <w:r>
               <w:rPr>
-                <w:b w:val="1"/>
-                <w:bCs w:val="1"/>
-                <w:color w:val="434343"/>
-                <w:sz w:val="20"/>
-                <w:szCs w:val="20"/>
-                <w:rtl w:val="0"/>
-              </w:rPr>
-              <w:t xml:space="preserve">Cập nhật</w:t>
+                <w:b/>
+                <w:bCs/>
+                <w:color w:val="434343"/>
+                <w:sz w:val="20"/>
+                <w:szCs w:val="20"/>
+                <w:rtl w:val="0"/>
+              </w:rPr>
+              <w:t>Cập nhật</w:t>
             </w:r>
             <w:r>
               <w:rPr>
@@ -1307,38 +1218,32 @@
               </w:rPr>
               <w:t xml:space="preserve">: 2020 </w:t>
             </w:r>
-            <w:r>
-              <w:rPr>
-                <w:rtl w:val="0"/>
-              </w:rPr>
-            </w:r>
-          </w:p>
-        </w:tc>
-        <w:tc>
-          <w:tcPr>
-            <w:tcBorders>
-              <w:top w:color="ffffff" w:space="0" w:sz="12" w:val="single"/>
-              <w:left w:color="cccccc" w:space="0" w:sz="6" w:val="single"/>
-              <w:bottom w:color="f6f8f9" w:space="0" w:sz="12" w:val="single"/>
-              <w:right w:color="cccccc" w:space="0" w:sz="6" w:val="single"/>
+          </w:p>
+        </w:tc>
+        <w:tc>
+          <w:tcPr>
+            <w:tcBorders>
+              <w:top w:val="single" w:color="FFFFFF" w:sz="12" w:space="0"/>
+              <w:left w:val="single" w:color="CCCCCC" w:sz="6" w:space="0"/>
+              <w:bottom w:val="single" w:color="F6F8F9" w:sz="12" w:space="0"/>
+              <w:right w:val="single" w:color="CCCCCC" w:sz="6" w:space="0"/>
             </w:tcBorders>
           </w:tcPr>
           <w:p>
             <w:pPr>
               <w:spacing w:after="1" w:line="276" w:lineRule="auto"/>
               <w:ind w:left="0" w:right="0" w:firstLine="0"/>
-              <w:rPr/>
-            </w:pPr>
-            <w:r>
-              <w:rPr>
-                <w:b w:val="1"/>
-                <w:bCs w:val="1"/>
-                <w:color w:val="434343"/>
-                <w:sz w:val="20"/>
-                <w:szCs w:val="20"/>
-                <w:rtl w:val="0"/>
-              </w:rPr>
-              <w:t xml:space="preserve">Ưu</w:t>
+            </w:pPr>
+            <w:r>
+              <w:rPr>
+                <w:b/>
+                <w:bCs/>
+                <w:color w:val="434343"/>
+                <w:sz w:val="20"/>
+                <w:szCs w:val="20"/>
+                <w:rtl w:val="0"/>
+              </w:rPr>
+              <w:t>Ưu</w:t>
             </w:r>
             <w:r>
               <w:rPr>
@@ -1349,28 +1254,22 @@
               </w:rPr>
               <w:t xml:space="preserve">: Bao quát các thuật toán Deep Learning hiện đại. </w:t>
             </w:r>
-            <w:r>
-              <w:rPr>
-                <w:rtl w:val="0"/>
-              </w:rPr>
-            </w:r>
           </w:p>
           <w:p>
             <w:pPr>
               <w:spacing w:after="0" w:line="259" w:lineRule="auto"/>
               <w:ind w:left="0" w:right="0" w:firstLine="0"/>
-              <w:rPr/>
-            </w:pPr>
-            <w:r>
-              <w:rPr>
-                <w:b w:val="1"/>
-                <w:bCs w:val="1"/>
-                <w:color w:val="434343"/>
-                <w:sz w:val="20"/>
-                <w:szCs w:val="20"/>
-                <w:rtl w:val="0"/>
-              </w:rPr>
-              <w:t xml:space="preserve">Nhược</w:t>
+            </w:pPr>
+            <w:r>
+              <w:rPr>
+                <w:b/>
+                <w:bCs/>
+                <w:color w:val="434343"/>
+                <w:sz w:val="20"/>
+                <w:szCs w:val="20"/>
+                <w:rtl w:val="0"/>
+              </w:rPr>
+              <w:t>Nhược</w:t>
             </w:r>
             <w:r>
               <w:rPr>
@@ -1381,20 +1280,15 @@
               </w:rPr>
               <w:t xml:space="preserve">: Không đi sâu vào code thực hành. </w:t>
             </w:r>
-            <w:r>
-              <w:rPr>
-                <w:rtl w:val="0"/>
-              </w:rPr>
-            </w:r>
-          </w:p>
-        </w:tc>
-        <w:tc>
-          <w:tcPr>
-            <w:tcBorders>
-              <w:top w:color="ffffff" w:space="0" w:sz="12" w:val="single"/>
-              <w:left w:color="cccccc" w:space="0" w:sz="6" w:val="single"/>
-              <w:bottom w:color="f6f8f9" w:space="0" w:sz="12" w:val="single"/>
-              <w:right w:color="284e3f" w:space="0" w:sz="6" w:val="single"/>
+          </w:p>
+        </w:tc>
+        <w:tc>
+          <w:tcPr>
+            <w:tcBorders>
+              <w:top w:val="single" w:color="FFFFFF" w:sz="12" w:space="0"/>
+              <w:left w:val="single" w:color="CCCCCC" w:sz="6" w:space="0"/>
+              <w:bottom w:val="single" w:color="F6F8F9" w:sz="12" w:space="0"/>
+              <w:right w:val="single" w:color="284E3F" w:sz="6" w:space="0"/>
             </w:tcBorders>
             <w:vAlign w:val="center"/>
           </w:tcPr>
@@ -1402,7 +1296,6 @@
             <w:pPr>
               <w:spacing w:after="0" w:line="259" w:lineRule="auto"/>
               <w:ind w:left="0" w:right="0" w:firstLine="0"/>
-              <w:rPr/>
             </w:pPr>
             <w:r>
               <w:rPr>
@@ -1412,42 +1305,42 @@
                 <w:rtl w:val="0"/>
               </w:rPr>
               <w:t xml:space="preserve">9.5/10 </w:t>
-            </w:r>
-            <w:r>
-              <w:rPr>
-                <w:rtl w:val="0"/>
-              </w:rPr>
             </w:r>
           </w:p>
         </w:tc>
       </w:tr>
       <w:tr>
+        <w:tblPrEx>
+          <w:tblCellMar>
+            <w:top w:w="31" w:type="dxa"/>
+            <w:left w:w="118" w:type="dxa"/>
+            <w:bottom w:w="0" w:type="dxa"/>
+            <w:right w:w="74" w:type="dxa"/>
+          </w:tblCellMar>
+        </w:tblPrEx>
         <w:trPr>
-          <w:cantSplit w:val="0"/>
           <w:trHeight w:val="986" w:hRule="atLeast"/>
-          <w:tblHeader w:val="0"/>
         </w:trPr>
         <w:tc>
           <w:tcPr>
             <w:tcBorders>
-              <w:top w:color="f6f8f9" w:space="0" w:sz="12" w:val="single"/>
-              <w:left w:color="284e3f" w:space="0" w:sz="6" w:val="single"/>
-              <w:bottom w:color="ffffff" w:space="0" w:sz="12" w:val="single"/>
-              <w:right w:color="cccccc" w:space="0" w:sz="6" w:val="single"/>
-            </w:tcBorders>
-            <w:shd w:fill="f6f8f9" w:val="clear"/>
+              <w:top w:val="single" w:color="F6F8F9" w:sz="12" w:space="0"/>
+              <w:left w:val="single" w:color="284E3F" w:sz="6" w:space="0"/>
+              <w:bottom w:val="single" w:color="FFFFFF" w:sz="12" w:space="0"/>
+              <w:right w:val="single" w:color="CCCCCC" w:sz="6" w:space="0"/>
+            </w:tcBorders>
+            <w:shd w:val="clear" w:color="auto" w:fill="F6F8F9"/>
             <w:vAlign w:val="center"/>
           </w:tcPr>
           <w:p>
             <w:pPr>
               <w:spacing w:after="0" w:line="259" w:lineRule="auto"/>
               <w:ind w:left="0" w:right="0" w:firstLine="0"/>
-              <w:rPr/>
-            </w:pPr>
-            <w:r>
-              <w:rPr>
-                <w:b w:val="1"/>
-                <w:bCs w:val="1"/>
+            </w:pPr>
+            <w:r>
+              <w:rPr>
+                <w:b/>
+                <w:bCs/>
                 <w:color w:val="434343"/>
                 <w:sz w:val="20"/>
                 <w:szCs w:val="20"/>
@@ -1455,28 +1348,22 @@
               </w:rPr>
               <w:t xml:space="preserve">2 </w:t>
             </w:r>
-            <w:r>
-              <w:rPr>
-                <w:rtl w:val="0"/>
-              </w:rPr>
-            </w:r>
-          </w:p>
-        </w:tc>
-        <w:tc>
-          <w:tcPr>
-            <w:tcBorders>
-              <w:top w:color="f6f8f9" w:space="0" w:sz="12" w:val="single"/>
-              <w:left w:color="cccccc" w:space="0" w:sz="6" w:val="single"/>
-              <w:bottom w:color="ffffff" w:space="0" w:sz="12" w:val="single"/>
-              <w:right w:color="cccccc" w:space="0" w:sz="6" w:val="single"/>
-            </w:tcBorders>
-            <w:shd w:fill="f6f8f9" w:val="clear"/>
+          </w:p>
+        </w:tc>
+        <w:tc>
+          <w:tcPr>
+            <w:tcBorders>
+              <w:top w:val="single" w:color="F6F8F9" w:sz="12" w:space="0"/>
+              <w:left w:val="single" w:color="CCCCCC" w:sz="6" w:space="0"/>
+              <w:bottom w:val="single" w:color="FFFFFF" w:sz="12" w:space="0"/>
+              <w:right w:val="single" w:color="CCCCCC" w:sz="6" w:space="0"/>
+            </w:tcBorders>
+            <w:shd w:val="clear" w:color="auto" w:fill="F6F8F9"/>
           </w:tcPr>
           <w:p>
             <w:pPr>
               <w:spacing w:after="0" w:line="259" w:lineRule="auto"/>
               <w:ind w:left="0" w:right="0" w:firstLine="0"/>
-              <w:rPr/>
             </w:pPr>
             <w:r>
               <w:rPr>
@@ -1487,17 +1374,11 @@
               </w:rPr>
               <w:t xml:space="preserve">Food </w:t>
             </w:r>
-            <w:r>
-              <w:rPr>
-                <w:rtl w:val="0"/>
-              </w:rPr>
-            </w:r>
           </w:p>
           <w:p>
             <w:pPr>
               <w:spacing w:after="0" w:line="259" w:lineRule="auto"/>
               <w:ind w:left="0" w:right="0" w:firstLine="0"/>
-              <w:rPr/>
             </w:pPr>
             <w:r>
               <w:rPr>
@@ -1508,29 +1389,23 @@
               </w:rPr>
               <w:t xml:space="preserve">classification &amp; volume estimation </w:t>
             </w:r>
-            <w:r>
-              <w:rPr>
-                <w:rtl w:val="0"/>
-              </w:rPr>
-            </w:r>
-          </w:p>
-        </w:tc>
-        <w:tc>
-          <w:tcPr>
-            <w:tcBorders>
-              <w:top w:color="f6f8f9" w:space="0" w:sz="12" w:val="single"/>
-              <w:left w:color="cccccc" w:space="0" w:sz="6" w:val="single"/>
-              <w:bottom w:color="ffffff" w:space="0" w:sz="12" w:val="single"/>
-              <w:right w:color="cccccc" w:space="0" w:sz="6" w:val="single"/>
-            </w:tcBorders>
-            <w:shd w:fill="f6f8f9" w:val="clear"/>
+          </w:p>
+        </w:tc>
+        <w:tc>
+          <w:tcPr>
+            <w:tcBorders>
+              <w:top w:val="single" w:color="F6F8F9" w:sz="12" w:space="0"/>
+              <w:left w:val="single" w:color="CCCCCC" w:sz="6" w:space="0"/>
+              <w:bottom w:val="single" w:color="FFFFFF" w:sz="12" w:space="0"/>
+              <w:right w:val="single" w:color="CCCCCC" w:sz="6" w:space="0"/>
+            </w:tcBorders>
+            <w:shd w:val="clear" w:color="auto" w:fill="F6F8F9"/>
             <w:vAlign w:val="center"/>
           </w:tcPr>
           <w:p>
             <w:pPr>
               <w:spacing w:after="0" w:line="259" w:lineRule="auto"/>
               <w:ind w:left="4" w:right="0" w:firstLine="0"/>
-              <w:rPr/>
             </w:pPr>
             <w:r>
               <w:rPr>
@@ -1541,40 +1416,34 @@
               </w:rPr>
               <w:t xml:space="preserve">Tạp chí khoa học </w:t>
             </w:r>
-            <w:r>
-              <w:rPr>
-                <w:rtl w:val="0"/>
-              </w:rPr>
-            </w:r>
-          </w:p>
-        </w:tc>
-        <w:tc>
-          <w:tcPr>
-            <w:tcBorders>
-              <w:top w:color="f6f8f9" w:space="0" w:sz="12" w:val="single"/>
-              <w:left w:color="cccccc" w:space="0" w:sz="6" w:val="single"/>
-              <w:bottom w:color="ffffff" w:space="0" w:sz="12" w:val="single"/>
-              <w:right w:color="cccccc" w:space="0" w:sz="6" w:val="single"/>
-            </w:tcBorders>
-            <w:shd w:fill="f6f8f9" w:val="clear"/>
+          </w:p>
+        </w:tc>
+        <w:tc>
+          <w:tcPr>
+            <w:tcBorders>
+              <w:top w:val="single" w:color="F6F8F9" w:sz="12" w:space="0"/>
+              <w:left w:val="single" w:color="CCCCCC" w:sz="6" w:space="0"/>
+              <w:bottom w:val="single" w:color="FFFFFF" w:sz="12" w:space="0"/>
+              <w:right w:val="single" w:color="CCCCCC" w:sz="6" w:space="0"/>
+            </w:tcBorders>
+            <w:shd w:val="clear" w:color="auto" w:fill="F6F8F9"/>
           </w:tcPr>
           <w:p>
             <w:pPr>
               <w:spacing w:after="28" w:line="234" w:lineRule="auto"/>
               <w:ind w:left="4" w:right="498" w:firstLine="0"/>
               <w:jc w:val="both"/>
-              <w:rPr/>
-            </w:pPr>
-            <w:r>
-              <w:rPr>
-                <w:b w:val="1"/>
-                <w:bCs w:val="1"/>
-                <w:color w:val="434343"/>
-                <w:sz w:val="20"/>
-                <w:szCs w:val="20"/>
-                <w:rtl w:val="0"/>
-              </w:rPr>
-              <w:t xml:space="preserve">Tác giả</w:t>
+            </w:pPr>
+            <w:r>
+              <w:rPr>
+                <w:b/>
+                <w:bCs/>
+                <w:color w:val="434343"/>
+                <w:sz w:val="20"/>
+                <w:szCs w:val="20"/>
+                <w:rtl w:val="0"/>
+              </w:rPr>
+              <w:t>Tác giả</w:t>
             </w:r>
             <w:r>
               <w:rPr>
@@ -1585,28 +1454,22 @@
               </w:rPr>
               <w:t xml:space="preserve">: Lo et al.CQXB: IEEE JBHI </w:t>
             </w:r>
-            <w:r>
-              <w:rPr>
-                <w:rtl w:val="0"/>
-              </w:rPr>
-            </w:r>
           </w:p>
           <w:p>
             <w:pPr>
               <w:spacing w:after="0" w:line="259" w:lineRule="auto"/>
               <w:ind w:left="4" w:right="0" w:firstLine="0"/>
-              <w:rPr/>
-            </w:pPr>
-            <w:r>
-              <w:rPr>
-                <w:b w:val="1"/>
-                <w:bCs w:val="1"/>
-                <w:color w:val="434343"/>
-                <w:sz w:val="20"/>
-                <w:szCs w:val="20"/>
-                <w:rtl w:val="0"/>
-              </w:rPr>
-              <w:t xml:space="preserve">Trích dẫn</w:t>
+            </w:pPr>
+            <w:r>
+              <w:rPr>
+                <w:b/>
+                <w:bCs/>
+                <w:color w:val="434343"/>
+                <w:sz w:val="20"/>
+                <w:szCs w:val="20"/>
+                <w:rtl w:val="0"/>
+              </w:rPr>
+              <w:t>Trích dẫn</w:t>
             </w:r>
             <w:r>
               <w:rPr>
@@ -1617,22 +1480,17 @@
               </w:rPr>
               <w:t xml:space="preserve">: &gt;300 </w:t>
             </w:r>
-            <w:r>
-              <w:rPr>
-                <w:rtl w:val="0"/>
-              </w:rPr>
-            </w:r>
-          </w:p>
-        </w:tc>
-        <w:tc>
-          <w:tcPr>
-            <w:tcBorders>
-              <w:top w:color="f6f8f9" w:space="0" w:sz="12" w:val="single"/>
-              <w:left w:color="cccccc" w:space="0" w:sz="6" w:val="single"/>
-              <w:bottom w:color="ffffff" w:space="0" w:sz="12" w:val="single"/>
-              <w:right w:color="cccccc" w:space="0" w:sz="6" w:val="single"/>
-            </w:tcBorders>
-            <w:shd w:fill="f6f8f9" w:val="clear"/>
+          </w:p>
+        </w:tc>
+        <w:tc>
+          <w:tcPr>
+            <w:tcBorders>
+              <w:top w:val="single" w:color="F6F8F9" w:sz="12" w:space="0"/>
+              <w:left w:val="single" w:color="CCCCCC" w:sz="6" w:space="0"/>
+              <w:bottom w:val="single" w:color="FFFFFF" w:sz="12" w:space="0"/>
+              <w:right w:val="single" w:color="CCCCCC" w:sz="6" w:space="0"/>
+            </w:tcBorders>
+            <w:shd w:val="clear" w:color="auto" w:fill="F6F8F9"/>
             <w:vAlign w:val="center"/>
           </w:tcPr>
           <w:p>
@@ -1640,18 +1498,17 @@
               <w:spacing w:after="0" w:line="276" w:lineRule="auto"/>
               <w:ind w:left="4" w:right="0" w:firstLine="0"/>
               <w:jc w:val="both"/>
-              <w:rPr/>
-            </w:pPr>
-            <w:r>
-              <w:rPr>
-                <w:b w:val="1"/>
-                <w:bCs w:val="1"/>
-                <w:color w:val="434343"/>
-                <w:sz w:val="20"/>
-                <w:szCs w:val="20"/>
-                <w:rtl w:val="0"/>
-              </w:rPr>
-              <w:t xml:space="preserve">PPNC</w:t>
+            </w:pPr>
+            <w:r>
+              <w:rPr>
+                <w:b/>
+                <w:bCs/>
+                <w:color w:val="434343"/>
+                <w:sz w:val="20"/>
+                <w:szCs w:val="20"/>
+                <w:rtl w:val="0"/>
+              </w:rPr>
+              <w:t>PPNC</w:t>
             </w:r>
             <w:r>
               <w:rPr>
@@ -1662,28 +1519,22 @@
               </w:rPr>
               <w:t xml:space="preserve">: Đánh giá có hệ thống. </w:t>
             </w:r>
-            <w:r>
-              <w:rPr>
-                <w:rtl w:val="0"/>
-              </w:rPr>
-            </w:r>
           </w:p>
           <w:p>
             <w:pPr>
               <w:spacing w:after="0" w:line="259" w:lineRule="auto"/>
               <w:ind w:left="4" w:right="0" w:firstLine="0"/>
-              <w:rPr/>
-            </w:pPr>
-            <w:r>
-              <w:rPr>
-                <w:b w:val="1"/>
-                <w:bCs w:val="1"/>
-                <w:color w:val="434343"/>
-                <w:sz w:val="20"/>
-                <w:szCs w:val="20"/>
-                <w:rtl w:val="0"/>
-              </w:rPr>
-              <w:t xml:space="preserve">Cập nhật</w:t>
+            </w:pPr>
+            <w:r>
+              <w:rPr>
+                <w:b/>
+                <w:bCs/>
+                <w:color w:val="434343"/>
+                <w:sz w:val="20"/>
+                <w:szCs w:val="20"/>
+                <w:rtl w:val="0"/>
+              </w:rPr>
+              <w:t>Cập nhật</w:t>
             </w:r>
             <w:r>
               <w:rPr>
@@ -1694,39 +1545,33 @@
               </w:rPr>
               <w:t xml:space="preserve">: 2020 </w:t>
             </w:r>
-            <w:r>
-              <w:rPr>
-                <w:rtl w:val="0"/>
-              </w:rPr>
-            </w:r>
-          </w:p>
-        </w:tc>
-        <w:tc>
-          <w:tcPr>
-            <w:tcBorders>
-              <w:top w:color="f6f8f9" w:space="0" w:sz="12" w:val="single"/>
-              <w:left w:color="cccccc" w:space="0" w:sz="6" w:val="single"/>
-              <w:bottom w:color="ffffff" w:space="0" w:sz="12" w:val="single"/>
-              <w:right w:color="cccccc" w:space="0" w:sz="6" w:val="single"/>
-            </w:tcBorders>
-            <w:shd w:fill="f6f8f9" w:val="clear"/>
+          </w:p>
+        </w:tc>
+        <w:tc>
+          <w:tcPr>
+            <w:tcBorders>
+              <w:top w:val="single" w:color="F6F8F9" w:sz="12" w:space="0"/>
+              <w:left w:val="single" w:color="CCCCCC" w:sz="6" w:space="0"/>
+              <w:bottom w:val="single" w:color="FFFFFF" w:sz="12" w:space="0"/>
+              <w:right w:val="single" w:color="CCCCCC" w:sz="6" w:space="0"/>
+            </w:tcBorders>
+            <w:shd w:val="clear" w:color="auto" w:fill="F6F8F9"/>
           </w:tcPr>
           <w:p>
             <w:pPr>
               <w:spacing w:after="0" w:line="276" w:lineRule="auto"/>
               <w:ind w:left="0" w:right="0" w:firstLine="0"/>
-              <w:rPr/>
-            </w:pPr>
-            <w:r>
-              <w:rPr>
-                <w:b w:val="1"/>
-                <w:bCs w:val="1"/>
-                <w:color w:val="434343"/>
-                <w:sz w:val="20"/>
-                <w:szCs w:val="20"/>
-                <w:rtl w:val="0"/>
-              </w:rPr>
-              <w:t xml:space="preserve">Ưu</w:t>
+            </w:pPr>
+            <w:r>
+              <w:rPr>
+                <w:b/>
+                <w:bCs/>
+                <w:color w:val="434343"/>
+                <w:sz w:val="20"/>
+                <w:szCs w:val="20"/>
+                <w:rtl w:val="0"/>
+              </w:rPr>
+              <w:t>Ưu</w:t>
             </w:r>
             <w:r>
               <w:rPr>
@@ -1737,28 +1582,22 @@
               </w:rPr>
               <w:t xml:space="preserve">: Phân tích sâu bài toán ước lượng thể tích 3D. </w:t>
             </w:r>
-            <w:r>
-              <w:rPr>
-                <w:rtl w:val="0"/>
-              </w:rPr>
-            </w:r>
           </w:p>
           <w:p>
             <w:pPr>
               <w:spacing w:after="0" w:line="259" w:lineRule="auto"/>
               <w:ind w:left="0" w:right="0" w:firstLine="0"/>
-              <w:rPr/>
-            </w:pPr>
-            <w:r>
-              <w:rPr>
-                <w:b w:val="1"/>
-                <w:bCs w:val="1"/>
-                <w:color w:val="434343"/>
-                <w:sz w:val="20"/>
-                <w:szCs w:val="20"/>
-                <w:rtl w:val="0"/>
-              </w:rPr>
-              <w:t xml:space="preserve">Nhược</w:t>
+            </w:pPr>
+            <w:r>
+              <w:rPr>
+                <w:b/>
+                <w:bCs/>
+                <w:color w:val="434343"/>
+                <w:sz w:val="20"/>
+                <w:szCs w:val="20"/>
+                <w:rtl w:val="0"/>
+              </w:rPr>
+              <w:t>Nhược</w:t>
             </w:r>
             <w:r>
               <w:rPr>
@@ -1769,29 +1608,23 @@
               </w:rPr>
               <w:t xml:space="preserve">: Một số thuật toán nền tảng đã cũ. </w:t>
             </w:r>
-            <w:r>
-              <w:rPr>
-                <w:rtl w:val="0"/>
-              </w:rPr>
-            </w:r>
-          </w:p>
-        </w:tc>
-        <w:tc>
-          <w:tcPr>
-            <w:tcBorders>
-              <w:top w:color="f6f8f9" w:space="0" w:sz="12" w:val="single"/>
-              <w:left w:color="cccccc" w:space="0" w:sz="6" w:val="single"/>
-              <w:bottom w:color="ffffff" w:space="0" w:sz="12" w:val="single"/>
-              <w:right w:color="284e3f" w:space="0" w:sz="6" w:val="single"/>
-            </w:tcBorders>
-            <w:shd w:fill="f6f8f9" w:val="clear"/>
+          </w:p>
+        </w:tc>
+        <w:tc>
+          <w:tcPr>
+            <w:tcBorders>
+              <w:top w:val="single" w:color="F6F8F9" w:sz="12" w:space="0"/>
+              <w:left w:val="single" w:color="CCCCCC" w:sz="6" w:space="0"/>
+              <w:bottom w:val="single" w:color="FFFFFF" w:sz="12" w:space="0"/>
+              <w:right w:val="single" w:color="284E3F" w:sz="6" w:space="0"/>
+            </w:tcBorders>
+            <w:shd w:val="clear" w:color="auto" w:fill="F6F8F9"/>
             <w:vAlign w:val="center"/>
           </w:tcPr>
           <w:p>
             <w:pPr>
               <w:spacing w:after="0" w:line="259" w:lineRule="auto"/>
               <w:ind w:left="0" w:right="0" w:firstLine="0"/>
-              <w:rPr/>
             </w:pPr>
             <w:r>
               <w:rPr>
@@ -1801,28 +1634,29 @@
                 <w:rtl w:val="0"/>
               </w:rPr>
               <w:t xml:space="preserve">9.0/10 </w:t>
-            </w:r>
-            <w:r>
-              <w:rPr>
-                <w:rtl w:val="0"/>
-              </w:rPr>
             </w:r>
           </w:p>
         </w:tc>
       </w:tr>
       <w:tr>
+        <w:tblPrEx>
+          <w:tblCellMar>
+            <w:top w:w="31" w:type="dxa"/>
+            <w:left w:w="118" w:type="dxa"/>
+            <w:bottom w:w="0" w:type="dxa"/>
+            <w:right w:w="74" w:type="dxa"/>
+          </w:tblCellMar>
+        </w:tblPrEx>
         <w:trPr>
-          <w:cantSplit w:val="0"/>
           <w:trHeight w:val="1006" w:hRule="atLeast"/>
-          <w:tblHeader w:val="0"/>
         </w:trPr>
         <w:tc>
           <w:tcPr>
             <w:tcBorders>
-              <w:top w:color="ffffff" w:space="0" w:sz="12" w:val="single"/>
-              <w:left w:color="284e3f" w:space="0" w:sz="6" w:val="single"/>
-              <w:bottom w:color="cccccc" w:space="0" w:sz="6" w:val="single"/>
-              <w:right w:color="cccccc" w:space="0" w:sz="6" w:val="single"/>
+              <w:top w:val="single" w:color="FFFFFF" w:sz="12" w:space="0"/>
+              <w:left w:val="single" w:color="284E3F" w:sz="6" w:space="0"/>
+              <w:bottom w:val="single" w:color="CCCCCC" w:sz="6" w:space="0"/>
+              <w:right w:val="single" w:color="CCCCCC" w:sz="6" w:space="0"/>
             </w:tcBorders>
             <w:vAlign w:val="center"/>
           </w:tcPr>
@@ -1830,12 +1664,11 @@
             <w:pPr>
               <w:spacing w:after="0" w:line="259" w:lineRule="auto"/>
               <w:ind w:left="0" w:right="0" w:firstLine="0"/>
-              <w:rPr/>
-            </w:pPr>
-            <w:r>
-              <w:rPr>
-                <w:b w:val="1"/>
-                <w:bCs w:val="1"/>
+            </w:pPr>
+            <w:r>
+              <w:rPr>
+                <w:b/>
+                <w:bCs/>
                 <w:color w:val="434343"/>
                 <w:sz w:val="20"/>
                 <w:szCs w:val="20"/>
@@ -1843,20 +1676,15 @@
               </w:rPr>
               <w:t xml:space="preserve">3 </w:t>
             </w:r>
-            <w:r>
-              <w:rPr>
-                <w:rtl w:val="0"/>
-              </w:rPr>
-            </w:r>
-          </w:p>
-        </w:tc>
-        <w:tc>
-          <w:tcPr>
-            <w:tcBorders>
-              <w:top w:color="ffffff" w:space="0" w:sz="12" w:val="single"/>
-              <w:left w:color="cccccc" w:space="0" w:sz="6" w:val="single"/>
-              <w:bottom w:color="cccccc" w:space="0" w:sz="6" w:val="single"/>
-              <w:right w:color="cccccc" w:space="0" w:sz="6" w:val="single"/>
+          </w:p>
+        </w:tc>
+        <w:tc>
+          <w:tcPr>
+            <w:tcBorders>
+              <w:top w:val="single" w:color="FFFFFF" w:sz="12" w:space="0"/>
+              <w:left w:val="single" w:color="CCCCCC" w:sz="6" w:space="0"/>
+              <w:bottom w:val="single" w:color="CCCCCC" w:sz="6" w:space="0"/>
+              <w:right w:val="single" w:color="CCCCCC" w:sz="6" w:space="0"/>
             </w:tcBorders>
             <w:vAlign w:val="center"/>
           </w:tcPr>
@@ -1864,7 +1692,6 @@
             <w:pPr>
               <w:spacing w:after="0" w:line="259" w:lineRule="auto"/>
               <w:ind w:left="0" w:right="0" w:firstLine="0"/>
-              <w:rPr/>
             </w:pPr>
             <w:r>
               <w:rPr>
@@ -1875,20 +1702,15 @@
               </w:rPr>
               <w:t xml:space="preserve">Food-101: Discriminative components </w:t>
             </w:r>
-            <w:r>
-              <w:rPr>
-                <w:rtl w:val="0"/>
-              </w:rPr>
-            </w:r>
-          </w:p>
-        </w:tc>
-        <w:tc>
-          <w:tcPr>
-            <w:tcBorders>
-              <w:top w:color="ffffff" w:space="0" w:sz="12" w:val="single"/>
-              <w:left w:color="cccccc" w:space="0" w:sz="6" w:val="single"/>
-              <w:bottom w:color="cccccc" w:space="0" w:sz="6" w:val="single"/>
-              <w:right w:color="cccccc" w:space="0" w:sz="6" w:val="single"/>
+          </w:p>
+        </w:tc>
+        <w:tc>
+          <w:tcPr>
+            <w:tcBorders>
+              <w:top w:val="single" w:color="FFFFFF" w:sz="12" w:space="0"/>
+              <w:left w:val="single" w:color="CCCCCC" w:sz="6" w:space="0"/>
+              <w:bottom w:val="single" w:color="CCCCCC" w:sz="6" w:space="0"/>
+              <w:right w:val="single" w:color="CCCCCC" w:sz="6" w:space="0"/>
             </w:tcBorders>
             <w:vAlign w:val="center"/>
           </w:tcPr>
@@ -1896,7 +1718,6 @@
             <w:pPr>
               <w:spacing w:after="0" w:line="259" w:lineRule="auto"/>
               <w:ind w:left="4" w:right="0" w:firstLine="0"/>
-              <w:rPr/>
             </w:pPr>
             <w:r>
               <w:rPr>
@@ -1907,20 +1728,15 @@
               </w:rPr>
               <w:t xml:space="preserve">Bài báo Hội nghị </w:t>
             </w:r>
-            <w:r>
-              <w:rPr>
-                <w:rtl w:val="0"/>
-              </w:rPr>
-            </w:r>
-          </w:p>
-        </w:tc>
-        <w:tc>
-          <w:tcPr>
-            <w:tcBorders>
-              <w:top w:color="ffffff" w:space="0" w:sz="12" w:val="single"/>
-              <w:left w:color="cccccc" w:space="0" w:sz="6" w:val="single"/>
-              <w:bottom w:color="cccccc" w:space="0" w:sz="6" w:val="single"/>
-              <w:right w:color="cccccc" w:space="0" w:sz="6" w:val="single"/>
+          </w:p>
+        </w:tc>
+        <w:tc>
+          <w:tcPr>
+            <w:tcBorders>
+              <w:top w:val="single" w:color="FFFFFF" w:sz="12" w:space="0"/>
+              <w:left w:val="single" w:color="CCCCCC" w:sz="6" w:space="0"/>
+              <w:bottom w:val="single" w:color="CCCCCC" w:sz="6" w:space="0"/>
+              <w:right w:val="single" w:color="CCCCCC" w:sz="6" w:space="0"/>
             </w:tcBorders>
             <w:vAlign w:val="center"/>
           </w:tcPr>
@@ -1929,18 +1745,17 @@
               <w:spacing w:after="0" w:line="259" w:lineRule="auto"/>
               <w:ind w:left="4" w:right="215" w:firstLine="0"/>
               <w:jc w:val="both"/>
-              <w:rPr/>
-            </w:pPr>
-            <w:r>
-              <w:rPr>
-                <w:b w:val="1"/>
-                <w:bCs w:val="1"/>
-                <w:color w:val="434343"/>
-                <w:sz w:val="20"/>
-                <w:szCs w:val="20"/>
-                <w:rtl w:val="0"/>
-              </w:rPr>
-              <w:t xml:space="preserve">Tác giả</w:t>
+            </w:pPr>
+            <w:r>
+              <w:rPr>
+                <w:b/>
+                <w:bCs/>
+                <w:color w:val="434343"/>
+                <w:sz w:val="20"/>
+                <w:szCs w:val="20"/>
+                <w:rtl w:val="0"/>
+              </w:rPr>
+              <w:t>Tác giả</w:t>
             </w:r>
             <w:r>
               <w:rPr>
@@ -1953,14 +1768,14 @@
             </w:r>
             <w:r>
               <w:rPr>
-                <w:b w:val="1"/>
-                <w:bCs w:val="1"/>
-                <w:color w:val="434343"/>
-                <w:sz w:val="20"/>
-                <w:szCs w:val="20"/>
-                <w:rtl w:val="0"/>
-              </w:rPr>
-              <w:t xml:space="preserve">Trích dẫn</w:t>
+                <w:b/>
+                <w:bCs/>
+                <w:color w:val="434343"/>
+                <w:sz w:val="20"/>
+                <w:szCs w:val="20"/>
+                <w:rtl w:val="0"/>
+              </w:rPr>
+              <w:t>Trích dẫn</w:t>
             </w:r>
             <w:r>
               <w:rPr>
@@ -1971,38 +1786,32 @@
               </w:rPr>
               <w:t xml:space="preserve">: &gt;2000 </w:t>
             </w:r>
-            <w:r>
-              <w:rPr>
-                <w:rtl w:val="0"/>
-              </w:rPr>
-            </w:r>
-          </w:p>
-        </w:tc>
-        <w:tc>
-          <w:tcPr>
-            <w:tcBorders>
-              <w:top w:color="ffffff" w:space="0" w:sz="12" w:val="single"/>
-              <w:left w:color="cccccc" w:space="0" w:sz="6" w:val="single"/>
-              <w:bottom w:color="cccccc" w:space="0" w:sz="6" w:val="single"/>
-              <w:right w:color="cccccc" w:space="0" w:sz="6" w:val="single"/>
+          </w:p>
+        </w:tc>
+        <w:tc>
+          <w:tcPr>
+            <w:tcBorders>
+              <w:top w:val="single" w:color="FFFFFF" w:sz="12" w:space="0"/>
+              <w:left w:val="single" w:color="CCCCCC" w:sz="6" w:space="0"/>
+              <w:bottom w:val="single" w:color="CCCCCC" w:sz="6" w:space="0"/>
+              <w:right w:val="single" w:color="CCCCCC" w:sz="6" w:space="0"/>
             </w:tcBorders>
           </w:tcPr>
           <w:p>
             <w:pPr>
               <w:spacing w:after="25" w:line="237" w:lineRule="auto"/>
               <w:ind w:left="4" w:right="0" w:firstLine="0"/>
-              <w:rPr/>
-            </w:pPr>
-            <w:r>
-              <w:rPr>
-                <w:b w:val="1"/>
-                <w:bCs w:val="1"/>
-                <w:color w:val="434343"/>
-                <w:sz w:val="20"/>
-                <w:szCs w:val="20"/>
-                <w:rtl w:val="0"/>
-              </w:rPr>
-              <w:t xml:space="preserve">PPNC</w:t>
+            </w:pPr>
+            <w:r>
+              <w:rPr>
+                <w:b/>
+                <w:bCs/>
+                <w:color w:val="434343"/>
+                <w:sz w:val="20"/>
+                <w:szCs w:val="20"/>
+                <w:rtl w:val="0"/>
+              </w:rPr>
+              <w:t>PPNC</w:t>
             </w:r>
             <w:r>
               <w:rPr>
@@ -2013,28 +1822,22 @@
               </w:rPr>
               <w:t xml:space="preserve">: Đề xuất mô hình &amp; Dataset. </w:t>
             </w:r>
-            <w:r>
-              <w:rPr>
-                <w:rtl w:val="0"/>
-              </w:rPr>
-            </w:r>
           </w:p>
           <w:p>
             <w:pPr>
               <w:spacing w:after="0" w:line="259" w:lineRule="auto"/>
               <w:ind w:left="4" w:right="0" w:firstLine="0"/>
-              <w:rPr/>
-            </w:pPr>
-            <w:r>
-              <w:rPr>
-                <w:b w:val="1"/>
-                <w:bCs w:val="1"/>
-                <w:color w:val="434343"/>
-                <w:sz w:val="20"/>
-                <w:szCs w:val="20"/>
-                <w:rtl w:val="0"/>
-              </w:rPr>
-              <w:t xml:space="preserve">Cập nhật</w:t>
+            </w:pPr>
+            <w:r>
+              <w:rPr>
+                <w:b/>
+                <w:bCs/>
+                <w:color w:val="434343"/>
+                <w:sz w:val="20"/>
+                <w:szCs w:val="20"/>
+                <w:rtl w:val="0"/>
+              </w:rPr>
+              <w:t>Cập nhật</w:t>
             </w:r>
             <w:r>
               <w:rPr>
@@ -2045,38 +1848,32 @@
               </w:rPr>
               <w:t xml:space="preserve">: 2014 </w:t>
             </w:r>
-            <w:r>
-              <w:rPr>
-                <w:rtl w:val="0"/>
-              </w:rPr>
-            </w:r>
-          </w:p>
-        </w:tc>
-        <w:tc>
-          <w:tcPr>
-            <w:tcBorders>
-              <w:top w:color="ffffff" w:space="0" w:sz="12" w:val="single"/>
-              <w:left w:color="cccccc" w:space="0" w:sz="6" w:val="single"/>
-              <w:bottom w:color="f6f8f9" w:space="0" w:sz="12" w:val="single"/>
-              <w:right w:color="cccccc" w:space="0" w:sz="6" w:val="single"/>
+          </w:p>
+        </w:tc>
+        <w:tc>
+          <w:tcPr>
+            <w:tcBorders>
+              <w:top w:val="single" w:color="FFFFFF" w:sz="12" w:space="0"/>
+              <w:left w:val="single" w:color="CCCCCC" w:sz="6" w:space="0"/>
+              <w:bottom w:val="single" w:color="F6F8F9" w:sz="12" w:space="0"/>
+              <w:right w:val="single" w:color="CCCCCC" w:sz="6" w:space="0"/>
             </w:tcBorders>
           </w:tcPr>
           <w:p>
             <w:pPr>
               <w:spacing w:after="0" w:line="275" w:lineRule="auto"/>
               <w:ind w:left="0" w:right="0" w:firstLine="0"/>
-              <w:rPr/>
-            </w:pPr>
-            <w:r>
-              <w:rPr>
-                <w:b w:val="1"/>
-                <w:bCs w:val="1"/>
-                <w:color w:val="434343"/>
-                <w:sz w:val="20"/>
-                <w:szCs w:val="20"/>
-                <w:rtl w:val="0"/>
-              </w:rPr>
-              <w:t xml:space="preserve">Ưu</w:t>
+            </w:pPr>
+            <w:r>
+              <w:rPr>
+                <w:b/>
+                <w:bCs/>
+                <w:color w:val="434343"/>
+                <w:sz w:val="20"/>
+                <w:szCs w:val="20"/>
+                <w:rtl w:val="0"/>
+              </w:rPr>
+              <w:t>Ưu</w:t>
             </w:r>
             <w:r>
               <w:rPr>
@@ -2086,11 +1883,6 @@
                 <w:rtl w:val="0"/>
               </w:rPr>
               <w:t xml:space="preserve">: Nguồn gốc bộ dữ liệu Food-101 kinh điển. </w:t>
-            </w:r>
-            <w:r>
-              <w:rPr>
-                <w:rtl w:val="0"/>
-              </w:rPr>
             </w:r>
           </w:p>
           <w:p>
@@ -2098,18 +1890,17 @@
               <w:spacing w:after="0" w:line="259" w:lineRule="auto"/>
               <w:ind w:left="0" w:right="0" w:firstLine="0"/>
               <w:jc w:val="both"/>
-              <w:rPr/>
-            </w:pPr>
-            <w:r>
-              <w:rPr>
-                <w:b w:val="1"/>
-                <w:bCs w:val="1"/>
-                <w:color w:val="434343"/>
-                <w:sz w:val="20"/>
-                <w:szCs w:val="20"/>
-                <w:rtl w:val="0"/>
-              </w:rPr>
-              <w:t xml:space="preserve">Nhược</w:t>
+            </w:pPr>
+            <w:r>
+              <w:rPr>
+                <w:b/>
+                <w:bCs/>
+                <w:color w:val="434343"/>
+                <w:sz w:val="20"/>
+                <w:szCs w:val="20"/>
+                <w:rtl w:val="0"/>
+              </w:rPr>
+              <w:t>Nhược</w:t>
             </w:r>
             <w:r>
               <w:rPr>
@@ -2120,20 +1911,15 @@
               </w:rPr>
               <w:t xml:space="preserve">: Thuật toán (Random Forests) đã bị thay thế. </w:t>
             </w:r>
-            <w:r>
-              <w:rPr>
-                <w:rtl w:val="0"/>
-              </w:rPr>
-            </w:r>
-          </w:p>
-        </w:tc>
-        <w:tc>
-          <w:tcPr>
-            <w:tcBorders>
-              <w:top w:color="ffffff" w:space="0" w:sz="12" w:val="single"/>
-              <w:left w:color="cccccc" w:space="0" w:sz="6" w:val="single"/>
-              <w:bottom w:color="f6f8f9" w:space="0" w:sz="12" w:val="single"/>
-              <w:right w:color="284e3f" w:space="0" w:sz="6" w:val="single"/>
+          </w:p>
+        </w:tc>
+        <w:tc>
+          <w:tcPr>
+            <w:tcBorders>
+              <w:top w:val="single" w:color="FFFFFF" w:sz="12" w:space="0"/>
+              <w:left w:val="single" w:color="CCCCCC" w:sz="6" w:space="0"/>
+              <w:bottom w:val="single" w:color="F6F8F9" w:sz="12" w:space="0"/>
+              <w:right w:val="single" w:color="284E3F" w:sz="6" w:space="0"/>
             </w:tcBorders>
             <w:vAlign w:val="center"/>
           </w:tcPr>
@@ -2141,7 +1927,6 @@
             <w:pPr>
               <w:spacing w:after="0" w:line="259" w:lineRule="auto"/>
               <w:ind w:left="0" w:right="0" w:firstLine="0"/>
-              <w:rPr/>
             </w:pPr>
             <w:r>
               <w:rPr>
@@ -2151,42 +1936,42 @@
                 <w:rtl w:val="0"/>
               </w:rPr>
               <w:t xml:space="preserve">8.5/10 </w:t>
-            </w:r>
-            <w:r>
-              <w:rPr>
-                <w:rtl w:val="0"/>
-              </w:rPr>
             </w:r>
           </w:p>
         </w:tc>
       </w:tr>
       <w:tr>
+        <w:tblPrEx>
+          <w:tblCellMar>
+            <w:top w:w="31" w:type="dxa"/>
+            <w:left w:w="118" w:type="dxa"/>
+            <w:bottom w:w="0" w:type="dxa"/>
+            <w:right w:w="74" w:type="dxa"/>
+          </w:tblCellMar>
+        </w:tblPrEx>
         <w:trPr>
-          <w:cantSplit w:val="0"/>
           <w:trHeight w:val="982" w:hRule="atLeast"/>
-          <w:tblHeader w:val="0"/>
         </w:trPr>
         <w:tc>
           <w:tcPr>
             <w:tcBorders>
-              <w:top w:color="cccccc" w:space="0" w:sz="6" w:val="single"/>
-              <w:left w:color="284e3f" w:space="0" w:sz="6" w:val="single"/>
-              <w:bottom w:color="ffffff" w:space="0" w:sz="12" w:val="single"/>
-              <w:right w:color="cccccc" w:space="0" w:sz="6" w:val="single"/>
-            </w:tcBorders>
-            <w:shd w:fill="f6f8f9" w:val="clear"/>
+              <w:top w:val="single" w:color="CCCCCC" w:sz="6" w:space="0"/>
+              <w:left w:val="single" w:color="284E3F" w:sz="6" w:space="0"/>
+              <w:bottom w:val="single" w:color="FFFFFF" w:sz="12" w:space="0"/>
+              <w:right w:val="single" w:color="CCCCCC" w:sz="6" w:space="0"/>
+            </w:tcBorders>
+            <w:shd w:val="clear" w:color="auto" w:fill="F6F8F9"/>
             <w:vAlign w:val="center"/>
           </w:tcPr>
           <w:p>
             <w:pPr>
               <w:spacing w:after="0" w:line="259" w:lineRule="auto"/>
               <w:ind w:left="0" w:right="0" w:firstLine="0"/>
-              <w:rPr/>
-            </w:pPr>
-            <w:r>
-              <w:rPr>
-                <w:b w:val="1"/>
-                <w:bCs w:val="1"/>
+            </w:pPr>
+            <w:r>
+              <w:rPr>
+                <w:b/>
+                <w:bCs/>
                 <w:color w:val="434343"/>
                 <w:sz w:val="20"/>
                 <w:szCs w:val="20"/>
@@ -2194,29 +1979,23 @@
               </w:rPr>
               <w:t xml:space="preserve">4 </w:t>
             </w:r>
-            <w:r>
-              <w:rPr>
-                <w:rtl w:val="0"/>
-              </w:rPr>
-            </w:r>
-          </w:p>
-        </w:tc>
-        <w:tc>
-          <w:tcPr>
-            <w:tcBorders>
-              <w:top w:color="cccccc" w:space="0" w:sz="6" w:val="single"/>
-              <w:left w:color="cccccc" w:space="0" w:sz="6" w:val="single"/>
-              <w:bottom w:color="ffffff" w:space="0" w:sz="12" w:val="single"/>
-              <w:right w:color="cccccc" w:space="0" w:sz="6" w:val="single"/>
-            </w:tcBorders>
-            <w:shd w:fill="f6f8f9" w:val="clear"/>
+          </w:p>
+        </w:tc>
+        <w:tc>
+          <w:tcPr>
+            <w:tcBorders>
+              <w:top w:val="single" w:color="CCCCCC" w:sz="6" w:space="0"/>
+              <w:left w:val="single" w:color="CCCCCC" w:sz="6" w:space="0"/>
+              <w:bottom w:val="single" w:color="FFFFFF" w:sz="12" w:space="0"/>
+              <w:right w:val="single" w:color="CCCCCC" w:sz="6" w:space="0"/>
+            </w:tcBorders>
+            <w:shd w:val="clear" w:color="auto" w:fill="F6F8F9"/>
             <w:vAlign w:val="center"/>
           </w:tcPr>
           <w:p>
             <w:pPr>
               <w:spacing w:after="0" w:line="259" w:lineRule="auto"/>
               <w:ind w:left="0" w:right="0" w:firstLine="0"/>
-              <w:rPr/>
             </w:pPr>
             <w:r>
               <w:rPr>
@@ -2227,29 +2006,23 @@
               </w:rPr>
               <w:t xml:space="preserve">Image-based food calorie estimation </w:t>
             </w:r>
-            <w:r>
-              <w:rPr>
-                <w:rtl w:val="0"/>
-              </w:rPr>
-            </w:r>
-          </w:p>
-        </w:tc>
-        <w:tc>
-          <w:tcPr>
-            <w:tcBorders>
-              <w:top w:color="cccccc" w:space="0" w:sz="6" w:val="single"/>
-              <w:left w:color="cccccc" w:space="0" w:sz="6" w:val="single"/>
-              <w:bottom w:color="ffffff" w:space="0" w:sz="12" w:val="single"/>
-              <w:right w:color="cccccc" w:space="0" w:sz="6" w:val="single"/>
-            </w:tcBorders>
-            <w:shd w:fill="f6f8f9" w:val="clear"/>
+          </w:p>
+        </w:tc>
+        <w:tc>
+          <w:tcPr>
+            <w:tcBorders>
+              <w:top w:val="single" w:color="CCCCCC" w:sz="6" w:space="0"/>
+              <w:left w:val="single" w:color="CCCCCC" w:sz="6" w:space="0"/>
+              <w:bottom w:val="single" w:color="FFFFFF" w:sz="12" w:space="0"/>
+              <w:right w:val="single" w:color="CCCCCC" w:sz="6" w:space="0"/>
+            </w:tcBorders>
+            <w:shd w:val="clear" w:color="auto" w:fill="F6F8F9"/>
             <w:vAlign w:val="center"/>
           </w:tcPr>
           <w:p>
             <w:pPr>
               <w:spacing w:after="0" w:line="259" w:lineRule="auto"/>
               <w:ind w:left="4" w:right="0" w:firstLine="0"/>
-              <w:rPr/>
             </w:pPr>
             <w:r>
               <w:rPr>
@@ -2260,39 +2033,33 @@
               </w:rPr>
               <w:t xml:space="preserve">Bài báo Hội nghị </w:t>
             </w:r>
-            <w:r>
-              <w:rPr>
-                <w:rtl w:val="0"/>
-              </w:rPr>
-            </w:r>
-          </w:p>
-        </w:tc>
-        <w:tc>
-          <w:tcPr>
-            <w:tcBorders>
-              <w:top w:color="cccccc" w:space="0" w:sz="6" w:val="single"/>
-              <w:left w:color="cccccc" w:space="0" w:sz="6" w:val="single"/>
-              <w:bottom w:color="ffffff" w:space="0" w:sz="12" w:val="single"/>
-              <w:right w:color="cccccc" w:space="0" w:sz="6" w:val="single"/>
-            </w:tcBorders>
-            <w:shd w:fill="f6f8f9" w:val="clear"/>
+          </w:p>
+        </w:tc>
+        <w:tc>
+          <w:tcPr>
+            <w:tcBorders>
+              <w:top w:val="single" w:color="CCCCCC" w:sz="6" w:space="0"/>
+              <w:left w:val="single" w:color="CCCCCC" w:sz="6" w:space="0"/>
+              <w:bottom w:val="single" w:color="FFFFFF" w:sz="12" w:space="0"/>
+              <w:right w:val="single" w:color="CCCCCC" w:sz="6" w:space="0"/>
+            </w:tcBorders>
+            <w:shd w:val="clear" w:color="auto" w:fill="F6F8F9"/>
           </w:tcPr>
           <w:p>
             <w:pPr>
               <w:spacing w:after="0" w:line="259" w:lineRule="auto"/>
               <w:ind w:left="4" w:right="0" w:firstLine="0"/>
-              <w:rPr/>
-            </w:pPr>
-            <w:r>
-              <w:rPr>
-                <w:b w:val="1"/>
-                <w:bCs w:val="1"/>
-                <w:color w:val="434343"/>
-                <w:sz w:val="20"/>
-                <w:szCs w:val="20"/>
-                <w:rtl w:val="0"/>
-              </w:rPr>
-              <w:t xml:space="preserve">Tác giả</w:t>
+            </w:pPr>
+            <w:r>
+              <w:rPr>
+                <w:b/>
+                <w:bCs/>
+                <w:color w:val="434343"/>
+                <w:sz w:val="20"/>
+                <w:szCs w:val="20"/>
+                <w:rtl w:val="0"/>
+              </w:rPr>
+              <w:t>Tác giả</w:t>
             </w:r>
             <w:r>
               <w:rPr>
@@ -2303,17 +2070,11 @@
               </w:rPr>
               <w:t xml:space="preserve">: Ege &amp; </w:t>
             </w:r>
-            <w:r>
-              <w:rPr>
-                <w:rtl w:val="0"/>
-              </w:rPr>
-            </w:r>
           </w:p>
           <w:p>
             <w:pPr>
               <w:spacing w:after="0" w:line="259" w:lineRule="auto"/>
               <w:ind w:left="4" w:right="0" w:firstLine="0"/>
-              <w:rPr/>
             </w:pPr>
             <w:r>
               <w:rPr>
@@ -2323,18 +2084,12 @@
                 <w:rtl w:val="0"/>
               </w:rPr>
               <w:t xml:space="preserve">YanaiCQXB: ACM </w:t>
-            </w:r>
-            <w:r>
-              <w:rPr>
-                <w:rtl w:val="0"/>
-              </w:rPr>
             </w:r>
           </w:p>
           <w:p>
             <w:pPr>
               <w:spacing w:after="6" w:line="259" w:lineRule="auto"/>
               <w:ind w:left="4" w:right="0" w:firstLine="0"/>
-              <w:rPr/>
             </w:pPr>
             <w:r>
               <w:rPr>
@@ -2345,28 +2100,22 @@
               </w:rPr>
               <w:t xml:space="preserve">Multimedia </w:t>
             </w:r>
-            <w:r>
-              <w:rPr>
-                <w:rtl w:val="0"/>
-              </w:rPr>
-            </w:r>
           </w:p>
           <w:p>
             <w:pPr>
               <w:spacing w:after="0" w:line="259" w:lineRule="auto"/>
               <w:ind w:left="4" w:right="0" w:firstLine="0"/>
-              <w:rPr/>
-            </w:pPr>
-            <w:r>
-              <w:rPr>
-                <w:b w:val="1"/>
-                <w:bCs w:val="1"/>
-                <w:color w:val="434343"/>
-                <w:sz w:val="20"/>
-                <w:szCs w:val="20"/>
-                <w:rtl w:val="0"/>
-              </w:rPr>
-              <w:t xml:space="preserve">Trích dẫn</w:t>
+            </w:pPr>
+            <w:r>
+              <w:rPr>
+                <w:b/>
+                <w:bCs/>
+                <w:color w:val="434343"/>
+                <w:sz w:val="20"/>
+                <w:szCs w:val="20"/>
+                <w:rtl w:val="0"/>
+              </w:rPr>
+              <w:t>Trích dẫn</w:t>
             </w:r>
             <w:r>
               <w:rPr>
@@ -2377,22 +2126,17 @@
               </w:rPr>
               <w:t xml:space="preserve">: Cao </w:t>
             </w:r>
-            <w:r>
-              <w:rPr>
-                <w:rtl w:val="0"/>
-              </w:rPr>
-            </w:r>
-          </w:p>
-        </w:tc>
-        <w:tc>
-          <w:tcPr>
-            <w:tcBorders>
-              <w:top w:color="cccccc" w:space="0" w:sz="6" w:val="single"/>
-              <w:left w:color="cccccc" w:space="0" w:sz="6" w:val="single"/>
-              <w:bottom w:color="ffffff" w:space="0" w:sz="12" w:val="single"/>
-              <w:right w:color="cccccc" w:space="0" w:sz="6" w:val="single"/>
-            </w:tcBorders>
-            <w:shd w:fill="f6f8f9" w:val="clear"/>
+          </w:p>
+        </w:tc>
+        <w:tc>
+          <w:tcPr>
+            <w:tcBorders>
+              <w:top w:val="single" w:color="CCCCCC" w:sz="6" w:space="0"/>
+              <w:left w:val="single" w:color="CCCCCC" w:sz="6" w:space="0"/>
+              <w:bottom w:val="single" w:color="FFFFFF" w:sz="12" w:space="0"/>
+              <w:right w:val="single" w:color="CCCCCC" w:sz="6" w:space="0"/>
+            </w:tcBorders>
+            <w:shd w:val="clear" w:color="auto" w:fill="F6F8F9"/>
             <w:vAlign w:val="center"/>
           </w:tcPr>
           <w:p>
@@ -2400,18 +2144,17 @@
               <w:spacing w:after="0" w:line="259" w:lineRule="auto"/>
               <w:ind w:left="4" w:right="114" w:firstLine="0"/>
               <w:jc w:val="both"/>
-              <w:rPr/>
-            </w:pPr>
-            <w:r>
-              <w:rPr>
-                <w:b w:val="1"/>
-                <w:bCs w:val="1"/>
-                <w:color w:val="434343"/>
-                <w:sz w:val="20"/>
-                <w:szCs w:val="20"/>
-                <w:rtl w:val="0"/>
-              </w:rPr>
-              <w:t xml:space="preserve">PPNC</w:t>
+            </w:pPr>
+            <w:r>
+              <w:rPr>
+                <w:b/>
+                <w:bCs/>
+                <w:color w:val="434343"/>
+                <w:sz w:val="20"/>
+                <w:szCs w:val="20"/>
+                <w:rtl w:val="0"/>
+              </w:rPr>
+              <w:t>PPNC</w:t>
             </w:r>
             <w:r>
               <w:rPr>
@@ -2424,14 +2167,14 @@
             </w:r>
             <w:r>
               <w:rPr>
-                <w:b w:val="1"/>
-                <w:bCs w:val="1"/>
-                <w:color w:val="434343"/>
-                <w:sz w:val="20"/>
-                <w:szCs w:val="20"/>
-                <w:rtl w:val="0"/>
-              </w:rPr>
-              <w:t xml:space="preserve">Cập nhật</w:t>
+                <w:b/>
+                <w:bCs/>
+                <w:color w:val="434343"/>
+                <w:sz w:val="20"/>
+                <w:szCs w:val="20"/>
+                <w:rtl w:val="0"/>
+              </w:rPr>
+              <w:t>Cập nhật</w:t>
             </w:r>
             <w:r>
               <w:rPr>
@@ -2442,40 +2185,34 @@
               </w:rPr>
               <w:t xml:space="preserve">: 2017 </w:t>
             </w:r>
-            <w:r>
-              <w:rPr>
-                <w:rtl w:val="0"/>
-              </w:rPr>
-            </w:r>
-          </w:p>
-        </w:tc>
-        <w:tc>
-          <w:tcPr>
-            <w:tcBorders>
-              <w:top w:color="f6f8f9" w:space="0" w:sz="12" w:val="single"/>
-              <w:left w:color="cccccc" w:space="0" w:sz="6" w:val="single"/>
-              <w:bottom w:color="ffffff" w:space="0" w:sz="12" w:val="single"/>
-              <w:right w:color="cccccc" w:space="0" w:sz="6" w:val="single"/>
-            </w:tcBorders>
-            <w:shd w:fill="f6f8f9" w:val="clear"/>
+          </w:p>
+        </w:tc>
+        <w:tc>
+          <w:tcPr>
+            <w:tcBorders>
+              <w:top w:val="single" w:color="F6F8F9" w:sz="12" w:space="0"/>
+              <w:left w:val="single" w:color="CCCCCC" w:sz="6" w:space="0"/>
+              <w:bottom w:val="single" w:color="FFFFFF" w:sz="12" w:space="0"/>
+              <w:right w:val="single" w:color="CCCCCC" w:sz="6" w:space="0"/>
+            </w:tcBorders>
+            <w:shd w:val="clear" w:color="auto" w:fill="F6F8F9"/>
           </w:tcPr>
           <w:p>
             <w:pPr>
               <w:spacing w:after="0" w:line="276" w:lineRule="auto"/>
               <w:ind w:left="0" w:right="0" w:firstLine="0"/>
               <w:jc w:val="both"/>
-              <w:rPr/>
-            </w:pPr>
-            <w:r>
-              <w:rPr>
-                <w:b w:val="1"/>
-                <w:bCs w:val="1"/>
-                <w:color w:val="434343"/>
-                <w:sz w:val="20"/>
-                <w:szCs w:val="20"/>
-                <w:rtl w:val="0"/>
-              </w:rPr>
-              <w:t xml:space="preserve">Ưu</w:t>
+            </w:pPr>
+            <w:r>
+              <w:rPr>
+                <w:b/>
+                <w:bCs/>
+                <w:color w:val="434343"/>
+                <w:sz w:val="20"/>
+                <w:szCs w:val="20"/>
+                <w:rtl w:val="0"/>
+              </w:rPr>
+              <w:t>Ưu</w:t>
             </w:r>
             <w:r>
               <w:rPr>
@@ -2485,11 +2222,6 @@
                 <w:rtl w:val="0"/>
               </w:rPr>
               <w:t xml:space="preserve">: Tính calo chính xác nhờ kết hợp thành phần. </w:t>
-            </w:r>
-            <w:r>
-              <w:rPr>
-                <w:rtl w:val="0"/>
-              </w:rPr>
             </w:r>
           </w:p>
           <w:p>
@@ -2497,18 +2229,17 @@
               <w:spacing w:after="0" w:line="259" w:lineRule="auto"/>
               <w:ind w:left="0" w:right="0" w:firstLine="0"/>
               <w:jc w:val="both"/>
-              <w:rPr/>
-            </w:pPr>
-            <w:r>
-              <w:rPr>
-                <w:b w:val="1"/>
-                <w:bCs w:val="1"/>
-                <w:color w:val="434343"/>
-                <w:sz w:val="20"/>
-                <w:szCs w:val="20"/>
-                <w:rtl w:val="0"/>
-              </w:rPr>
-              <w:t xml:space="preserve">Nhược</w:t>
+            </w:pPr>
+            <w:r>
+              <w:rPr>
+                <w:b/>
+                <w:bCs/>
+                <w:color w:val="434343"/>
+                <w:sz w:val="20"/>
+                <w:szCs w:val="20"/>
+                <w:rtl w:val="0"/>
+              </w:rPr>
+              <w:t>Nhược</w:t>
             </w:r>
             <w:r>
               <w:rPr>
@@ -2519,29 +2250,23 @@
               </w:rPr>
               <w:t xml:space="preserve">: Dữ liệu thử nghiệm chủ yếu là đồ ăn Nhật. </w:t>
             </w:r>
-            <w:r>
-              <w:rPr>
-                <w:rtl w:val="0"/>
-              </w:rPr>
-            </w:r>
-          </w:p>
-        </w:tc>
-        <w:tc>
-          <w:tcPr>
-            <w:tcBorders>
-              <w:top w:color="f6f8f9" w:space="0" w:sz="12" w:val="single"/>
-              <w:left w:color="cccccc" w:space="0" w:sz="6" w:val="single"/>
-              <w:bottom w:color="ffffff" w:space="0" w:sz="12" w:val="single"/>
-              <w:right w:color="284e3f" w:space="0" w:sz="6" w:val="single"/>
-            </w:tcBorders>
-            <w:shd w:fill="f6f8f9" w:val="clear"/>
+          </w:p>
+        </w:tc>
+        <w:tc>
+          <w:tcPr>
+            <w:tcBorders>
+              <w:top w:val="single" w:color="F6F8F9" w:sz="12" w:space="0"/>
+              <w:left w:val="single" w:color="CCCCCC" w:sz="6" w:space="0"/>
+              <w:bottom w:val="single" w:color="FFFFFF" w:sz="12" w:space="0"/>
+              <w:right w:val="single" w:color="284E3F" w:sz="6" w:space="0"/>
+            </w:tcBorders>
+            <w:shd w:val="clear" w:color="auto" w:fill="F6F8F9"/>
             <w:vAlign w:val="center"/>
           </w:tcPr>
           <w:p>
             <w:pPr>
               <w:spacing w:after="0" w:line="259" w:lineRule="auto"/>
               <w:ind w:left="0" w:right="0" w:firstLine="0"/>
-              <w:rPr/>
             </w:pPr>
             <w:r>
               <w:rPr>
@@ -2551,28 +2276,29 @@
                 <w:rtl w:val="0"/>
               </w:rPr>
               <w:t xml:space="preserve">8.0/10 </w:t>
-            </w:r>
-            <w:r>
-              <w:rPr>
-                <w:rtl w:val="0"/>
-              </w:rPr>
             </w:r>
           </w:p>
         </w:tc>
       </w:tr>
       <w:tr>
+        <w:tblPrEx>
+          <w:tblCellMar>
+            <w:top w:w="31" w:type="dxa"/>
+            <w:left w:w="118" w:type="dxa"/>
+            <w:bottom w:w="0" w:type="dxa"/>
+            <w:right w:w="74" w:type="dxa"/>
+          </w:tblCellMar>
+        </w:tblPrEx>
         <w:trPr>
-          <w:cantSplit w:val="0"/>
           <w:trHeight w:val="1007" w:hRule="atLeast"/>
-          <w:tblHeader w:val="0"/>
         </w:trPr>
         <w:tc>
           <w:tcPr>
             <w:tcBorders>
-              <w:top w:color="ffffff" w:space="0" w:sz="12" w:val="single"/>
-              <w:left w:color="284e3f" w:space="0" w:sz="6" w:val="single"/>
-              <w:bottom w:color="f6f8f9" w:space="0" w:sz="12" w:val="single"/>
-              <w:right w:color="cccccc" w:space="0" w:sz="6" w:val="single"/>
+              <w:top w:val="single" w:color="FFFFFF" w:sz="12" w:space="0"/>
+              <w:left w:val="single" w:color="284E3F" w:sz="6" w:space="0"/>
+              <w:bottom w:val="single" w:color="F6F8F9" w:sz="12" w:space="0"/>
+              <w:right w:val="single" w:color="CCCCCC" w:sz="6" w:space="0"/>
             </w:tcBorders>
             <w:vAlign w:val="center"/>
           </w:tcPr>
@@ -2580,12 +2306,11 @@
             <w:pPr>
               <w:spacing w:after="0" w:line="259" w:lineRule="auto"/>
               <w:ind w:left="0" w:right="0" w:firstLine="0"/>
-              <w:rPr/>
-            </w:pPr>
-            <w:r>
-              <w:rPr>
-                <w:b w:val="1"/>
-                <w:bCs w:val="1"/>
+            </w:pPr>
+            <w:r>
+              <w:rPr>
+                <w:b/>
+                <w:bCs/>
                 <w:color w:val="434343"/>
                 <w:sz w:val="20"/>
                 <w:szCs w:val="20"/>
@@ -2593,20 +2318,15 @@
               </w:rPr>
               <w:t xml:space="preserve">5 </w:t>
             </w:r>
-            <w:r>
-              <w:rPr>
-                <w:rtl w:val="0"/>
-              </w:rPr>
-            </w:r>
-          </w:p>
-        </w:tc>
-        <w:tc>
-          <w:tcPr>
-            <w:tcBorders>
-              <w:top w:color="ffffff" w:space="0" w:sz="12" w:val="single"/>
-              <w:left w:color="cccccc" w:space="0" w:sz="6" w:val="single"/>
-              <w:bottom w:color="f6f8f9" w:space="0" w:sz="12" w:val="single"/>
-              <w:right w:color="cccccc" w:space="0" w:sz="6" w:val="single"/>
+          </w:p>
+        </w:tc>
+        <w:tc>
+          <w:tcPr>
+            <w:tcBorders>
+              <w:top w:val="single" w:color="FFFFFF" w:sz="12" w:space="0"/>
+              <w:left w:val="single" w:color="CCCCCC" w:sz="6" w:space="0"/>
+              <w:bottom w:val="single" w:color="F6F8F9" w:sz="12" w:space="0"/>
+              <w:right w:val="single" w:color="CCCCCC" w:sz="6" w:space="0"/>
             </w:tcBorders>
             <w:vAlign w:val="center"/>
           </w:tcPr>
@@ -2614,7 +2334,6 @@
             <w:pPr>
               <w:spacing w:after="0" w:line="259" w:lineRule="auto"/>
               <w:ind w:left="0" w:right="0" w:firstLine="0"/>
-              <w:rPr/>
             </w:pPr>
             <w:r>
               <w:rPr>
@@ -2625,20 +2344,15 @@
               </w:rPr>
               <w:t xml:space="preserve">Survey on dietaware applications </w:t>
             </w:r>
-            <w:r>
-              <w:rPr>
-                <w:rtl w:val="0"/>
-              </w:rPr>
-            </w:r>
-          </w:p>
-        </w:tc>
-        <w:tc>
-          <w:tcPr>
-            <w:tcBorders>
-              <w:top w:color="ffffff" w:space="0" w:sz="12" w:val="single"/>
-              <w:left w:color="cccccc" w:space="0" w:sz="6" w:val="single"/>
-              <w:bottom w:color="f6f8f9" w:space="0" w:sz="12" w:val="single"/>
-              <w:right w:color="cccccc" w:space="0" w:sz="6" w:val="single"/>
+          </w:p>
+        </w:tc>
+        <w:tc>
+          <w:tcPr>
+            <w:tcBorders>
+              <w:top w:val="single" w:color="FFFFFF" w:sz="12" w:space="0"/>
+              <w:left w:val="single" w:color="CCCCCC" w:sz="6" w:space="0"/>
+              <w:bottom w:val="single" w:color="F6F8F9" w:sz="12" w:space="0"/>
+              <w:right w:val="single" w:color="CCCCCC" w:sz="6" w:space="0"/>
             </w:tcBorders>
             <w:vAlign w:val="center"/>
           </w:tcPr>
@@ -2646,7 +2360,6 @@
             <w:pPr>
               <w:spacing w:after="0" w:line="259" w:lineRule="auto"/>
               <w:ind w:left="4" w:right="0" w:firstLine="0"/>
-              <w:rPr/>
             </w:pPr>
             <w:r>
               <w:rPr>
@@ -2657,38 +2370,32 @@
               </w:rPr>
               <w:t xml:space="preserve">Tạp chí khoa học </w:t>
             </w:r>
-            <w:r>
-              <w:rPr>
-                <w:rtl w:val="0"/>
-              </w:rPr>
-            </w:r>
-          </w:p>
-        </w:tc>
-        <w:tc>
-          <w:tcPr>
-            <w:tcBorders>
-              <w:top w:color="ffffff" w:space="0" w:sz="12" w:val="single"/>
-              <w:left w:color="cccccc" w:space="0" w:sz="6" w:val="single"/>
-              <w:bottom w:color="f6f8f9" w:space="0" w:sz="12" w:val="single"/>
-              <w:right w:color="cccccc" w:space="0" w:sz="6" w:val="single"/>
+          </w:p>
+        </w:tc>
+        <w:tc>
+          <w:tcPr>
+            <w:tcBorders>
+              <w:top w:val="single" w:color="FFFFFF" w:sz="12" w:space="0"/>
+              <w:left w:val="single" w:color="CCCCCC" w:sz="6" w:space="0"/>
+              <w:bottom w:val="single" w:color="F6F8F9" w:sz="12" w:space="0"/>
+              <w:right w:val="single" w:color="CCCCCC" w:sz="6" w:space="0"/>
             </w:tcBorders>
           </w:tcPr>
           <w:p>
             <w:pPr>
               <w:spacing w:after="0" w:line="237" w:lineRule="auto"/>
               <w:ind w:left="4" w:right="0" w:firstLine="0"/>
-              <w:rPr/>
-            </w:pPr>
-            <w:r>
-              <w:rPr>
-                <w:b w:val="1"/>
-                <w:bCs w:val="1"/>
-                <w:color w:val="434343"/>
-                <w:sz w:val="20"/>
-                <w:szCs w:val="20"/>
-                <w:rtl w:val="0"/>
-              </w:rPr>
-              <w:t xml:space="preserve">Tác giả</w:t>
+            </w:pPr>
+            <w:r>
+              <w:rPr>
+                <w:b/>
+                <w:bCs/>
+                <w:color w:val="434343"/>
+                <w:sz w:val="20"/>
+                <w:szCs w:val="20"/>
+                <w:rtl w:val="0"/>
+              </w:rPr>
+              <w:t>Tác giả</w:t>
             </w:r>
             <w:r>
               <w:rPr>
@@ -2698,18 +2405,12 @@
                 <w:rtl w:val="0"/>
               </w:rPr>
               <w:t xml:space="preserve">: Min et al.CQXB: IEEE </w:t>
-            </w:r>
-            <w:r>
-              <w:rPr>
-                <w:rtl w:val="0"/>
-              </w:rPr>
             </w:r>
           </w:p>
           <w:p>
             <w:pPr>
               <w:spacing w:after="6" w:line="259" w:lineRule="auto"/>
               <w:ind w:left="4" w:right="0" w:firstLine="0"/>
-              <w:rPr/>
             </w:pPr>
             <w:r>
               <w:rPr>
@@ -2720,28 +2421,22 @@
               </w:rPr>
               <w:t xml:space="preserve">TMM </w:t>
             </w:r>
-            <w:r>
-              <w:rPr>
-                <w:rtl w:val="0"/>
-              </w:rPr>
-            </w:r>
           </w:p>
           <w:p>
             <w:pPr>
               <w:spacing w:after="0" w:line="259" w:lineRule="auto"/>
               <w:ind w:left="4" w:right="0" w:firstLine="0"/>
-              <w:rPr/>
-            </w:pPr>
-            <w:r>
-              <w:rPr>
-                <w:b w:val="1"/>
-                <w:bCs w:val="1"/>
-                <w:color w:val="434343"/>
-                <w:sz w:val="20"/>
-                <w:szCs w:val="20"/>
-                <w:rtl w:val="0"/>
-              </w:rPr>
-              <w:t xml:space="preserve">Trích dẫn</w:t>
+            </w:pPr>
+            <w:r>
+              <w:rPr>
+                <w:b/>
+                <w:bCs/>
+                <w:color w:val="434343"/>
+                <w:sz w:val="20"/>
+                <w:szCs w:val="20"/>
+                <w:rtl w:val="0"/>
+              </w:rPr>
+              <w:t>Trích dẫn</w:t>
             </w:r>
             <w:r>
               <w:rPr>
@@ -2752,20 +2447,15 @@
               </w:rPr>
               <w:t xml:space="preserve">: Cao </w:t>
             </w:r>
-            <w:r>
-              <w:rPr>
-                <w:rtl w:val="0"/>
-              </w:rPr>
-            </w:r>
-          </w:p>
-        </w:tc>
-        <w:tc>
-          <w:tcPr>
-            <w:tcBorders>
-              <w:top w:color="ffffff" w:space="0" w:sz="12" w:val="single"/>
-              <w:left w:color="cccccc" w:space="0" w:sz="6" w:val="single"/>
-              <w:bottom w:color="f6f8f9" w:space="0" w:sz="12" w:val="single"/>
-              <w:right w:color="cccccc" w:space="0" w:sz="6" w:val="single"/>
+          </w:p>
+        </w:tc>
+        <w:tc>
+          <w:tcPr>
+            <w:tcBorders>
+              <w:top w:val="single" w:color="FFFFFF" w:sz="12" w:space="0"/>
+              <w:left w:val="single" w:color="CCCCCC" w:sz="6" w:space="0"/>
+              <w:bottom w:val="single" w:color="F6F8F9" w:sz="12" w:space="0"/>
+              <w:right w:val="single" w:color="CCCCCC" w:sz="6" w:space="0"/>
             </w:tcBorders>
             <w:vAlign w:val="center"/>
           </w:tcPr>
@@ -2773,18 +2463,17 @@
             <w:pPr>
               <w:spacing w:after="0" w:line="276" w:lineRule="auto"/>
               <w:ind w:left="4" w:right="0" w:firstLine="0"/>
-              <w:rPr/>
-            </w:pPr>
-            <w:r>
-              <w:rPr>
-                <w:b w:val="1"/>
-                <w:bCs w:val="1"/>
-                <w:color w:val="434343"/>
-                <w:sz w:val="20"/>
-                <w:szCs w:val="20"/>
-                <w:rtl w:val="0"/>
-              </w:rPr>
-              <w:t xml:space="preserve">PPNC</w:t>
+            </w:pPr>
+            <w:r>
+              <w:rPr>
+                <w:b/>
+                <w:bCs/>
+                <w:color w:val="434343"/>
+                <w:sz w:val="20"/>
+                <w:szCs w:val="20"/>
+                <w:rtl w:val="0"/>
+              </w:rPr>
+              <w:t>PPNC</w:t>
             </w:r>
             <w:r>
               <w:rPr>
@@ -2795,28 +2484,22 @@
               </w:rPr>
               <w:t xml:space="preserve">: Khảo sát và phân loại. </w:t>
             </w:r>
-            <w:r>
-              <w:rPr>
-                <w:rtl w:val="0"/>
-              </w:rPr>
-            </w:r>
           </w:p>
           <w:p>
             <w:pPr>
               <w:spacing w:after="0" w:line="259" w:lineRule="auto"/>
               <w:ind w:left="4" w:right="0" w:firstLine="0"/>
-              <w:rPr/>
-            </w:pPr>
-            <w:r>
-              <w:rPr>
-                <w:b w:val="1"/>
-                <w:bCs w:val="1"/>
-                <w:color w:val="434343"/>
-                <w:sz w:val="20"/>
-                <w:szCs w:val="20"/>
-                <w:rtl w:val="0"/>
-              </w:rPr>
-              <w:t xml:space="preserve">Cập nhật</w:t>
+            </w:pPr>
+            <w:r>
+              <w:rPr>
+                <w:b/>
+                <w:bCs/>
+                <w:color w:val="434343"/>
+                <w:sz w:val="20"/>
+                <w:szCs w:val="20"/>
+                <w:rtl w:val="0"/>
+              </w:rPr>
+              <w:t>Cập nhật</w:t>
             </w:r>
             <w:r>
               <w:rPr>
@@ -2827,20 +2510,15 @@
               </w:rPr>
               <w:t xml:space="preserve">: 2019 </w:t>
             </w:r>
-            <w:r>
-              <w:rPr>
-                <w:rtl w:val="0"/>
-              </w:rPr>
-            </w:r>
-          </w:p>
-        </w:tc>
-        <w:tc>
-          <w:tcPr>
-            <w:tcBorders>
-              <w:top w:color="ffffff" w:space="0" w:sz="12" w:val="single"/>
-              <w:left w:color="cccccc" w:space="0" w:sz="6" w:val="single"/>
-              <w:bottom w:color="f6f8f9" w:space="0" w:sz="12" w:val="single"/>
-              <w:right w:color="cccccc" w:space="0" w:sz="6" w:val="single"/>
+          </w:p>
+        </w:tc>
+        <w:tc>
+          <w:tcPr>
+            <w:tcBorders>
+              <w:top w:val="single" w:color="FFFFFF" w:sz="12" w:space="0"/>
+              <w:left w:val="single" w:color="CCCCCC" w:sz="6" w:space="0"/>
+              <w:bottom w:val="single" w:color="F6F8F9" w:sz="12" w:space="0"/>
+              <w:right w:val="single" w:color="CCCCCC" w:sz="6" w:space="0"/>
             </w:tcBorders>
           </w:tcPr>
           <w:p>
@@ -2848,18 +2526,17 @@
               <w:spacing w:after="0" w:line="275" w:lineRule="auto"/>
               <w:ind w:left="0" w:right="0" w:firstLine="0"/>
               <w:jc w:val="both"/>
-              <w:rPr/>
-            </w:pPr>
-            <w:r>
-              <w:rPr>
-                <w:b w:val="1"/>
-                <w:bCs w:val="1"/>
-                <w:color w:val="434343"/>
-                <w:sz w:val="20"/>
-                <w:szCs w:val="20"/>
-                <w:rtl w:val="0"/>
-              </w:rPr>
-              <w:t xml:space="preserve">Ưu</w:t>
+            </w:pPr>
+            <w:r>
+              <w:rPr>
+                <w:b/>
+                <w:bCs/>
+                <w:color w:val="434343"/>
+                <w:sz w:val="20"/>
+                <w:szCs w:val="20"/>
+                <w:rtl w:val="0"/>
+              </w:rPr>
+              <w:t>Ưu</w:t>
             </w:r>
             <w:r>
               <w:rPr>
@@ -2870,28 +2547,22 @@
               </w:rPr>
               <w:t xml:space="preserve">: Góc nhìn toàn diện về app theo dõi ăn kiêng. </w:t>
             </w:r>
-            <w:r>
-              <w:rPr>
-                <w:rtl w:val="0"/>
-              </w:rPr>
-            </w:r>
           </w:p>
           <w:p>
             <w:pPr>
               <w:spacing w:after="0" w:line="259" w:lineRule="auto"/>
               <w:ind w:left="0" w:right="0" w:firstLine="0"/>
-              <w:rPr/>
-            </w:pPr>
-            <w:r>
-              <w:rPr>
-                <w:b w:val="1"/>
-                <w:bCs w:val="1"/>
-                <w:color w:val="434343"/>
-                <w:sz w:val="20"/>
-                <w:szCs w:val="20"/>
-                <w:rtl w:val="0"/>
-              </w:rPr>
-              <w:t xml:space="preserve">Nhược</w:t>
+            </w:pPr>
+            <w:r>
+              <w:rPr>
+                <w:b/>
+                <w:bCs/>
+                <w:color w:val="434343"/>
+                <w:sz w:val="20"/>
+                <w:szCs w:val="20"/>
+                <w:rtl w:val="0"/>
+              </w:rPr>
+              <w:t>Nhược</w:t>
             </w:r>
             <w:r>
               <w:rPr>
@@ -2902,20 +2573,15 @@
               </w:rPr>
               <w:t xml:space="preserve">: Ít chi tiết về kiến trúc mạng nơ-ron. </w:t>
             </w:r>
-            <w:r>
-              <w:rPr>
-                <w:rtl w:val="0"/>
-              </w:rPr>
-            </w:r>
-          </w:p>
-        </w:tc>
-        <w:tc>
-          <w:tcPr>
-            <w:tcBorders>
-              <w:top w:color="ffffff" w:space="0" w:sz="12" w:val="single"/>
-              <w:left w:color="cccccc" w:space="0" w:sz="6" w:val="single"/>
-              <w:bottom w:color="f6f8f9" w:space="0" w:sz="12" w:val="single"/>
-              <w:right w:color="284e3f" w:space="0" w:sz="6" w:val="single"/>
+          </w:p>
+        </w:tc>
+        <w:tc>
+          <w:tcPr>
+            <w:tcBorders>
+              <w:top w:val="single" w:color="FFFFFF" w:sz="12" w:space="0"/>
+              <w:left w:val="single" w:color="CCCCCC" w:sz="6" w:space="0"/>
+              <w:bottom w:val="single" w:color="F6F8F9" w:sz="12" w:space="0"/>
+              <w:right w:val="single" w:color="284E3F" w:sz="6" w:space="0"/>
             </w:tcBorders>
             <w:vAlign w:val="center"/>
           </w:tcPr>
@@ -2923,7 +2589,6 @@
             <w:pPr>
               <w:spacing w:after="0" w:line="259" w:lineRule="auto"/>
               <w:ind w:left="0" w:right="0" w:firstLine="0"/>
-              <w:rPr/>
             </w:pPr>
             <w:r>
               <w:rPr>
@@ -2933,42 +2598,42 @@
                 <w:rtl w:val="0"/>
               </w:rPr>
               <w:t xml:space="preserve">9.0/10 </w:t>
-            </w:r>
-            <w:r>
-              <w:rPr>
-                <w:rtl w:val="0"/>
-              </w:rPr>
             </w:r>
           </w:p>
         </w:tc>
       </w:tr>
       <w:tr>
+        <w:tblPrEx>
+          <w:tblCellMar>
+            <w:top w:w="31" w:type="dxa"/>
+            <w:left w:w="118" w:type="dxa"/>
+            <w:bottom w:w="0" w:type="dxa"/>
+            <w:right w:w="74" w:type="dxa"/>
+          </w:tblCellMar>
+        </w:tblPrEx>
         <w:trPr>
-          <w:cantSplit w:val="0"/>
           <w:trHeight w:val="986" w:hRule="atLeast"/>
-          <w:tblHeader w:val="0"/>
         </w:trPr>
         <w:tc>
           <w:tcPr>
             <w:tcBorders>
-              <w:top w:color="f6f8f9" w:space="0" w:sz="12" w:val="single"/>
-              <w:left w:color="284e3f" w:space="0" w:sz="6" w:val="single"/>
-              <w:bottom w:color="ffffff" w:space="0" w:sz="12" w:val="single"/>
-              <w:right w:color="cccccc" w:space="0" w:sz="6" w:val="single"/>
-            </w:tcBorders>
-            <w:shd w:fill="f6f8f9" w:val="clear"/>
+              <w:top w:val="single" w:color="F6F8F9" w:sz="12" w:space="0"/>
+              <w:left w:val="single" w:color="284E3F" w:sz="6" w:space="0"/>
+              <w:bottom w:val="single" w:color="FFFFFF" w:sz="12" w:space="0"/>
+              <w:right w:val="single" w:color="CCCCCC" w:sz="6" w:space="0"/>
+            </w:tcBorders>
+            <w:shd w:val="clear" w:color="auto" w:fill="F6F8F9"/>
             <w:vAlign w:val="center"/>
           </w:tcPr>
           <w:p>
             <w:pPr>
               <w:spacing w:after="0" w:line="259" w:lineRule="auto"/>
               <w:ind w:left="0" w:right="0" w:firstLine="0"/>
-              <w:rPr/>
-            </w:pPr>
-            <w:r>
-              <w:rPr>
-                <w:b w:val="1"/>
-                <w:bCs w:val="1"/>
+            </w:pPr>
+            <w:r>
+              <w:rPr>
+                <w:b/>
+                <w:bCs/>
                 <w:color w:val="434343"/>
                 <w:sz w:val="20"/>
                 <w:szCs w:val="20"/>
@@ -2976,29 +2641,23 @@
               </w:rPr>
               <w:t xml:space="preserve">6 </w:t>
             </w:r>
-            <w:r>
-              <w:rPr>
-                <w:rtl w:val="0"/>
-              </w:rPr>
-            </w:r>
-          </w:p>
-        </w:tc>
-        <w:tc>
-          <w:tcPr>
-            <w:tcBorders>
-              <w:top w:color="f6f8f9" w:space="0" w:sz="12" w:val="single"/>
-              <w:left w:color="cccccc" w:space="0" w:sz="6" w:val="single"/>
-              <w:bottom w:color="ffffff" w:space="0" w:sz="12" w:val="single"/>
-              <w:right w:color="cccccc" w:space="0" w:sz="6" w:val="single"/>
-            </w:tcBorders>
-            <w:shd w:fill="f6f8f9" w:val="clear"/>
+          </w:p>
+        </w:tc>
+        <w:tc>
+          <w:tcPr>
+            <w:tcBorders>
+              <w:top w:val="single" w:color="F6F8F9" w:sz="12" w:space="0"/>
+              <w:left w:val="single" w:color="CCCCCC" w:sz="6" w:space="0"/>
+              <w:bottom w:val="single" w:color="FFFFFF" w:sz="12" w:space="0"/>
+              <w:right w:val="single" w:color="CCCCCC" w:sz="6" w:space="0"/>
+            </w:tcBorders>
+            <w:shd w:val="clear" w:color="auto" w:fill="F6F8F9"/>
             <w:vAlign w:val="center"/>
           </w:tcPr>
           <w:p>
             <w:pPr>
               <w:spacing w:after="0" w:line="259" w:lineRule="auto"/>
               <w:ind w:left="0" w:right="0" w:firstLine="0"/>
-              <w:rPr/>
             </w:pPr>
             <w:r>
               <w:rPr>
@@ -3009,17 +2668,11 @@
               </w:rPr>
               <w:t xml:space="preserve">goFOODTM </w:t>
             </w:r>
-            <w:r>
-              <w:rPr>
-                <w:rtl w:val="0"/>
-              </w:rPr>
-            </w:r>
           </w:p>
           <w:p>
             <w:pPr>
               <w:spacing w:after="0" w:line="259" w:lineRule="auto"/>
               <w:ind w:left="0" w:right="0" w:firstLine="0"/>
-              <w:rPr/>
             </w:pPr>
             <w:r>
               <w:rPr>
@@ -3030,29 +2683,23 @@
               </w:rPr>
               <w:t xml:space="preserve">AI system </w:t>
             </w:r>
-            <w:r>
-              <w:rPr>
-                <w:rtl w:val="0"/>
-              </w:rPr>
-            </w:r>
-          </w:p>
-        </w:tc>
-        <w:tc>
-          <w:tcPr>
-            <w:tcBorders>
-              <w:top w:color="f6f8f9" w:space="0" w:sz="12" w:val="single"/>
-              <w:left w:color="cccccc" w:space="0" w:sz="6" w:val="single"/>
-              <w:bottom w:color="ffffff" w:space="0" w:sz="12" w:val="single"/>
-              <w:right w:color="cccccc" w:space="0" w:sz="6" w:val="single"/>
-            </w:tcBorders>
-            <w:shd w:fill="f6f8f9" w:val="clear"/>
+          </w:p>
+        </w:tc>
+        <w:tc>
+          <w:tcPr>
+            <w:tcBorders>
+              <w:top w:val="single" w:color="F6F8F9" w:sz="12" w:space="0"/>
+              <w:left w:val="single" w:color="CCCCCC" w:sz="6" w:space="0"/>
+              <w:bottom w:val="single" w:color="FFFFFF" w:sz="12" w:space="0"/>
+              <w:right w:val="single" w:color="CCCCCC" w:sz="6" w:space="0"/>
+            </w:tcBorders>
+            <w:shd w:val="clear" w:color="auto" w:fill="F6F8F9"/>
             <w:vAlign w:val="center"/>
           </w:tcPr>
           <w:p>
             <w:pPr>
               <w:spacing w:after="0" w:line="259" w:lineRule="auto"/>
               <w:ind w:left="4" w:right="0" w:firstLine="0"/>
-              <w:rPr/>
             </w:pPr>
             <w:r>
               <w:rPr>
@@ -3063,22 +2710,17 @@
               </w:rPr>
               <w:t xml:space="preserve">Tạp chí khoa học </w:t>
             </w:r>
-            <w:r>
-              <w:rPr>
-                <w:rtl w:val="0"/>
-              </w:rPr>
-            </w:r>
-          </w:p>
-        </w:tc>
-        <w:tc>
-          <w:tcPr>
-            <w:tcBorders>
-              <w:top w:color="f6f8f9" w:space="0" w:sz="12" w:val="single"/>
-              <w:left w:color="cccccc" w:space="0" w:sz="6" w:val="single"/>
-              <w:bottom w:color="ffffff" w:space="0" w:sz="12" w:val="single"/>
-              <w:right w:color="cccccc" w:space="0" w:sz="6" w:val="single"/>
-            </w:tcBorders>
-            <w:shd w:fill="f6f8f9" w:val="clear"/>
+          </w:p>
+        </w:tc>
+        <w:tc>
+          <w:tcPr>
+            <w:tcBorders>
+              <w:top w:val="single" w:color="F6F8F9" w:sz="12" w:space="0"/>
+              <w:left w:val="single" w:color="CCCCCC" w:sz="6" w:space="0"/>
+              <w:bottom w:val="single" w:color="FFFFFF" w:sz="12" w:space="0"/>
+              <w:right w:val="single" w:color="CCCCCC" w:sz="6" w:space="0"/>
+            </w:tcBorders>
+            <w:shd w:val="clear" w:color="auto" w:fill="F6F8F9"/>
             <w:vAlign w:val="center"/>
           </w:tcPr>
           <w:p>
@@ -3086,18 +2728,17 @@
               <w:spacing w:after="0" w:line="259" w:lineRule="auto"/>
               <w:ind w:left="4" w:right="165" w:firstLine="0"/>
               <w:jc w:val="both"/>
-              <w:rPr/>
-            </w:pPr>
-            <w:r>
-              <w:rPr>
-                <w:b w:val="1"/>
-                <w:bCs w:val="1"/>
-                <w:color w:val="434343"/>
-                <w:sz w:val="20"/>
-                <w:szCs w:val="20"/>
-                <w:rtl w:val="0"/>
-              </w:rPr>
-              <w:t xml:space="preserve">Tác giả</w:t>
+            </w:pPr>
+            <w:r>
+              <w:rPr>
+                <w:b/>
+                <w:bCs/>
+                <w:color w:val="434343"/>
+                <w:sz w:val="20"/>
+                <w:szCs w:val="20"/>
+                <w:rtl w:val="0"/>
+              </w:rPr>
+              <w:t>Tác giả</w:t>
             </w:r>
             <w:r>
               <w:rPr>
@@ -3110,14 +2751,14 @@
             </w:r>
             <w:r>
               <w:rPr>
-                <w:b w:val="1"/>
-                <w:bCs w:val="1"/>
-                <w:color w:val="434343"/>
-                <w:sz w:val="20"/>
-                <w:szCs w:val="20"/>
-                <w:rtl w:val="0"/>
-              </w:rPr>
-              <w:t xml:space="preserve">Trích dẫn</w:t>
+                <w:b/>
+                <w:bCs/>
+                <w:color w:val="434343"/>
+                <w:sz w:val="20"/>
+                <w:szCs w:val="20"/>
+                <w:rtl w:val="0"/>
+              </w:rPr>
+              <w:t>Trích dẫn</w:t>
             </w:r>
             <w:r>
               <w:rPr>
@@ -3128,22 +2769,17 @@
               </w:rPr>
               <w:t xml:space="preserve">: Khá cao </w:t>
             </w:r>
-            <w:r>
-              <w:rPr>
-                <w:rtl w:val="0"/>
-              </w:rPr>
-            </w:r>
-          </w:p>
-        </w:tc>
-        <w:tc>
-          <w:tcPr>
-            <w:tcBorders>
-              <w:top w:color="f6f8f9" w:space="0" w:sz="12" w:val="single"/>
-              <w:left w:color="cccccc" w:space="0" w:sz="6" w:val="single"/>
-              <w:bottom w:color="ffffff" w:space="0" w:sz="12" w:val="single"/>
-              <w:right w:color="cccccc" w:space="0" w:sz="6" w:val="single"/>
-            </w:tcBorders>
-            <w:shd w:fill="f6f8f9" w:val="clear"/>
+          </w:p>
+        </w:tc>
+        <w:tc>
+          <w:tcPr>
+            <w:tcBorders>
+              <w:top w:val="single" w:color="F6F8F9" w:sz="12" w:space="0"/>
+              <w:left w:val="single" w:color="CCCCCC" w:sz="6" w:space="0"/>
+              <w:bottom w:val="single" w:color="FFFFFF" w:sz="12" w:space="0"/>
+              <w:right w:val="single" w:color="CCCCCC" w:sz="6" w:space="0"/>
+            </w:tcBorders>
+            <w:shd w:val="clear" w:color="auto" w:fill="F6F8F9"/>
             <w:vAlign w:val="center"/>
           </w:tcPr>
           <w:p>
@@ -3151,18 +2787,17 @@
               <w:spacing w:after="0" w:line="259" w:lineRule="auto"/>
               <w:ind w:left="4" w:right="90" w:firstLine="0"/>
               <w:jc w:val="both"/>
-              <w:rPr/>
-            </w:pPr>
-            <w:r>
-              <w:rPr>
-                <w:b w:val="1"/>
-                <w:bCs w:val="1"/>
-                <w:color w:val="434343"/>
-                <w:sz w:val="20"/>
-                <w:szCs w:val="20"/>
-                <w:rtl w:val="0"/>
-              </w:rPr>
-              <w:t xml:space="preserve">PPNC</w:t>
+            </w:pPr>
+            <w:r>
+              <w:rPr>
+                <w:b/>
+                <w:bCs/>
+                <w:color w:val="434343"/>
+                <w:sz w:val="20"/>
+                <w:szCs w:val="20"/>
+                <w:rtl w:val="0"/>
+              </w:rPr>
+              <w:t>PPNC</w:t>
             </w:r>
             <w:r>
               <w:rPr>
@@ -3175,14 +2810,14 @@
             </w:r>
             <w:r>
               <w:rPr>
-                <w:b w:val="1"/>
-                <w:bCs w:val="1"/>
-                <w:color w:val="434343"/>
-                <w:sz w:val="20"/>
-                <w:szCs w:val="20"/>
-                <w:rtl w:val="0"/>
-              </w:rPr>
-              <w:t xml:space="preserve">Cập nhật</w:t>
+                <w:b/>
+                <w:bCs/>
+                <w:color w:val="434343"/>
+                <w:sz w:val="20"/>
+                <w:szCs w:val="20"/>
+                <w:rtl w:val="0"/>
+              </w:rPr>
+              <w:t>Cập nhật</w:t>
             </w:r>
             <w:r>
               <w:rPr>
@@ -3193,39 +2828,33 @@
               </w:rPr>
               <w:t xml:space="preserve">: 2020 </w:t>
             </w:r>
-            <w:r>
-              <w:rPr>
-                <w:rtl w:val="0"/>
-              </w:rPr>
-            </w:r>
-          </w:p>
-        </w:tc>
-        <w:tc>
-          <w:tcPr>
-            <w:tcBorders>
-              <w:top w:color="f6f8f9" w:space="0" w:sz="12" w:val="single"/>
-              <w:left w:color="cccccc" w:space="0" w:sz="6" w:val="single"/>
-              <w:bottom w:color="ffffff" w:space="0" w:sz="12" w:val="single"/>
-              <w:right w:color="cccccc" w:space="0" w:sz="6" w:val="single"/>
-            </w:tcBorders>
-            <w:shd w:fill="f6f8f9" w:val="clear"/>
+          </w:p>
+        </w:tc>
+        <w:tc>
+          <w:tcPr>
+            <w:tcBorders>
+              <w:top w:val="single" w:color="F6F8F9" w:sz="12" w:space="0"/>
+              <w:left w:val="single" w:color="CCCCCC" w:sz="6" w:space="0"/>
+              <w:bottom w:val="single" w:color="FFFFFF" w:sz="12" w:space="0"/>
+              <w:right w:val="single" w:color="CCCCCC" w:sz="6" w:space="0"/>
+            </w:tcBorders>
+            <w:shd w:val="clear" w:color="auto" w:fill="F6F8F9"/>
           </w:tcPr>
           <w:p>
             <w:pPr>
               <w:spacing w:after="0" w:line="269" w:lineRule="auto"/>
               <w:ind w:left="0" w:right="0" w:firstLine="0"/>
-              <w:rPr/>
-            </w:pPr>
-            <w:r>
-              <w:rPr>
-                <w:b w:val="1"/>
-                <w:bCs w:val="1"/>
-                <w:color w:val="434343"/>
-                <w:sz w:val="20"/>
-                <w:szCs w:val="20"/>
-                <w:rtl w:val="0"/>
-              </w:rPr>
-              <w:t xml:space="preserve">Ưu:</w:t>
+            </w:pPr>
+            <w:r>
+              <w:rPr>
+                <w:b/>
+                <w:bCs/>
+                <w:color w:val="434343"/>
+                <w:sz w:val="20"/>
+                <w:szCs w:val="20"/>
+                <w:rtl w:val="0"/>
+              </w:rPr>
+              <w:t>Ưu:</w:t>
             </w:r>
             <w:r>
               <w:rPr>
@@ -3235,11 +2864,6 @@
                 <w:rtl w:val="0"/>
               </w:rPr>
               <w:t xml:space="preserve"> Áp dụng thực tiễn trực tiếp vào y tế. </w:t>
-            </w:r>
-            <w:r>
-              <w:rPr>
-                <w:rtl w:val="0"/>
-              </w:rPr>
             </w:r>
           </w:p>
           <w:p>
@@ -3247,18 +2871,17 @@
               <w:spacing w:after="0" w:line="259" w:lineRule="auto"/>
               <w:ind w:left="0" w:right="29" w:firstLine="0"/>
               <w:jc w:val="both"/>
-              <w:rPr/>
-            </w:pPr>
-            <w:r>
-              <w:rPr>
-                <w:b w:val="1"/>
-                <w:bCs w:val="1"/>
-                <w:color w:val="434343"/>
-                <w:sz w:val="20"/>
-                <w:szCs w:val="20"/>
-                <w:rtl w:val="0"/>
-              </w:rPr>
-              <w:t xml:space="preserve">Nhược</w:t>
+            </w:pPr>
+            <w:r>
+              <w:rPr>
+                <w:b/>
+                <w:bCs/>
+                <w:color w:val="434343"/>
+                <w:sz w:val="20"/>
+                <w:szCs w:val="20"/>
+                <w:rtl w:val="0"/>
+              </w:rPr>
+              <w:t>Nhược</w:t>
             </w:r>
             <w:r>
               <w:rPr>
@@ -3269,29 +2892,23 @@
               </w:rPr>
               <w:t xml:space="preserve">: Cỡ mẫu thử nghiệm thực tế còn nhỏ. </w:t>
             </w:r>
-            <w:r>
-              <w:rPr>
-                <w:rtl w:val="0"/>
-              </w:rPr>
-            </w:r>
-          </w:p>
-        </w:tc>
-        <w:tc>
-          <w:tcPr>
-            <w:tcBorders>
-              <w:top w:color="f6f8f9" w:space="0" w:sz="12" w:val="single"/>
-              <w:left w:color="cccccc" w:space="0" w:sz="6" w:val="single"/>
-              <w:bottom w:color="ffffff" w:space="0" w:sz="12" w:val="single"/>
-              <w:right w:color="284e3f" w:space="0" w:sz="6" w:val="single"/>
-            </w:tcBorders>
-            <w:shd w:fill="f6f8f9" w:val="clear"/>
+          </w:p>
+        </w:tc>
+        <w:tc>
+          <w:tcPr>
+            <w:tcBorders>
+              <w:top w:val="single" w:color="F6F8F9" w:sz="12" w:space="0"/>
+              <w:left w:val="single" w:color="CCCCCC" w:sz="6" w:space="0"/>
+              <w:bottom w:val="single" w:color="FFFFFF" w:sz="12" w:space="0"/>
+              <w:right w:val="single" w:color="284E3F" w:sz="6" w:space="0"/>
+            </w:tcBorders>
+            <w:shd w:val="clear" w:color="auto" w:fill="F6F8F9"/>
             <w:vAlign w:val="center"/>
           </w:tcPr>
           <w:p>
             <w:pPr>
               <w:spacing w:after="0" w:line="259" w:lineRule="auto"/>
               <w:ind w:left="0" w:right="0" w:firstLine="0"/>
-              <w:rPr/>
             </w:pPr>
             <w:r>
               <w:rPr>
@@ -3301,28 +2918,29 @@
                 <w:rtl w:val="0"/>
               </w:rPr>
               <w:t xml:space="preserve">8.5/10 </w:t>
-            </w:r>
-            <w:r>
-              <w:rPr>
-                <w:rtl w:val="0"/>
-              </w:rPr>
             </w:r>
           </w:p>
         </w:tc>
       </w:tr>
       <w:tr>
+        <w:tblPrEx>
+          <w:tblCellMar>
+            <w:top w:w="31" w:type="dxa"/>
+            <w:left w:w="118" w:type="dxa"/>
+            <w:bottom w:w="0" w:type="dxa"/>
+            <w:right w:w="74" w:type="dxa"/>
+          </w:tblCellMar>
+        </w:tblPrEx>
         <w:trPr>
-          <w:cantSplit w:val="0"/>
           <w:trHeight w:val="1007" w:hRule="atLeast"/>
-          <w:tblHeader w:val="0"/>
         </w:trPr>
         <w:tc>
           <w:tcPr>
             <w:tcBorders>
-              <w:top w:color="ffffff" w:space="0" w:sz="12" w:val="single"/>
-              <w:left w:color="284e3f" w:space="0" w:sz="6" w:val="single"/>
-              <w:bottom w:color="cccccc" w:space="0" w:sz="6" w:val="single"/>
-              <w:right w:color="cccccc" w:space="0" w:sz="6" w:val="single"/>
+              <w:top w:val="single" w:color="FFFFFF" w:sz="12" w:space="0"/>
+              <w:left w:val="single" w:color="284E3F" w:sz="6" w:space="0"/>
+              <w:bottom w:val="single" w:color="CCCCCC" w:sz="6" w:space="0"/>
+              <w:right w:val="single" w:color="CCCCCC" w:sz="6" w:space="0"/>
             </w:tcBorders>
             <w:vAlign w:val="center"/>
           </w:tcPr>
@@ -3330,12 +2948,11 @@
             <w:pPr>
               <w:spacing w:after="0" w:line="259" w:lineRule="auto"/>
               <w:ind w:left="0" w:right="0" w:firstLine="0"/>
-              <w:rPr/>
-            </w:pPr>
-            <w:r>
-              <w:rPr>
-                <w:b w:val="1"/>
-                <w:bCs w:val="1"/>
+            </w:pPr>
+            <w:r>
+              <w:rPr>
+                <w:b/>
+                <w:bCs/>
                 <w:color w:val="434343"/>
                 <w:sz w:val="20"/>
                 <w:szCs w:val="20"/>
@@ -3343,20 +2960,15 @@
               </w:rPr>
               <w:t xml:space="preserve">7 </w:t>
             </w:r>
-            <w:r>
-              <w:rPr>
-                <w:rtl w:val="0"/>
-              </w:rPr>
-            </w:r>
-          </w:p>
-        </w:tc>
-        <w:tc>
-          <w:tcPr>
-            <w:tcBorders>
-              <w:top w:color="ffffff" w:space="0" w:sz="12" w:val="single"/>
-              <w:left w:color="cccccc" w:space="0" w:sz="6" w:val="single"/>
-              <w:bottom w:color="cccccc" w:space="0" w:sz="6" w:val="single"/>
-              <w:right w:color="cccccc" w:space="0" w:sz="6" w:val="single"/>
+          </w:p>
+        </w:tc>
+        <w:tc>
+          <w:tcPr>
+            <w:tcBorders>
+              <w:top w:val="single" w:color="FFFFFF" w:sz="12" w:space="0"/>
+              <w:left w:val="single" w:color="CCCCCC" w:sz="6" w:space="0"/>
+              <w:bottom w:val="single" w:color="CCCCCC" w:sz="6" w:space="0"/>
+              <w:right w:val="single" w:color="CCCCCC" w:sz="6" w:space="0"/>
             </w:tcBorders>
             <w:vAlign w:val="center"/>
           </w:tcPr>
@@ -3364,7 +2976,6 @@
             <w:pPr>
               <w:spacing w:after="0" w:line="259" w:lineRule="auto"/>
               <w:ind w:left="0" w:right="0" w:firstLine="0"/>
-              <w:rPr/>
             </w:pPr>
             <w:r>
               <w:rPr>
@@ -3375,20 +2986,15 @@
               </w:rPr>
               <w:t xml:space="preserve">Deep learning (Sách) </w:t>
             </w:r>
-            <w:r>
-              <w:rPr>
-                <w:rtl w:val="0"/>
-              </w:rPr>
-            </w:r>
-          </w:p>
-        </w:tc>
-        <w:tc>
-          <w:tcPr>
-            <w:tcBorders>
-              <w:top w:color="ffffff" w:space="0" w:sz="12" w:val="single"/>
-              <w:left w:color="cccccc" w:space="0" w:sz="6" w:val="single"/>
-              <w:bottom w:color="cccccc" w:space="0" w:sz="6" w:val="single"/>
-              <w:right w:color="cccccc" w:space="0" w:sz="6" w:val="single"/>
+          </w:p>
+        </w:tc>
+        <w:tc>
+          <w:tcPr>
+            <w:tcBorders>
+              <w:top w:val="single" w:color="FFFFFF" w:sz="12" w:space="0"/>
+              <w:left w:val="single" w:color="CCCCCC" w:sz="6" w:space="0"/>
+              <w:bottom w:val="single" w:color="CCCCCC" w:sz="6" w:space="0"/>
+              <w:right w:val="single" w:color="CCCCCC" w:sz="6" w:space="0"/>
             </w:tcBorders>
             <w:vAlign w:val="center"/>
           </w:tcPr>
@@ -3396,7 +3002,6 @@
             <w:pPr>
               <w:spacing w:after="0" w:line="259" w:lineRule="auto"/>
               <w:ind w:left="4" w:right="0" w:firstLine="0"/>
-              <w:rPr/>
             </w:pPr>
             <w:r>
               <w:rPr>
@@ -3407,38 +3012,32 @@
               </w:rPr>
               <w:t xml:space="preserve">Sách chuyên khảo </w:t>
             </w:r>
-            <w:r>
-              <w:rPr>
-                <w:rtl w:val="0"/>
-              </w:rPr>
-            </w:r>
-          </w:p>
-        </w:tc>
-        <w:tc>
-          <w:tcPr>
-            <w:tcBorders>
-              <w:top w:color="ffffff" w:space="0" w:sz="12" w:val="single"/>
-              <w:left w:color="cccccc" w:space="0" w:sz="6" w:val="single"/>
-              <w:bottom w:color="cccccc" w:space="0" w:sz="6" w:val="single"/>
-              <w:right w:color="cccccc" w:space="0" w:sz="6" w:val="single"/>
+          </w:p>
+        </w:tc>
+        <w:tc>
+          <w:tcPr>
+            <w:tcBorders>
+              <w:top w:val="single" w:color="FFFFFF" w:sz="12" w:space="0"/>
+              <w:left w:val="single" w:color="CCCCCC" w:sz="6" w:space="0"/>
+              <w:bottom w:val="single" w:color="CCCCCC" w:sz="6" w:space="0"/>
+              <w:right w:val="single" w:color="CCCCCC" w:sz="6" w:space="0"/>
             </w:tcBorders>
           </w:tcPr>
           <w:p>
             <w:pPr>
               <w:spacing w:after="0" w:line="237" w:lineRule="auto"/>
               <w:ind w:left="4" w:right="0" w:firstLine="0"/>
-              <w:rPr/>
-            </w:pPr>
-            <w:r>
-              <w:rPr>
-                <w:b w:val="1"/>
-                <w:bCs w:val="1"/>
-                <w:color w:val="434343"/>
-                <w:sz w:val="20"/>
-                <w:szCs w:val="20"/>
-                <w:rtl w:val="0"/>
-              </w:rPr>
-              <w:t xml:space="preserve">Tác giả</w:t>
+            </w:pPr>
+            <w:r>
+              <w:rPr>
+                <w:b/>
+                <w:bCs/>
+                <w:color w:val="434343"/>
+                <w:sz w:val="20"/>
+                <w:szCs w:val="20"/>
+                <w:rtl w:val="0"/>
+              </w:rPr>
+              <w:t>Tác giả</w:t>
             </w:r>
             <w:r>
               <w:rPr>
@@ -3449,17 +3048,11 @@
               </w:rPr>
               <w:t xml:space="preserve">: Goodfellow et al.CQXB: MIT </w:t>
             </w:r>
-            <w:r>
-              <w:rPr>
-                <w:rtl w:val="0"/>
-              </w:rPr>
-            </w:r>
           </w:p>
           <w:p>
             <w:pPr>
               <w:spacing w:after="0" w:line="259" w:lineRule="auto"/>
               <w:ind w:left="4" w:right="0" w:firstLine="0"/>
-              <w:rPr/>
             </w:pPr>
             <w:r>
               <w:rPr>
@@ -3470,28 +3063,22 @@
               </w:rPr>
               <w:t xml:space="preserve">Press </w:t>
             </w:r>
-            <w:r>
-              <w:rPr>
-                <w:rtl w:val="0"/>
-              </w:rPr>
-            </w:r>
           </w:p>
           <w:p>
             <w:pPr>
               <w:spacing w:after="0" w:line="259" w:lineRule="auto"/>
               <w:ind w:left="4" w:right="0" w:firstLine="0"/>
-              <w:rPr/>
-            </w:pPr>
-            <w:r>
-              <w:rPr>
-                <w:b w:val="1"/>
-                <w:bCs w:val="1"/>
-                <w:color w:val="434343"/>
-                <w:sz w:val="20"/>
-                <w:szCs w:val="20"/>
-                <w:rtl w:val="0"/>
-              </w:rPr>
-              <w:t xml:space="preserve">Trích dẫn</w:t>
+            </w:pPr>
+            <w:r>
+              <w:rPr>
+                <w:b/>
+                <w:bCs/>
+                <w:color w:val="434343"/>
+                <w:sz w:val="20"/>
+                <w:szCs w:val="20"/>
+                <w:rtl w:val="0"/>
+              </w:rPr>
+              <w:t>Trích dẫn</w:t>
             </w:r>
             <w:r>
               <w:rPr>
@@ -3502,20 +3089,15 @@
               </w:rPr>
               <w:t xml:space="preserve">: &gt;50,000 </w:t>
             </w:r>
-            <w:r>
-              <w:rPr>
-                <w:rtl w:val="0"/>
-              </w:rPr>
-            </w:r>
-          </w:p>
-        </w:tc>
-        <w:tc>
-          <w:tcPr>
-            <w:tcBorders>
-              <w:top w:color="ffffff" w:space="0" w:sz="12" w:val="single"/>
-              <w:left w:color="cccccc" w:space="0" w:sz="6" w:val="single"/>
-              <w:bottom w:color="cccccc" w:space="0" w:sz="6" w:val="single"/>
-              <w:right w:color="cccccc" w:space="0" w:sz="6" w:val="single"/>
+          </w:p>
+        </w:tc>
+        <w:tc>
+          <w:tcPr>
+            <w:tcBorders>
+              <w:top w:val="single" w:color="FFFFFF" w:sz="12" w:space="0"/>
+              <w:left w:val="single" w:color="CCCCCC" w:sz="6" w:space="0"/>
+              <w:bottom w:val="single" w:color="CCCCCC" w:sz="6" w:space="0"/>
+              <w:right w:val="single" w:color="CCCCCC" w:sz="6" w:space="0"/>
             </w:tcBorders>
             <w:vAlign w:val="center"/>
           </w:tcPr>
@@ -3523,18 +3105,17 @@
             <w:pPr>
               <w:spacing w:after="0" w:line="275" w:lineRule="auto"/>
               <w:ind w:left="4" w:right="0" w:firstLine="0"/>
-              <w:rPr/>
-            </w:pPr>
-            <w:r>
-              <w:rPr>
-                <w:b w:val="1"/>
-                <w:bCs w:val="1"/>
-                <w:color w:val="434343"/>
-                <w:sz w:val="20"/>
-                <w:szCs w:val="20"/>
-                <w:rtl w:val="0"/>
-              </w:rPr>
-              <w:t xml:space="preserve">PPNC</w:t>
+            </w:pPr>
+            <w:r>
+              <w:rPr>
+                <w:b/>
+                <w:bCs/>
+                <w:color w:val="434343"/>
+                <w:sz w:val="20"/>
+                <w:szCs w:val="20"/>
+                <w:rtl w:val="0"/>
+              </w:rPr>
+              <w:t>PPNC</w:t>
             </w:r>
             <w:r>
               <w:rPr>
@@ -3545,28 +3126,22 @@
               </w:rPr>
               <w:t xml:space="preserve">: Lý thuyết nền tảng. </w:t>
             </w:r>
-            <w:r>
-              <w:rPr>
-                <w:rtl w:val="0"/>
-              </w:rPr>
-            </w:r>
           </w:p>
           <w:p>
             <w:pPr>
               <w:spacing w:after="0" w:line="259" w:lineRule="auto"/>
               <w:ind w:left="4" w:right="0" w:firstLine="0"/>
-              <w:rPr/>
-            </w:pPr>
-            <w:r>
-              <w:rPr>
-                <w:b w:val="1"/>
-                <w:bCs w:val="1"/>
-                <w:color w:val="434343"/>
-                <w:sz w:val="20"/>
-                <w:szCs w:val="20"/>
-                <w:rtl w:val="0"/>
-              </w:rPr>
-              <w:t xml:space="preserve">Cập nhật</w:t>
+            </w:pPr>
+            <w:r>
+              <w:rPr>
+                <w:b/>
+                <w:bCs/>
+                <w:color w:val="434343"/>
+                <w:sz w:val="20"/>
+                <w:szCs w:val="20"/>
+                <w:rtl w:val="0"/>
+              </w:rPr>
+              <w:t>Cập nhật</w:t>
             </w:r>
             <w:r>
               <w:rPr>
@@ -3577,20 +3152,15 @@
               </w:rPr>
               <w:t xml:space="preserve">: 2016 </w:t>
             </w:r>
-            <w:r>
-              <w:rPr>
-                <w:rtl w:val="0"/>
-              </w:rPr>
-            </w:r>
-          </w:p>
-        </w:tc>
-        <w:tc>
-          <w:tcPr>
-            <w:tcBorders>
-              <w:top w:color="ffffff" w:space="0" w:sz="12" w:val="single"/>
-              <w:left w:color="cccccc" w:space="0" w:sz="6" w:val="single"/>
-              <w:bottom w:color="f6f8f9" w:space="0" w:sz="12" w:val="single"/>
-              <w:right w:color="cccccc" w:space="0" w:sz="6" w:val="single"/>
+          </w:p>
+        </w:tc>
+        <w:tc>
+          <w:tcPr>
+            <w:tcBorders>
+              <w:top w:val="single" w:color="FFFFFF" w:sz="12" w:space="0"/>
+              <w:left w:val="single" w:color="CCCCCC" w:sz="6" w:space="0"/>
+              <w:bottom w:val="single" w:color="F6F8F9" w:sz="12" w:space="0"/>
+              <w:right w:val="single" w:color="CCCCCC" w:sz="6" w:space="0"/>
             </w:tcBorders>
           </w:tcPr>
           <w:p>
@@ -3598,18 +3168,17 @@
               <w:spacing w:after="0" w:line="276" w:lineRule="auto"/>
               <w:ind w:left="0" w:right="0" w:firstLine="0"/>
               <w:jc w:val="both"/>
-              <w:rPr/>
-            </w:pPr>
-            <w:r>
-              <w:rPr>
-                <w:b w:val="1"/>
-                <w:bCs w:val="1"/>
-                <w:color w:val="434343"/>
-                <w:sz w:val="20"/>
-                <w:szCs w:val="20"/>
-                <w:rtl w:val="0"/>
-              </w:rPr>
-              <w:t xml:space="preserve">Ưu</w:t>
+            </w:pPr>
+            <w:r>
+              <w:rPr>
+                <w:b/>
+                <w:bCs/>
+                <w:color w:val="434343"/>
+                <w:sz w:val="20"/>
+                <w:szCs w:val="20"/>
+                <w:rtl w:val="0"/>
+              </w:rPr>
+              <w:t>Ưu</w:t>
             </w:r>
             <w:r>
               <w:rPr>
@@ -3619,11 +3188,6 @@
                 <w:rtl w:val="0"/>
               </w:rPr>
               <w:t xml:space="preserve">: Cơ sở toán học và kiến thức AI chuẩn mực. </w:t>
-            </w:r>
-            <w:r>
-              <w:rPr>
-                <w:rtl w:val="0"/>
-              </w:rPr>
             </w:r>
           </w:p>
           <w:p>
@@ -3631,18 +3195,17 @@
               <w:spacing w:after="0" w:line="259" w:lineRule="auto"/>
               <w:ind w:left="0" w:right="11" w:firstLine="0"/>
               <w:jc w:val="both"/>
-              <w:rPr/>
-            </w:pPr>
-            <w:r>
-              <w:rPr>
-                <w:b w:val="1"/>
-                <w:bCs w:val="1"/>
-                <w:color w:val="434343"/>
-                <w:sz w:val="20"/>
-                <w:szCs w:val="20"/>
-                <w:rtl w:val="0"/>
-              </w:rPr>
-              <w:t xml:space="preserve">Nhược</w:t>
+            </w:pPr>
+            <w:r>
+              <w:rPr>
+                <w:b/>
+                <w:bCs/>
+                <w:color w:val="434343"/>
+                <w:sz w:val="20"/>
+                <w:szCs w:val="20"/>
+                <w:rtl w:val="0"/>
+              </w:rPr>
+              <w:t>Nhược</w:t>
             </w:r>
             <w:r>
               <w:rPr>
@@ -3653,20 +3216,15 @@
               </w:rPr>
               <w:t xml:space="preserve">: Không có ví dụ đặc thù về nhận diện đồ ăn. </w:t>
             </w:r>
-            <w:r>
-              <w:rPr>
-                <w:rtl w:val="0"/>
-              </w:rPr>
-            </w:r>
-          </w:p>
-        </w:tc>
-        <w:tc>
-          <w:tcPr>
-            <w:tcBorders>
-              <w:top w:color="ffffff" w:space="0" w:sz="12" w:val="single"/>
-              <w:left w:color="cccccc" w:space="0" w:sz="6" w:val="single"/>
-              <w:bottom w:color="f6f8f9" w:space="0" w:sz="12" w:val="single"/>
-              <w:right w:color="284e3f" w:space="0" w:sz="6" w:val="single"/>
+          </w:p>
+        </w:tc>
+        <w:tc>
+          <w:tcPr>
+            <w:tcBorders>
+              <w:top w:val="single" w:color="FFFFFF" w:sz="12" w:space="0"/>
+              <w:left w:val="single" w:color="CCCCCC" w:sz="6" w:space="0"/>
+              <w:bottom w:val="single" w:color="F6F8F9" w:sz="12" w:space="0"/>
+              <w:right w:val="single" w:color="284E3F" w:sz="6" w:space="0"/>
             </w:tcBorders>
             <w:vAlign w:val="center"/>
           </w:tcPr>
@@ -3674,7 +3232,6 @@
             <w:pPr>
               <w:spacing w:after="0" w:line="259" w:lineRule="auto"/>
               <w:ind w:left="0" w:right="0" w:firstLine="0"/>
-              <w:rPr/>
             </w:pPr>
             <w:r>
               <w:rPr>
@@ -3684,42 +3241,42 @@
                 <w:rtl w:val="0"/>
               </w:rPr>
               <w:t xml:space="preserve">9.5/10 </w:t>
-            </w:r>
-            <w:r>
-              <w:rPr>
-                <w:rtl w:val="0"/>
-              </w:rPr>
             </w:r>
           </w:p>
         </w:tc>
       </w:tr>
       <w:tr>
+        <w:tblPrEx>
+          <w:tblCellMar>
+            <w:top w:w="31" w:type="dxa"/>
+            <w:left w:w="118" w:type="dxa"/>
+            <w:bottom w:w="0" w:type="dxa"/>
+            <w:right w:w="74" w:type="dxa"/>
+          </w:tblCellMar>
+        </w:tblPrEx>
         <w:trPr>
-          <w:cantSplit w:val="0"/>
           <w:trHeight w:val="981" w:hRule="atLeast"/>
-          <w:tblHeader w:val="0"/>
         </w:trPr>
         <w:tc>
           <w:tcPr>
             <w:tcBorders>
-              <w:top w:color="cccccc" w:space="0" w:sz="6" w:val="single"/>
-              <w:left w:color="284e3f" w:space="0" w:sz="6" w:val="single"/>
-              <w:bottom w:color="cccccc" w:space="0" w:sz="6" w:val="single"/>
-              <w:right w:color="cccccc" w:space="0" w:sz="6" w:val="single"/>
-            </w:tcBorders>
-            <w:shd w:fill="f6f8f9" w:val="clear"/>
+              <w:top w:val="single" w:color="CCCCCC" w:sz="6" w:space="0"/>
+              <w:left w:val="single" w:color="284E3F" w:sz="6" w:space="0"/>
+              <w:bottom w:val="single" w:color="CCCCCC" w:sz="6" w:space="0"/>
+              <w:right w:val="single" w:color="CCCCCC" w:sz="6" w:space="0"/>
+            </w:tcBorders>
+            <w:shd w:val="clear" w:color="auto" w:fill="F6F8F9"/>
             <w:vAlign w:val="center"/>
           </w:tcPr>
           <w:p>
             <w:pPr>
               <w:spacing w:after="0" w:line="259" w:lineRule="auto"/>
               <w:ind w:left="0" w:right="0" w:firstLine="0"/>
-              <w:rPr/>
-            </w:pPr>
-            <w:r>
-              <w:rPr>
-                <w:b w:val="1"/>
-                <w:bCs w:val="1"/>
+            </w:pPr>
+            <w:r>
+              <w:rPr>
+                <w:b/>
+                <w:bCs/>
                 <w:color w:val="434343"/>
                 <w:sz w:val="20"/>
                 <w:szCs w:val="20"/>
@@ -3727,29 +3284,23 @@
               </w:rPr>
               <w:t xml:space="preserve">8 </w:t>
             </w:r>
-            <w:r>
-              <w:rPr>
-                <w:rtl w:val="0"/>
-              </w:rPr>
-            </w:r>
-          </w:p>
-        </w:tc>
-        <w:tc>
-          <w:tcPr>
-            <w:tcBorders>
-              <w:top w:color="cccccc" w:space="0" w:sz="6" w:val="single"/>
-              <w:left w:color="cccccc" w:space="0" w:sz="6" w:val="single"/>
-              <w:bottom w:color="cccccc" w:space="0" w:sz="6" w:val="single"/>
-              <w:right w:color="cccccc" w:space="0" w:sz="6" w:val="single"/>
-            </w:tcBorders>
-            <w:shd w:fill="f6f8f9" w:val="clear"/>
+          </w:p>
+        </w:tc>
+        <w:tc>
+          <w:tcPr>
+            <w:tcBorders>
+              <w:top w:val="single" w:color="CCCCCC" w:sz="6" w:space="0"/>
+              <w:left w:val="single" w:color="CCCCCC" w:sz="6" w:space="0"/>
+              <w:bottom w:val="single" w:color="CCCCCC" w:sz="6" w:space="0"/>
+              <w:right w:val="single" w:color="CCCCCC" w:sz="6" w:space="0"/>
+            </w:tcBorders>
+            <w:shd w:val="clear" w:color="auto" w:fill="F6F8F9"/>
             <w:vAlign w:val="center"/>
           </w:tcPr>
           <w:p>
             <w:pPr>
               <w:spacing w:after="0" w:line="259" w:lineRule="auto"/>
               <w:ind w:left="0" w:right="0" w:firstLine="0"/>
-              <w:rPr/>
             </w:pPr>
             <w:r>
               <w:rPr>
@@ -3760,29 +3311,23 @@
               </w:rPr>
               <w:t xml:space="preserve">Computer vision algorithms </w:t>
             </w:r>
-            <w:r>
-              <w:rPr>
-                <w:rtl w:val="0"/>
-              </w:rPr>
-            </w:r>
-          </w:p>
-        </w:tc>
-        <w:tc>
-          <w:tcPr>
-            <w:tcBorders>
-              <w:top w:color="cccccc" w:space="0" w:sz="6" w:val="single"/>
-              <w:left w:color="cccccc" w:space="0" w:sz="6" w:val="single"/>
-              <w:bottom w:color="cccccc" w:space="0" w:sz="6" w:val="single"/>
-              <w:right w:color="cccccc" w:space="0" w:sz="6" w:val="single"/>
-            </w:tcBorders>
-            <w:shd w:fill="f6f8f9" w:val="clear"/>
+          </w:p>
+        </w:tc>
+        <w:tc>
+          <w:tcPr>
+            <w:tcBorders>
+              <w:top w:val="single" w:color="CCCCCC" w:sz="6" w:space="0"/>
+              <w:left w:val="single" w:color="CCCCCC" w:sz="6" w:space="0"/>
+              <w:bottom w:val="single" w:color="CCCCCC" w:sz="6" w:space="0"/>
+              <w:right w:val="single" w:color="CCCCCC" w:sz="6" w:space="0"/>
+            </w:tcBorders>
+            <w:shd w:val="clear" w:color="auto" w:fill="F6F8F9"/>
             <w:vAlign w:val="center"/>
           </w:tcPr>
           <w:p>
             <w:pPr>
               <w:spacing w:after="0" w:line="259" w:lineRule="auto"/>
               <w:ind w:left="4" w:right="0" w:firstLine="0"/>
-              <w:rPr/>
             </w:pPr>
             <w:r>
               <w:rPr>
@@ -3793,39 +3338,33 @@
               </w:rPr>
               <w:t xml:space="preserve">Sách chuyên khảo </w:t>
             </w:r>
-            <w:r>
-              <w:rPr>
-                <w:rtl w:val="0"/>
-              </w:rPr>
-            </w:r>
-          </w:p>
-        </w:tc>
-        <w:tc>
-          <w:tcPr>
-            <w:tcBorders>
-              <w:top w:color="cccccc" w:space="0" w:sz="6" w:val="single"/>
-              <w:left w:color="cccccc" w:space="0" w:sz="6" w:val="single"/>
-              <w:bottom w:color="cccccc" w:space="0" w:sz="6" w:val="single"/>
-              <w:right w:color="cccccc" w:space="0" w:sz="6" w:val="single"/>
-            </w:tcBorders>
-            <w:shd w:fill="f6f8f9" w:val="clear"/>
+          </w:p>
+        </w:tc>
+        <w:tc>
+          <w:tcPr>
+            <w:tcBorders>
+              <w:top w:val="single" w:color="CCCCCC" w:sz="6" w:space="0"/>
+              <w:left w:val="single" w:color="CCCCCC" w:sz="6" w:space="0"/>
+              <w:bottom w:val="single" w:color="CCCCCC" w:sz="6" w:space="0"/>
+              <w:right w:val="single" w:color="CCCCCC" w:sz="6" w:space="0"/>
+            </w:tcBorders>
+            <w:shd w:val="clear" w:color="auto" w:fill="F6F8F9"/>
           </w:tcPr>
           <w:p>
             <w:pPr>
               <w:spacing w:after="0" w:line="259" w:lineRule="auto"/>
               <w:ind w:left="4" w:right="0" w:firstLine="0"/>
-              <w:rPr/>
-            </w:pPr>
-            <w:r>
-              <w:rPr>
-                <w:b w:val="1"/>
-                <w:bCs w:val="1"/>
-                <w:color w:val="434343"/>
-                <w:sz w:val="20"/>
-                <w:szCs w:val="20"/>
-                <w:rtl w:val="0"/>
-              </w:rPr>
-              <w:t xml:space="preserve">Tác giả</w:t>
+            </w:pPr>
+            <w:r>
+              <w:rPr>
+                <w:b/>
+                <w:bCs/>
+                <w:color w:val="434343"/>
+                <w:sz w:val="20"/>
+                <w:szCs w:val="20"/>
+                <w:rtl w:val="0"/>
+              </w:rPr>
+              <w:t>Tác giả</w:t>
             </w:r>
             <w:r>
               <w:rPr>
@@ -3835,18 +3374,12 @@
                 <w:rtl w:val="0"/>
               </w:rPr>
               <w:t xml:space="preserve">: </w:t>
-            </w:r>
-            <w:r>
-              <w:rPr>
-                <w:rtl w:val="0"/>
-              </w:rPr>
             </w:r>
           </w:p>
           <w:p>
             <w:pPr>
               <w:spacing w:after="40" w:line="237" w:lineRule="auto"/>
               <w:ind w:left="4" w:right="0" w:firstLine="0"/>
-              <w:rPr/>
             </w:pPr>
             <w:r>
               <w:rPr>
@@ -3857,28 +3390,22 @@
               </w:rPr>
               <w:t xml:space="preserve">SzeliskiCQXB: Springer </w:t>
             </w:r>
-            <w:r>
-              <w:rPr>
-                <w:rtl w:val="0"/>
-              </w:rPr>
-            </w:r>
           </w:p>
           <w:p>
             <w:pPr>
               <w:spacing w:after="0" w:line="259" w:lineRule="auto"/>
               <w:ind w:left="4" w:right="0" w:firstLine="0"/>
-              <w:rPr/>
-            </w:pPr>
-            <w:r>
-              <w:rPr>
-                <w:b w:val="1"/>
-                <w:bCs w:val="1"/>
-                <w:color w:val="434343"/>
-                <w:sz w:val="20"/>
-                <w:szCs w:val="20"/>
-                <w:rtl w:val="0"/>
-              </w:rPr>
-              <w:t xml:space="preserve">Trích dẫn</w:t>
+            </w:pPr>
+            <w:r>
+              <w:rPr>
+                <w:b/>
+                <w:bCs/>
+                <w:color w:val="434343"/>
+                <w:sz w:val="20"/>
+                <w:szCs w:val="20"/>
+                <w:rtl w:val="0"/>
+              </w:rPr>
+              <w:t>Trích dẫn</w:t>
             </w:r>
             <w:r>
               <w:rPr>
@@ -3889,40 +3416,34 @@
               </w:rPr>
               <w:t xml:space="preserve">: Rất cao </w:t>
             </w:r>
-            <w:r>
-              <w:rPr>
-                <w:rtl w:val="0"/>
-              </w:rPr>
-            </w:r>
-          </w:p>
-        </w:tc>
-        <w:tc>
-          <w:tcPr>
-            <w:tcBorders>
-              <w:top w:color="cccccc" w:space="0" w:sz="6" w:val="single"/>
-              <w:left w:color="cccccc" w:space="0" w:sz="6" w:val="single"/>
-              <w:bottom w:color="cccccc" w:space="0" w:sz="6" w:val="single"/>
-              <w:right w:color="cccccc" w:space="0" w:sz="6" w:val="single"/>
-            </w:tcBorders>
-            <w:shd w:fill="f6f8f9" w:val="clear"/>
+          </w:p>
+        </w:tc>
+        <w:tc>
+          <w:tcPr>
+            <w:tcBorders>
+              <w:top w:val="single" w:color="CCCCCC" w:sz="6" w:space="0"/>
+              <w:left w:val="single" w:color="CCCCCC" w:sz="6" w:space="0"/>
+              <w:bottom w:val="single" w:color="CCCCCC" w:sz="6" w:space="0"/>
+              <w:right w:val="single" w:color="CCCCCC" w:sz="6" w:space="0"/>
+            </w:tcBorders>
+            <w:shd w:val="clear" w:color="auto" w:fill="F6F8F9"/>
             <w:vAlign w:val="center"/>
           </w:tcPr>
           <w:p>
             <w:pPr>
               <w:spacing w:after="16" w:line="259" w:lineRule="auto"/>
               <w:ind w:left="4" w:right="0" w:firstLine="0"/>
-              <w:rPr/>
-            </w:pPr>
-            <w:r>
-              <w:rPr>
-                <w:b w:val="1"/>
-                <w:bCs w:val="1"/>
-                <w:color w:val="434343"/>
-                <w:sz w:val="20"/>
-                <w:szCs w:val="20"/>
-                <w:rtl w:val="0"/>
-              </w:rPr>
-              <w:t xml:space="preserve">PPNC</w:t>
+            </w:pPr>
+            <w:r>
+              <w:rPr>
+                <w:b/>
+                <w:bCs/>
+                <w:color w:val="434343"/>
+                <w:sz w:val="20"/>
+                <w:szCs w:val="20"/>
+                <w:rtl w:val="0"/>
+              </w:rPr>
+              <w:t>PPNC</w:t>
             </w:r>
             <w:r>
               <w:rPr>
@@ -3932,18 +3453,12 @@
                 <w:rtl w:val="0"/>
               </w:rPr>
               <w:t xml:space="preserve">: Lý thuyết </w:t>
-            </w:r>
-            <w:r>
-              <w:rPr>
-                <w:rtl w:val="0"/>
-              </w:rPr>
             </w:r>
           </w:p>
           <w:p>
             <w:pPr>
               <w:spacing w:after="3" w:line="259" w:lineRule="auto"/>
               <w:ind w:left="4" w:right="0" w:firstLine="0"/>
-              <w:rPr/>
             </w:pPr>
             <w:r>
               <w:rPr>
@@ -3954,28 +3469,22 @@
               </w:rPr>
               <w:t xml:space="preserve">&amp; Thuật toán. </w:t>
             </w:r>
-            <w:r>
-              <w:rPr>
-                <w:rtl w:val="0"/>
-              </w:rPr>
-            </w:r>
           </w:p>
           <w:p>
             <w:pPr>
               <w:spacing w:after="0" w:line="259" w:lineRule="auto"/>
               <w:ind w:left="4" w:right="0" w:firstLine="0"/>
-              <w:rPr/>
-            </w:pPr>
-            <w:r>
-              <w:rPr>
-                <w:b w:val="1"/>
-                <w:bCs w:val="1"/>
-                <w:color w:val="434343"/>
-                <w:sz w:val="20"/>
-                <w:szCs w:val="20"/>
-                <w:rtl w:val="0"/>
-              </w:rPr>
-              <w:t xml:space="preserve">Cập nhật</w:t>
+            </w:pPr>
+            <w:r>
+              <w:rPr>
+                <w:b/>
+                <w:bCs/>
+                <w:color w:val="434343"/>
+                <w:sz w:val="20"/>
+                <w:szCs w:val="20"/>
+                <w:rtl w:val="0"/>
+              </w:rPr>
+              <w:t>Cập nhật</w:t>
             </w:r>
             <w:r>
               <w:rPr>
@@ -3986,40 +3495,34 @@
               </w:rPr>
               <w:t xml:space="preserve">: 2022 </w:t>
             </w:r>
-            <w:r>
-              <w:rPr>
-                <w:rtl w:val="0"/>
-              </w:rPr>
-            </w:r>
-          </w:p>
-        </w:tc>
-        <w:tc>
-          <w:tcPr>
-            <w:tcBorders>
-              <w:top w:color="f6f8f9" w:space="0" w:sz="12" w:val="single"/>
-              <w:left w:color="cccccc" w:space="0" w:sz="6" w:val="single"/>
-              <w:bottom w:color="cccccc" w:space="0" w:sz="6" w:val="single"/>
-              <w:right w:color="cccccc" w:space="0" w:sz="6" w:val="single"/>
-            </w:tcBorders>
-            <w:shd w:fill="f6f8f9" w:val="clear"/>
+          </w:p>
+        </w:tc>
+        <w:tc>
+          <w:tcPr>
+            <w:tcBorders>
+              <w:top w:val="single" w:color="F6F8F9" w:sz="12" w:space="0"/>
+              <w:left w:val="single" w:color="CCCCCC" w:sz="6" w:space="0"/>
+              <w:bottom w:val="single" w:color="CCCCCC" w:sz="6" w:space="0"/>
+              <w:right w:val="single" w:color="CCCCCC" w:sz="6" w:space="0"/>
+            </w:tcBorders>
+            <w:shd w:val="clear" w:color="auto" w:fill="F6F8F9"/>
           </w:tcPr>
           <w:p>
             <w:pPr>
               <w:spacing w:after="0" w:line="259" w:lineRule="auto"/>
               <w:ind w:left="0" w:right="121" w:firstLine="0"/>
               <w:jc w:val="both"/>
-              <w:rPr/>
-            </w:pPr>
-            <w:r>
-              <w:rPr>
-                <w:b w:val="1"/>
-                <w:bCs w:val="1"/>
-                <w:color w:val="434343"/>
-                <w:sz w:val="20"/>
-                <w:szCs w:val="20"/>
-                <w:rtl w:val="0"/>
-              </w:rPr>
-              <w:t xml:space="preserve">Ưu</w:t>
+            </w:pPr>
+            <w:r>
+              <w:rPr>
+                <w:b/>
+                <w:bCs/>
+                <w:color w:val="434343"/>
+                <w:sz w:val="20"/>
+                <w:szCs w:val="20"/>
+                <w:rtl w:val="0"/>
+              </w:rPr>
+              <w:t>Ưu</w:t>
             </w:r>
             <w:r>
               <w:rPr>
@@ -4032,14 +3535,14 @@
             </w:r>
             <w:r>
               <w:rPr>
-                <w:b w:val="1"/>
-                <w:bCs w:val="1"/>
-                <w:color w:val="434343"/>
-                <w:sz w:val="20"/>
-                <w:szCs w:val="20"/>
-                <w:rtl w:val="0"/>
-              </w:rPr>
-              <w:t xml:space="preserve">Nhược</w:t>
+                <w:b/>
+                <w:bCs/>
+                <w:color w:val="434343"/>
+                <w:sz w:val="20"/>
+                <w:szCs w:val="20"/>
+                <w:rtl w:val="0"/>
+              </w:rPr>
+              <w:t>Nhược</w:t>
             </w:r>
             <w:r>
               <w:rPr>
@@ -4050,29 +3553,23 @@
               </w:rPr>
               <w:t xml:space="preserve">: Nội dung rộng, cần tự chắt lọc thông tin. </w:t>
             </w:r>
-            <w:r>
-              <w:rPr>
-                <w:rtl w:val="0"/>
-              </w:rPr>
-            </w:r>
-          </w:p>
-        </w:tc>
-        <w:tc>
-          <w:tcPr>
-            <w:tcBorders>
-              <w:top w:color="f6f8f9" w:space="0" w:sz="12" w:val="single"/>
-              <w:left w:color="cccccc" w:space="0" w:sz="6" w:val="single"/>
-              <w:bottom w:color="cccccc" w:space="0" w:sz="6" w:val="single"/>
-              <w:right w:color="284e3f" w:space="0" w:sz="6" w:val="single"/>
-            </w:tcBorders>
-            <w:shd w:fill="f6f8f9" w:val="clear"/>
+          </w:p>
+        </w:tc>
+        <w:tc>
+          <w:tcPr>
+            <w:tcBorders>
+              <w:top w:val="single" w:color="F6F8F9" w:sz="12" w:space="0"/>
+              <w:left w:val="single" w:color="CCCCCC" w:sz="6" w:space="0"/>
+              <w:bottom w:val="single" w:color="CCCCCC" w:sz="6" w:space="0"/>
+              <w:right w:val="single" w:color="284E3F" w:sz="6" w:space="0"/>
+            </w:tcBorders>
+            <w:shd w:val="clear" w:color="auto" w:fill="F6F8F9"/>
             <w:vAlign w:val="center"/>
           </w:tcPr>
           <w:p>
             <w:pPr>
               <w:spacing w:after="0" w:line="259" w:lineRule="auto"/>
               <w:ind w:left="0" w:right="0" w:firstLine="0"/>
-              <w:rPr/>
             </w:pPr>
             <w:r>
               <w:rPr>
@@ -4082,28 +3579,29 @@
                 <w:rtl w:val="0"/>
               </w:rPr>
               <w:t xml:space="preserve">9.0/10 </w:t>
-            </w:r>
-            <w:r>
-              <w:rPr>
-                <w:rtl w:val="0"/>
-              </w:rPr>
             </w:r>
           </w:p>
         </w:tc>
       </w:tr>
       <w:tr>
+        <w:tblPrEx>
+          <w:tblCellMar>
+            <w:top w:w="31" w:type="dxa"/>
+            <w:left w:w="118" w:type="dxa"/>
+            <w:bottom w:w="0" w:type="dxa"/>
+            <w:right w:w="74" w:type="dxa"/>
+          </w:tblCellMar>
+        </w:tblPrEx>
         <w:trPr>
-          <w:cantSplit w:val="0"/>
           <w:trHeight w:val="1012" w:hRule="atLeast"/>
-          <w:tblHeader w:val="0"/>
         </w:trPr>
         <w:tc>
           <w:tcPr>
             <w:tcBorders>
-              <w:top w:color="cccccc" w:space="0" w:sz="6" w:val="single"/>
-              <w:left w:color="284e3f" w:space="0" w:sz="6" w:val="single"/>
-              <w:bottom w:color="cccccc" w:space="0" w:sz="6" w:val="single"/>
-              <w:right w:color="cccccc" w:space="0" w:sz="6" w:val="single"/>
+              <w:top w:val="single" w:color="CCCCCC" w:sz="6" w:space="0"/>
+              <w:left w:val="single" w:color="284E3F" w:sz="6" w:space="0"/>
+              <w:bottom w:val="single" w:color="CCCCCC" w:sz="6" w:space="0"/>
+              <w:right w:val="single" w:color="CCCCCC" w:sz="6" w:space="0"/>
             </w:tcBorders>
             <w:vAlign w:val="center"/>
           </w:tcPr>
@@ -4111,12 +3609,11 @@
             <w:pPr>
               <w:spacing w:after="0" w:line="259" w:lineRule="auto"/>
               <w:ind w:left="0" w:right="0" w:firstLine="0"/>
-              <w:rPr/>
-            </w:pPr>
-            <w:r>
-              <w:rPr>
-                <w:b w:val="1"/>
-                <w:bCs w:val="1"/>
+            </w:pPr>
+            <w:r>
+              <w:rPr>
+                <w:b/>
+                <w:bCs/>
                 <w:color w:val="434343"/>
                 <w:sz w:val="20"/>
                 <w:szCs w:val="20"/>
@@ -4124,20 +3621,15 @@
               </w:rPr>
               <w:t xml:space="preserve">9 </w:t>
             </w:r>
-            <w:r>
-              <w:rPr>
-                <w:rtl w:val="0"/>
-              </w:rPr>
-            </w:r>
-          </w:p>
-        </w:tc>
-        <w:tc>
-          <w:tcPr>
-            <w:tcBorders>
-              <w:top w:color="cccccc" w:space="0" w:sz="6" w:val="single"/>
-              <w:left w:color="cccccc" w:space="0" w:sz="6" w:val="single"/>
-              <w:bottom w:color="cccccc" w:space="0" w:sz="6" w:val="single"/>
-              <w:right w:color="cccccc" w:space="0" w:sz="6" w:val="single"/>
+          </w:p>
+        </w:tc>
+        <w:tc>
+          <w:tcPr>
+            <w:tcBorders>
+              <w:top w:val="single" w:color="CCCCCC" w:sz="6" w:space="0"/>
+              <w:left w:val="single" w:color="CCCCCC" w:sz="6" w:space="0"/>
+              <w:bottom w:val="single" w:color="CCCCCC" w:sz="6" w:space="0"/>
+              <w:right w:val="single" w:color="CCCCCC" w:sz="6" w:space="0"/>
             </w:tcBorders>
             <w:vAlign w:val="center"/>
           </w:tcPr>
@@ -4145,7 +3637,6 @@
             <w:pPr>
               <w:spacing w:after="0" w:line="259" w:lineRule="auto"/>
               <w:ind w:left="0" w:right="0" w:firstLine="0"/>
-              <w:rPr/>
             </w:pPr>
             <w:r>
               <w:rPr>
@@ -4156,20 +3647,15 @@
               </w:rPr>
               <w:t xml:space="preserve">MobileNets architecture </w:t>
             </w:r>
-            <w:r>
-              <w:rPr>
-                <w:rtl w:val="0"/>
-              </w:rPr>
-            </w:r>
-          </w:p>
-        </w:tc>
-        <w:tc>
-          <w:tcPr>
-            <w:tcBorders>
-              <w:top w:color="cccccc" w:space="0" w:sz="6" w:val="single"/>
-              <w:left w:color="cccccc" w:space="0" w:sz="6" w:val="single"/>
-              <w:bottom w:color="cccccc" w:space="0" w:sz="6" w:val="single"/>
-              <w:right w:color="cccccc" w:space="0" w:sz="6" w:val="single"/>
+          </w:p>
+        </w:tc>
+        <w:tc>
+          <w:tcPr>
+            <w:tcBorders>
+              <w:top w:val="single" w:color="CCCCCC" w:sz="6" w:space="0"/>
+              <w:left w:val="single" w:color="CCCCCC" w:sz="6" w:space="0"/>
+              <w:bottom w:val="single" w:color="CCCCCC" w:sz="6" w:space="0"/>
+              <w:right w:val="single" w:color="CCCCCC" w:sz="6" w:space="0"/>
             </w:tcBorders>
             <w:vAlign w:val="center"/>
           </w:tcPr>
@@ -4177,7 +3663,6 @@
             <w:pPr>
               <w:spacing w:after="0" w:line="259" w:lineRule="auto"/>
               <w:ind w:left="4" w:right="0" w:firstLine="0"/>
-              <w:rPr/>
             </w:pPr>
             <w:r>
               <w:rPr>
@@ -4188,20 +3673,15 @@
               </w:rPr>
               <w:t xml:space="preserve">Nguồn mở Internet </w:t>
             </w:r>
-            <w:r>
-              <w:rPr>
-                <w:rtl w:val="0"/>
-              </w:rPr>
-            </w:r>
-          </w:p>
-        </w:tc>
-        <w:tc>
-          <w:tcPr>
-            <w:tcBorders>
-              <w:top w:color="cccccc" w:space="0" w:sz="6" w:val="single"/>
-              <w:left w:color="cccccc" w:space="0" w:sz="6" w:val="single"/>
-              <w:bottom w:color="cccccc" w:space="0" w:sz="6" w:val="single"/>
-              <w:right w:color="cccccc" w:space="0" w:sz="6" w:val="single"/>
+          </w:p>
+        </w:tc>
+        <w:tc>
+          <w:tcPr>
+            <w:tcBorders>
+              <w:top w:val="single" w:color="CCCCCC" w:sz="6" w:space="0"/>
+              <w:left w:val="single" w:color="CCCCCC" w:sz="6" w:space="0"/>
+              <w:bottom w:val="single" w:color="CCCCCC" w:sz="6" w:space="0"/>
+              <w:right w:val="single" w:color="CCCCCC" w:sz="6" w:space="0"/>
             </w:tcBorders>
             <w:vAlign w:val="center"/>
           </w:tcPr>
@@ -4210,18 +3690,17 @@
               <w:spacing w:after="0" w:line="259" w:lineRule="auto"/>
               <w:ind w:left="4" w:right="164" w:firstLine="0"/>
               <w:jc w:val="both"/>
-              <w:rPr/>
-            </w:pPr>
-            <w:r>
-              <w:rPr>
-                <w:b w:val="1"/>
-                <w:bCs w:val="1"/>
-                <w:color w:val="434343"/>
-                <w:sz w:val="20"/>
-                <w:szCs w:val="20"/>
-                <w:rtl w:val="0"/>
-              </w:rPr>
-              <w:t xml:space="preserve">Tác</w:t>
+            </w:pPr>
+            <w:r>
+              <w:rPr>
+                <w:b/>
+                <w:bCs/>
+                <w:color w:val="434343"/>
+                <w:sz w:val="20"/>
+                <w:szCs w:val="20"/>
+                <w:rtl w:val="0"/>
+              </w:rPr>
+              <w:t>Tác</w:t>
             </w:r>
             <w:r>
               <w:rPr>
@@ -4234,14 +3713,14 @@
             </w:r>
             <w:r>
               <w:rPr>
-                <w:b w:val="1"/>
-                <w:bCs w:val="1"/>
-                <w:color w:val="434343"/>
-                <w:sz w:val="20"/>
-                <w:szCs w:val="20"/>
-                <w:rtl w:val="0"/>
-              </w:rPr>
-              <w:t xml:space="preserve">giả</w:t>
+                <w:b/>
+                <w:bCs/>
+                <w:color w:val="434343"/>
+                <w:sz w:val="20"/>
+                <w:szCs w:val="20"/>
+                <w:rtl w:val="0"/>
+              </w:rPr>
+              <w:t>giả</w:t>
             </w:r>
             <w:r>
               <w:rPr>
@@ -4254,14 +3733,14 @@
             </w:r>
             <w:r>
               <w:rPr>
-                <w:b w:val="1"/>
-                <w:bCs w:val="1"/>
-                <w:color w:val="434343"/>
-                <w:sz w:val="20"/>
-                <w:szCs w:val="20"/>
-                <w:rtl w:val="0"/>
-              </w:rPr>
-              <w:t xml:space="preserve">Trích</w:t>
+                <w:b/>
+                <w:bCs/>
+                <w:color w:val="434343"/>
+                <w:sz w:val="20"/>
+                <w:szCs w:val="20"/>
+                <w:rtl w:val="0"/>
+              </w:rPr>
+              <w:t>Trích</w:t>
             </w:r>
             <w:r>
               <w:rPr>
@@ -4274,14 +3753,14 @@
             </w:r>
             <w:r>
               <w:rPr>
-                <w:b w:val="1"/>
-                <w:bCs w:val="1"/>
-                <w:color w:val="434343"/>
-                <w:sz w:val="20"/>
-                <w:szCs w:val="20"/>
-                <w:rtl w:val="0"/>
-              </w:rPr>
-              <w:t xml:space="preserve">dẫn</w:t>
+                <w:b/>
+                <w:bCs/>
+                <w:color w:val="434343"/>
+                <w:sz w:val="20"/>
+                <w:szCs w:val="20"/>
+                <w:rtl w:val="0"/>
+              </w:rPr>
+              <w:t>dẫn</w:t>
             </w:r>
             <w:r>
               <w:rPr>
@@ -4292,20 +3771,15 @@
               </w:rPr>
               <w:t xml:space="preserve">: &gt;20,000 </w:t>
             </w:r>
-            <w:r>
-              <w:rPr>
-                <w:rtl w:val="0"/>
-              </w:rPr>
-            </w:r>
-          </w:p>
-        </w:tc>
-        <w:tc>
-          <w:tcPr>
-            <w:tcBorders>
-              <w:top w:color="cccccc" w:space="0" w:sz="6" w:val="single"/>
-              <w:left w:color="cccccc" w:space="0" w:sz="6" w:val="single"/>
-              <w:bottom w:color="cccccc" w:space="0" w:sz="6" w:val="single"/>
-              <w:right w:color="cccccc" w:space="0" w:sz="6" w:val="single"/>
+          </w:p>
+        </w:tc>
+        <w:tc>
+          <w:tcPr>
+            <w:tcBorders>
+              <w:top w:val="single" w:color="CCCCCC" w:sz="6" w:space="0"/>
+              <w:left w:val="single" w:color="CCCCCC" w:sz="6" w:space="0"/>
+              <w:bottom w:val="single" w:color="CCCCCC" w:sz="6" w:space="0"/>
+              <w:right w:val="single" w:color="CCCCCC" w:sz="6" w:space="0"/>
             </w:tcBorders>
           </w:tcPr>
           <w:p>
@@ -4313,18 +3787,17 @@
               <w:spacing w:after="11" w:line="250" w:lineRule="auto"/>
               <w:ind w:left="4" w:right="409" w:firstLine="0"/>
               <w:jc w:val="both"/>
-              <w:rPr/>
-            </w:pPr>
-            <w:r>
-              <w:rPr>
-                <w:b w:val="1"/>
-                <w:bCs w:val="1"/>
-                <w:color w:val="434343"/>
-                <w:sz w:val="20"/>
-                <w:szCs w:val="20"/>
-                <w:rtl w:val="0"/>
-              </w:rPr>
-              <w:t xml:space="preserve">PPNC</w:t>
+            </w:pPr>
+            <w:r>
+              <w:rPr>
+                <w:b/>
+                <w:bCs/>
+                <w:color w:val="434343"/>
+                <w:sz w:val="20"/>
+                <w:szCs w:val="20"/>
+                <w:rtl w:val="0"/>
+              </w:rPr>
+              <w:t>PPNC</w:t>
             </w:r>
             <w:r>
               <w:rPr>
@@ -4335,28 +3808,22 @@
               </w:rPr>
               <w:t xml:space="preserve">: Thực nghiệm mạng nhẹ. </w:t>
             </w:r>
-            <w:r>
-              <w:rPr>
-                <w:rtl w:val="0"/>
-              </w:rPr>
-            </w:r>
           </w:p>
           <w:p>
             <w:pPr>
               <w:spacing w:after="0" w:line="259" w:lineRule="auto"/>
               <w:ind w:left="4" w:right="0" w:firstLine="0"/>
-              <w:rPr/>
-            </w:pPr>
-            <w:r>
-              <w:rPr>
-                <w:b w:val="1"/>
-                <w:bCs w:val="1"/>
-                <w:color w:val="434343"/>
-                <w:sz w:val="20"/>
-                <w:szCs w:val="20"/>
-                <w:rtl w:val="0"/>
-              </w:rPr>
-              <w:t xml:space="preserve">Cập</w:t>
+            </w:pPr>
+            <w:r>
+              <w:rPr>
+                <w:b/>
+                <w:bCs/>
+                <w:color w:val="434343"/>
+                <w:sz w:val="20"/>
+                <w:szCs w:val="20"/>
+                <w:rtl w:val="0"/>
+              </w:rPr>
+              <w:t>Cập</w:t>
             </w:r>
             <w:r>
               <w:rPr>
@@ -4369,14 +3836,14 @@
             </w:r>
             <w:r>
               <w:rPr>
-                <w:b w:val="1"/>
-                <w:bCs w:val="1"/>
-                <w:color w:val="434343"/>
-                <w:sz w:val="20"/>
-                <w:szCs w:val="20"/>
-                <w:rtl w:val="0"/>
-              </w:rPr>
-              <w:t xml:space="preserve">nhật</w:t>
+                <w:b/>
+                <w:bCs/>
+                <w:color w:val="434343"/>
+                <w:sz w:val="20"/>
+                <w:szCs w:val="20"/>
+                <w:rtl w:val="0"/>
+              </w:rPr>
+              <w:t>nhật</w:t>
             </w:r>
             <w:r>
               <w:rPr>
@@ -4387,38 +3854,32 @@
               </w:rPr>
               <w:t xml:space="preserve">: 2017 </w:t>
             </w:r>
-            <w:r>
-              <w:rPr>
-                <w:rtl w:val="0"/>
-              </w:rPr>
-            </w:r>
-          </w:p>
-        </w:tc>
-        <w:tc>
-          <w:tcPr>
-            <w:tcBorders>
-              <w:top w:color="cccccc" w:space="0" w:sz="6" w:val="single"/>
-              <w:left w:color="cccccc" w:space="0" w:sz="6" w:val="single"/>
-              <w:bottom w:color="f6f8f9" w:space="0" w:sz="12" w:val="single"/>
-              <w:right w:color="cccccc" w:space="0" w:sz="6" w:val="single"/>
+          </w:p>
+        </w:tc>
+        <w:tc>
+          <w:tcPr>
+            <w:tcBorders>
+              <w:top w:val="single" w:color="CCCCCC" w:sz="6" w:space="0"/>
+              <w:left w:val="single" w:color="CCCCCC" w:sz="6" w:space="0"/>
+              <w:bottom w:val="single" w:color="F6F8F9" w:sz="12" w:space="0"/>
+              <w:right w:val="single" w:color="CCCCCC" w:sz="6" w:space="0"/>
             </w:tcBorders>
           </w:tcPr>
           <w:p>
             <w:pPr>
               <w:spacing w:after="0" w:line="269" w:lineRule="auto"/>
               <w:ind w:left="0" w:right="0" w:firstLine="0"/>
-              <w:rPr/>
-            </w:pPr>
-            <w:r>
-              <w:rPr>
-                <w:b w:val="1"/>
-                <w:bCs w:val="1"/>
-                <w:color w:val="434343"/>
-                <w:sz w:val="20"/>
-                <w:szCs w:val="20"/>
-                <w:rtl w:val="0"/>
-              </w:rPr>
-              <w:t xml:space="preserve">Ưu</w:t>
+            </w:pPr>
+            <w:r>
+              <w:rPr>
+                <w:b/>
+                <w:bCs/>
+                <w:color w:val="434343"/>
+                <w:sz w:val="20"/>
+                <w:szCs w:val="20"/>
+                <w:rtl w:val="0"/>
+              </w:rPr>
+              <w:t>Ưu</w:t>
             </w:r>
             <w:r>
               <w:rPr>
@@ -4429,28 +3890,22 @@
               </w:rPr>
               <w:t xml:space="preserve">: Cần thiết để tối ưu AI lên app di động. </w:t>
             </w:r>
-            <w:r>
-              <w:rPr>
-                <w:rtl w:val="0"/>
-              </w:rPr>
-            </w:r>
           </w:p>
           <w:p>
             <w:pPr>
               <w:spacing w:after="0" w:line="259" w:lineRule="auto"/>
               <w:ind w:left="0" w:right="0" w:firstLine="0"/>
-              <w:rPr/>
-            </w:pPr>
-            <w:r>
-              <w:rPr>
-                <w:b w:val="1"/>
-                <w:bCs w:val="1"/>
-                <w:color w:val="434343"/>
-                <w:sz w:val="20"/>
-                <w:szCs w:val="20"/>
-                <w:rtl w:val="0"/>
-              </w:rPr>
-              <w:t xml:space="preserve">Nhược</w:t>
+            </w:pPr>
+            <w:r>
+              <w:rPr>
+                <w:b/>
+                <w:bCs/>
+                <w:color w:val="434343"/>
+                <w:sz w:val="20"/>
+                <w:szCs w:val="20"/>
+                <w:rtl w:val="0"/>
+              </w:rPr>
+              <w:t>Nhược</w:t>
             </w:r>
             <w:r>
               <w:rPr>
@@ -4461,20 +3916,15 @@
               </w:rPr>
               <w:t xml:space="preserve">: Là bản tiền ấn phẩm chưa qua bình duyệt. </w:t>
             </w:r>
-            <w:r>
-              <w:rPr>
-                <w:rtl w:val="0"/>
-              </w:rPr>
-            </w:r>
-          </w:p>
-        </w:tc>
-        <w:tc>
-          <w:tcPr>
-            <w:tcBorders>
-              <w:top w:color="cccccc" w:space="0" w:sz="6" w:val="single"/>
-              <w:left w:color="cccccc" w:space="0" w:sz="6" w:val="single"/>
-              <w:bottom w:color="f6f8f9" w:space="0" w:sz="12" w:val="single"/>
-              <w:right w:color="284e3f" w:space="0" w:sz="6" w:val="single"/>
+          </w:p>
+        </w:tc>
+        <w:tc>
+          <w:tcPr>
+            <w:tcBorders>
+              <w:top w:val="single" w:color="CCCCCC" w:sz="6" w:space="0"/>
+              <w:left w:val="single" w:color="CCCCCC" w:sz="6" w:space="0"/>
+              <w:bottom w:val="single" w:color="F6F8F9" w:sz="12" w:space="0"/>
+              <w:right w:val="single" w:color="284E3F" w:sz="6" w:space="0"/>
             </w:tcBorders>
             <w:vAlign w:val="center"/>
           </w:tcPr>
@@ -4482,7 +3932,6 @@
             <w:pPr>
               <w:spacing w:after="0" w:line="259" w:lineRule="auto"/>
               <w:ind w:left="0" w:right="0" w:firstLine="0"/>
-              <w:rPr/>
             </w:pPr>
             <w:r>
               <w:rPr>
@@ -4492,42 +3941,42 @@
                 <w:rtl w:val="0"/>
               </w:rPr>
               <w:t xml:space="preserve">8.0/10 </w:t>
-            </w:r>
-            <w:r>
-              <w:rPr>
-                <w:rtl w:val="0"/>
-              </w:rPr>
             </w:r>
           </w:p>
         </w:tc>
       </w:tr>
       <w:tr>
+        <w:tblPrEx>
+          <w:tblCellMar>
+            <w:top w:w="31" w:type="dxa"/>
+            <w:left w:w="118" w:type="dxa"/>
+            <w:bottom w:w="0" w:type="dxa"/>
+            <w:right w:w="74" w:type="dxa"/>
+          </w:tblCellMar>
+        </w:tblPrEx>
         <w:trPr>
-          <w:cantSplit w:val="0"/>
           <w:trHeight w:val="981" w:hRule="atLeast"/>
-          <w:tblHeader w:val="0"/>
         </w:trPr>
         <w:tc>
           <w:tcPr>
             <w:tcBorders>
-              <w:top w:color="cccccc" w:space="0" w:sz="6" w:val="single"/>
-              <w:left w:color="284e3f" w:space="0" w:sz="6" w:val="single"/>
-              <w:bottom w:color="ffffff" w:space="0" w:sz="12" w:val="single"/>
-              <w:right w:color="cccccc" w:space="0" w:sz="6" w:val="single"/>
-            </w:tcBorders>
-            <w:shd w:fill="f6f8f9" w:val="clear"/>
+              <w:top w:val="single" w:color="CCCCCC" w:sz="6" w:space="0"/>
+              <w:left w:val="single" w:color="284E3F" w:sz="6" w:space="0"/>
+              <w:bottom w:val="single" w:color="FFFFFF" w:sz="12" w:space="0"/>
+              <w:right w:val="single" w:color="CCCCCC" w:sz="6" w:space="0"/>
+            </w:tcBorders>
+            <w:shd w:val="clear" w:color="auto" w:fill="F6F8F9"/>
             <w:vAlign w:val="center"/>
           </w:tcPr>
           <w:p>
             <w:pPr>
               <w:spacing w:after="0" w:line="259" w:lineRule="auto"/>
               <w:ind w:left="0" w:right="0" w:firstLine="0"/>
-              <w:rPr/>
-            </w:pPr>
-            <w:r>
-              <w:rPr>
-                <w:b w:val="1"/>
-                <w:bCs w:val="1"/>
+            </w:pPr>
+            <w:r>
+              <w:rPr>
+                <w:b/>
+                <w:bCs/>
                 <w:color w:val="434343"/>
                 <w:sz w:val="20"/>
                 <w:szCs w:val="20"/>
@@ -4535,29 +3984,23 @@
               </w:rPr>
               <w:t xml:space="preserve">10 </w:t>
             </w:r>
-            <w:r>
-              <w:rPr>
-                <w:rtl w:val="0"/>
-              </w:rPr>
-            </w:r>
-          </w:p>
-        </w:tc>
-        <w:tc>
-          <w:tcPr>
-            <w:tcBorders>
-              <w:top w:color="cccccc" w:space="0" w:sz="6" w:val="single"/>
-              <w:left w:color="cccccc" w:space="0" w:sz="6" w:val="single"/>
-              <w:bottom w:color="ffffff" w:space="0" w:sz="12" w:val="single"/>
-              <w:right w:color="cccccc" w:space="0" w:sz="6" w:val="single"/>
-            </w:tcBorders>
-            <w:shd w:fill="f6f8f9" w:val="clear"/>
+          </w:p>
+        </w:tc>
+        <w:tc>
+          <w:tcPr>
+            <w:tcBorders>
+              <w:top w:val="single" w:color="CCCCCC" w:sz="6" w:space="0"/>
+              <w:left w:val="single" w:color="CCCCCC" w:sz="6" w:space="0"/>
+              <w:bottom w:val="single" w:color="FFFFFF" w:sz="12" w:space="0"/>
+              <w:right w:val="single" w:color="CCCCCC" w:sz="6" w:space="0"/>
+            </w:tcBorders>
+            <w:shd w:val="clear" w:color="auto" w:fill="F6F8F9"/>
             <w:vAlign w:val="center"/>
           </w:tcPr>
           <w:p>
             <w:pPr>
               <w:spacing w:after="0" w:line="259" w:lineRule="auto"/>
               <w:ind w:left="0" w:right="0" w:firstLine="0"/>
-              <w:rPr/>
             </w:pPr>
             <w:r>
               <w:rPr>
@@ -4568,17 +4011,11 @@
               </w:rPr>
               <w:t xml:space="preserve">WHO Obesity </w:t>
             </w:r>
-            <w:r>
-              <w:rPr>
-                <w:rtl w:val="0"/>
-              </w:rPr>
-            </w:r>
           </w:p>
           <w:p>
             <w:pPr>
               <w:spacing w:after="0" w:line="259" w:lineRule="auto"/>
               <w:ind w:left="0" w:right="0" w:firstLine="0"/>
-              <w:rPr/>
             </w:pPr>
             <w:r>
               <w:rPr>
@@ -4589,29 +4026,23 @@
               </w:rPr>
               <w:t xml:space="preserve">report </w:t>
             </w:r>
-            <w:r>
-              <w:rPr>
-                <w:rtl w:val="0"/>
-              </w:rPr>
-            </w:r>
-          </w:p>
-        </w:tc>
-        <w:tc>
-          <w:tcPr>
-            <w:tcBorders>
-              <w:top w:color="cccccc" w:space="0" w:sz="6" w:val="single"/>
-              <w:left w:color="cccccc" w:space="0" w:sz="6" w:val="single"/>
-              <w:bottom w:color="ffffff" w:space="0" w:sz="12" w:val="single"/>
-              <w:right w:color="cccccc" w:space="0" w:sz="6" w:val="single"/>
-            </w:tcBorders>
-            <w:shd w:fill="f6f8f9" w:val="clear"/>
+          </w:p>
+        </w:tc>
+        <w:tc>
+          <w:tcPr>
+            <w:tcBorders>
+              <w:top w:val="single" w:color="CCCCCC" w:sz="6" w:space="0"/>
+              <w:left w:val="single" w:color="CCCCCC" w:sz="6" w:space="0"/>
+              <w:bottom w:val="single" w:color="FFFFFF" w:sz="12" w:space="0"/>
+              <w:right w:val="single" w:color="CCCCCC" w:sz="6" w:space="0"/>
+            </w:tcBorders>
+            <w:shd w:val="clear" w:color="auto" w:fill="F6F8F9"/>
             <w:vAlign w:val="center"/>
           </w:tcPr>
           <w:p>
             <w:pPr>
               <w:spacing w:after="0" w:line="259" w:lineRule="auto"/>
               <w:ind w:left="4" w:right="0" w:firstLine="0"/>
-              <w:rPr/>
             </w:pPr>
             <w:r>
               <w:rPr>
@@ -4622,39 +4053,33 @@
               </w:rPr>
               <w:t xml:space="preserve">Nguồn mở Internet </w:t>
             </w:r>
-            <w:r>
-              <w:rPr>
-                <w:rtl w:val="0"/>
-              </w:rPr>
-            </w:r>
-          </w:p>
-        </w:tc>
-        <w:tc>
-          <w:tcPr>
-            <w:tcBorders>
-              <w:top w:color="cccccc" w:space="0" w:sz="6" w:val="single"/>
-              <w:left w:color="cccccc" w:space="0" w:sz="6" w:val="single"/>
-              <w:bottom w:color="ffffff" w:space="0" w:sz="12" w:val="single"/>
-              <w:right w:color="cccccc" w:space="0" w:sz="6" w:val="single"/>
-            </w:tcBorders>
-            <w:shd w:fill="f6f8f9" w:val="clear"/>
+          </w:p>
+        </w:tc>
+        <w:tc>
+          <w:tcPr>
+            <w:tcBorders>
+              <w:top w:val="single" w:color="CCCCCC" w:sz="6" w:space="0"/>
+              <w:left w:val="single" w:color="CCCCCC" w:sz="6" w:space="0"/>
+              <w:bottom w:val="single" w:color="FFFFFF" w:sz="12" w:space="0"/>
+              <w:right w:val="single" w:color="CCCCCC" w:sz="6" w:space="0"/>
+            </w:tcBorders>
+            <w:shd w:val="clear" w:color="auto" w:fill="F6F8F9"/>
           </w:tcPr>
           <w:p>
             <w:pPr>
               <w:spacing w:after="27" w:line="237" w:lineRule="auto"/>
               <w:ind w:left="4" w:right="1" w:firstLine="0"/>
-              <w:rPr/>
-            </w:pPr>
-            <w:r>
-              <w:rPr>
-                <w:b w:val="1"/>
-                <w:bCs w:val="1"/>
-                <w:color w:val="434343"/>
-                <w:sz w:val="20"/>
-                <w:szCs w:val="20"/>
-                <w:rtl w:val="0"/>
-              </w:rPr>
-              <w:t xml:space="preserve">Tác</w:t>
+            </w:pPr>
+            <w:r>
+              <w:rPr>
+                <w:b/>
+                <w:bCs/>
+                <w:color w:val="434343"/>
+                <w:sz w:val="20"/>
+                <w:szCs w:val="20"/>
+                <w:rtl w:val="0"/>
+              </w:rPr>
+              <w:t>Tác</w:t>
             </w:r>
             <w:r>
               <w:rPr>
@@ -4667,14 +4092,14 @@
             </w:r>
             <w:r>
               <w:rPr>
-                <w:b w:val="1"/>
-                <w:bCs w:val="1"/>
-                <w:color w:val="434343"/>
-                <w:sz w:val="20"/>
-                <w:szCs w:val="20"/>
-                <w:rtl w:val="0"/>
-              </w:rPr>
-              <w:t xml:space="preserve">giả</w:t>
+                <w:b/>
+                <w:bCs/>
+                <w:color w:val="434343"/>
+                <w:sz w:val="20"/>
+                <w:szCs w:val="20"/>
+                <w:rtl w:val="0"/>
+              </w:rPr>
+              <w:t>giả</w:t>
             </w:r>
             <w:r>
               <w:rPr>
@@ -4685,28 +4110,22 @@
               </w:rPr>
               <w:t xml:space="preserve">: Tổ chức Y tế Thế giớiCQXB: Website WHO </w:t>
             </w:r>
-            <w:r>
-              <w:rPr>
-                <w:rtl w:val="0"/>
-              </w:rPr>
-            </w:r>
           </w:p>
           <w:p>
             <w:pPr>
               <w:spacing w:after="0" w:line="259" w:lineRule="auto"/>
               <w:ind w:left="4" w:right="0" w:firstLine="0"/>
-              <w:rPr/>
-            </w:pPr>
-            <w:r>
-              <w:rPr>
-                <w:b w:val="1"/>
-                <w:bCs w:val="1"/>
-                <w:color w:val="434343"/>
-                <w:sz w:val="20"/>
-                <w:szCs w:val="20"/>
-                <w:rtl w:val="0"/>
-              </w:rPr>
-              <w:t xml:space="preserve">Trích</w:t>
+            </w:pPr>
+            <w:r>
+              <w:rPr>
+                <w:b/>
+                <w:bCs/>
+                <w:color w:val="434343"/>
+                <w:sz w:val="20"/>
+                <w:szCs w:val="20"/>
+                <w:rtl w:val="0"/>
+              </w:rPr>
+              <w:t>Trích</w:t>
             </w:r>
             <w:r>
               <w:rPr>
@@ -4719,14 +4138,14 @@
             </w:r>
             <w:r>
               <w:rPr>
-                <w:b w:val="1"/>
-                <w:bCs w:val="1"/>
-                <w:color w:val="434343"/>
-                <w:sz w:val="20"/>
-                <w:szCs w:val="20"/>
-                <w:rtl w:val="0"/>
-              </w:rPr>
-              <w:t xml:space="preserve">dẫn</w:t>
+                <w:b/>
+                <w:bCs/>
+                <w:color w:val="434343"/>
+                <w:sz w:val="20"/>
+                <w:szCs w:val="20"/>
+                <w:rtl w:val="0"/>
+              </w:rPr>
+              <w:t>dẫn</w:t>
             </w:r>
             <w:r>
               <w:rPr>
@@ -4737,40 +4156,34 @@
               </w:rPr>
               <w:t xml:space="preserve">: Rất cao </w:t>
             </w:r>
-            <w:r>
-              <w:rPr>
-                <w:rtl w:val="0"/>
-              </w:rPr>
-            </w:r>
-          </w:p>
-        </w:tc>
-        <w:tc>
-          <w:tcPr>
-            <w:tcBorders>
-              <w:top w:color="cccccc" w:space="0" w:sz="6" w:val="single"/>
-              <w:left w:color="cccccc" w:space="0" w:sz="6" w:val="single"/>
-              <w:bottom w:color="ffffff" w:space="0" w:sz="12" w:val="single"/>
-              <w:right w:color="cccccc" w:space="0" w:sz="6" w:val="single"/>
-            </w:tcBorders>
-            <w:shd w:fill="f6f8f9" w:val="clear"/>
+          </w:p>
+        </w:tc>
+        <w:tc>
+          <w:tcPr>
+            <w:tcBorders>
+              <w:top w:val="single" w:color="CCCCCC" w:sz="6" w:space="0"/>
+              <w:left w:val="single" w:color="CCCCCC" w:sz="6" w:space="0"/>
+              <w:bottom w:val="single" w:color="FFFFFF" w:sz="12" w:space="0"/>
+              <w:right w:val="single" w:color="CCCCCC" w:sz="6" w:space="0"/>
+            </w:tcBorders>
+            <w:shd w:val="clear" w:color="auto" w:fill="F6F8F9"/>
             <w:vAlign w:val="center"/>
           </w:tcPr>
           <w:p>
             <w:pPr>
               <w:spacing w:after="0" w:line="274" w:lineRule="auto"/>
               <w:ind w:left="4" w:right="0" w:firstLine="0"/>
-              <w:rPr/>
-            </w:pPr>
-            <w:r>
-              <w:rPr>
-                <w:b w:val="1"/>
-                <w:bCs w:val="1"/>
-                <w:color w:val="434343"/>
-                <w:sz w:val="20"/>
-                <w:szCs w:val="20"/>
-                <w:rtl w:val="0"/>
-              </w:rPr>
-              <w:t xml:space="preserve">PPNC</w:t>
+            </w:pPr>
+            <w:r>
+              <w:rPr>
+                <w:b/>
+                <w:bCs/>
+                <w:color w:val="434343"/>
+                <w:sz w:val="20"/>
+                <w:szCs w:val="20"/>
+                <w:rtl w:val="0"/>
+              </w:rPr>
+              <w:t>PPNC</w:t>
             </w:r>
             <w:r>
               <w:rPr>
@@ -4781,28 +4194,22 @@
               </w:rPr>
               <w:t xml:space="preserve">: Thống kê dịch tễ. </w:t>
             </w:r>
-            <w:r>
-              <w:rPr>
-                <w:rtl w:val="0"/>
-              </w:rPr>
-            </w:r>
           </w:p>
           <w:p>
             <w:pPr>
               <w:spacing w:after="0" w:line="259" w:lineRule="auto"/>
               <w:ind w:left="4" w:right="0" w:firstLine="0"/>
-              <w:rPr/>
-            </w:pPr>
-            <w:r>
-              <w:rPr>
-                <w:b w:val="1"/>
-                <w:bCs w:val="1"/>
-                <w:color w:val="434343"/>
-                <w:sz w:val="20"/>
-                <w:szCs w:val="20"/>
-                <w:rtl w:val="0"/>
-              </w:rPr>
-              <w:t xml:space="preserve">Cập</w:t>
+            </w:pPr>
+            <w:r>
+              <w:rPr>
+                <w:b/>
+                <w:bCs/>
+                <w:color w:val="434343"/>
+                <w:sz w:val="20"/>
+                <w:szCs w:val="20"/>
+                <w:rtl w:val="0"/>
+              </w:rPr>
+              <w:t>Cập</w:t>
             </w:r>
             <w:r>
               <w:rPr>
@@ -4815,14 +4222,14 @@
             </w:r>
             <w:r>
               <w:rPr>
-                <w:b w:val="1"/>
-                <w:bCs w:val="1"/>
-                <w:color w:val="434343"/>
-                <w:sz w:val="20"/>
-                <w:szCs w:val="20"/>
-                <w:rtl w:val="0"/>
-              </w:rPr>
-              <w:t xml:space="preserve">nhật</w:t>
+                <w:b/>
+                <w:bCs/>
+                <w:color w:val="434343"/>
+                <w:sz w:val="20"/>
+                <w:szCs w:val="20"/>
+                <w:rtl w:val="0"/>
+              </w:rPr>
+              <w:t>nhật</w:t>
             </w:r>
             <w:r>
               <w:rPr>
@@ -4833,39 +4240,33 @@
               </w:rPr>
               <w:t xml:space="preserve">: 2023 </w:t>
             </w:r>
-            <w:r>
-              <w:rPr>
-                <w:rtl w:val="0"/>
-              </w:rPr>
-            </w:r>
-          </w:p>
-        </w:tc>
-        <w:tc>
-          <w:tcPr>
-            <w:tcBorders>
-              <w:top w:color="f6f8f9" w:space="0" w:sz="12" w:val="single"/>
-              <w:left w:color="cccccc" w:space="0" w:sz="6" w:val="single"/>
-              <w:bottom w:color="ffffff" w:space="0" w:sz="12" w:val="single"/>
-              <w:right w:color="cccccc" w:space="0" w:sz="6" w:val="single"/>
-            </w:tcBorders>
-            <w:shd w:fill="f6f8f9" w:val="clear"/>
+          </w:p>
+        </w:tc>
+        <w:tc>
+          <w:tcPr>
+            <w:tcBorders>
+              <w:top w:val="single" w:color="F6F8F9" w:sz="12" w:space="0"/>
+              <w:left w:val="single" w:color="CCCCCC" w:sz="6" w:space="0"/>
+              <w:bottom w:val="single" w:color="FFFFFF" w:sz="12" w:space="0"/>
+              <w:right w:val="single" w:color="CCCCCC" w:sz="6" w:space="0"/>
+            </w:tcBorders>
+            <w:shd w:val="clear" w:color="auto" w:fill="F6F8F9"/>
           </w:tcPr>
           <w:p>
             <w:pPr>
               <w:spacing w:after="0" w:line="274" w:lineRule="auto"/>
               <w:ind w:left="0" w:right="0" w:firstLine="0"/>
-              <w:rPr/>
-            </w:pPr>
-            <w:r>
-              <w:rPr>
-                <w:b w:val="1"/>
-                <w:bCs w:val="1"/>
-                <w:color w:val="434343"/>
-                <w:sz w:val="20"/>
-                <w:szCs w:val="20"/>
-                <w:rtl w:val="0"/>
-              </w:rPr>
-              <w:t xml:space="preserve">Ưu</w:t>
+            </w:pPr>
+            <w:r>
+              <w:rPr>
+                <w:b/>
+                <w:bCs/>
+                <w:color w:val="434343"/>
+                <w:sz w:val="20"/>
+                <w:szCs w:val="20"/>
+                <w:rtl w:val="0"/>
+              </w:rPr>
+              <w:t>Ưu</w:t>
             </w:r>
             <w:r>
               <w:rPr>
@@ -4876,28 +4277,22 @@
               </w:rPr>
               <w:t xml:space="preserve">: Số liệu xác đáng tạo động lực cho dự án. </w:t>
             </w:r>
-            <w:r>
-              <w:rPr>
-                <w:rtl w:val="0"/>
-              </w:rPr>
-            </w:r>
           </w:p>
           <w:p>
             <w:pPr>
               <w:spacing w:after="0" w:line="259" w:lineRule="auto"/>
               <w:ind w:left="0" w:right="0" w:firstLine="0"/>
-              <w:rPr/>
-            </w:pPr>
-            <w:r>
-              <w:rPr>
-                <w:b w:val="1"/>
-                <w:bCs w:val="1"/>
-                <w:color w:val="434343"/>
-                <w:sz w:val="20"/>
-                <w:szCs w:val="20"/>
-                <w:rtl w:val="0"/>
-              </w:rPr>
-              <w:t xml:space="preserve">Nhược</w:t>
+            </w:pPr>
+            <w:r>
+              <w:rPr>
+                <w:b/>
+                <w:bCs/>
+                <w:color w:val="434343"/>
+                <w:sz w:val="20"/>
+                <w:szCs w:val="20"/>
+                <w:rtl w:val="0"/>
+              </w:rPr>
+              <w:t>Nhược</w:t>
             </w:r>
             <w:r>
               <w:rPr>
@@ -4908,29 +4303,23 @@
               </w:rPr>
               <w:t xml:space="preserve">: Không chứa nội dung kỹ thuật CNTT. </w:t>
             </w:r>
-            <w:r>
-              <w:rPr>
-                <w:rtl w:val="0"/>
-              </w:rPr>
-            </w:r>
-          </w:p>
-        </w:tc>
-        <w:tc>
-          <w:tcPr>
-            <w:tcBorders>
-              <w:top w:color="f6f8f9" w:space="0" w:sz="12" w:val="single"/>
-              <w:left w:color="cccccc" w:space="0" w:sz="6" w:val="single"/>
-              <w:bottom w:color="ffffff" w:space="0" w:sz="12" w:val="single"/>
-              <w:right w:color="284e3f" w:space="0" w:sz="6" w:val="single"/>
-            </w:tcBorders>
-            <w:shd w:fill="f6f8f9" w:val="clear"/>
+          </w:p>
+        </w:tc>
+        <w:tc>
+          <w:tcPr>
+            <w:tcBorders>
+              <w:top w:val="single" w:color="F6F8F9" w:sz="12" w:space="0"/>
+              <w:left w:val="single" w:color="CCCCCC" w:sz="6" w:space="0"/>
+              <w:bottom w:val="single" w:color="FFFFFF" w:sz="12" w:space="0"/>
+              <w:right w:val="single" w:color="284E3F" w:sz="6" w:space="0"/>
+            </w:tcBorders>
+            <w:shd w:val="clear" w:color="auto" w:fill="F6F8F9"/>
             <w:vAlign w:val="center"/>
           </w:tcPr>
           <w:p>
             <w:pPr>
               <w:spacing w:after="0" w:line="259" w:lineRule="auto"/>
               <w:ind w:left="0" w:right="0" w:firstLine="0"/>
-              <w:rPr/>
             </w:pPr>
             <w:r>
               <w:rPr>
@@ -4940,28 +4329,29 @@
                 <w:rtl w:val="0"/>
               </w:rPr>
               <w:t xml:space="preserve">8.0/10 </w:t>
-            </w:r>
-            <w:r>
-              <w:rPr>
-                <w:rtl w:val="0"/>
-              </w:rPr>
             </w:r>
           </w:p>
         </w:tc>
       </w:tr>
       <w:tr>
+        <w:tblPrEx>
+          <w:tblCellMar>
+            <w:top w:w="31" w:type="dxa"/>
+            <w:left w:w="118" w:type="dxa"/>
+            <w:bottom w:w="0" w:type="dxa"/>
+            <w:right w:w="74" w:type="dxa"/>
+          </w:tblCellMar>
+        </w:tblPrEx>
         <w:trPr>
-          <w:cantSplit w:val="0"/>
           <w:trHeight w:val="994" w:hRule="atLeast"/>
-          <w:tblHeader w:val="0"/>
         </w:trPr>
         <w:tc>
           <w:tcPr>
             <w:tcBorders>
-              <w:top w:color="ffffff" w:space="0" w:sz="12" w:val="single"/>
-              <w:left w:color="284e3f" w:space="0" w:sz="6" w:val="single"/>
-              <w:bottom w:color="284e3f" w:space="0" w:sz="6" w:val="single"/>
-              <w:right w:color="cccccc" w:space="0" w:sz="6" w:val="single"/>
+              <w:top w:val="single" w:color="FFFFFF" w:sz="12" w:space="0"/>
+              <w:left w:val="single" w:color="284E3F" w:sz="6" w:space="0"/>
+              <w:bottom w:val="single" w:color="284E3F" w:sz="6" w:space="0"/>
+              <w:right w:val="single" w:color="CCCCCC" w:sz="6" w:space="0"/>
             </w:tcBorders>
             <w:vAlign w:val="center"/>
           </w:tcPr>
@@ -4969,12 +4359,11 @@
             <w:pPr>
               <w:spacing w:after="0" w:line="259" w:lineRule="auto"/>
               <w:ind w:left="0" w:right="0" w:firstLine="0"/>
-              <w:rPr/>
-            </w:pPr>
-            <w:r>
-              <w:rPr>
-                <w:b w:val="1"/>
-                <w:bCs w:val="1"/>
+            </w:pPr>
+            <w:r>
+              <w:rPr>
+                <w:b/>
+                <w:bCs/>
                 <w:color w:val="434343"/>
                 <w:sz w:val="20"/>
                 <w:szCs w:val="20"/>
@@ -4982,20 +4371,15 @@
               </w:rPr>
               <w:t xml:space="preserve">11 </w:t>
             </w:r>
-            <w:r>
-              <w:rPr>
-                <w:rtl w:val="0"/>
-              </w:rPr>
-            </w:r>
-          </w:p>
-        </w:tc>
-        <w:tc>
-          <w:tcPr>
-            <w:tcBorders>
-              <w:top w:color="ffffff" w:space="0" w:sz="12" w:val="single"/>
-              <w:left w:color="cccccc" w:space="0" w:sz="6" w:val="single"/>
-              <w:bottom w:color="284e3f" w:space="0" w:sz="6" w:val="single"/>
-              <w:right w:color="cccccc" w:space="0" w:sz="6" w:val="single"/>
+          </w:p>
+        </w:tc>
+        <w:tc>
+          <w:tcPr>
+            <w:tcBorders>
+              <w:top w:val="single" w:color="FFFFFF" w:sz="12" w:space="0"/>
+              <w:left w:val="single" w:color="CCCCCC" w:sz="6" w:space="0"/>
+              <w:bottom w:val="single" w:color="284E3F" w:sz="6" w:space="0"/>
+              <w:right w:val="single" w:color="CCCCCC" w:sz="6" w:space="0"/>
             </w:tcBorders>
             <w:vAlign w:val="center"/>
           </w:tcPr>
@@ -5003,7 +4387,6 @@
             <w:pPr>
               <w:spacing w:after="0" w:line="259" w:lineRule="auto"/>
               <w:ind w:left="0" w:right="0" w:firstLine="0"/>
-              <w:rPr/>
             </w:pPr>
             <w:r>
               <w:rPr>
@@ -5014,20 +4397,15 @@
               </w:rPr>
               <w:t xml:space="preserve">Food-101 Dataset </w:t>
             </w:r>
-            <w:r>
-              <w:rPr>
-                <w:rtl w:val="0"/>
-              </w:rPr>
-            </w:r>
-          </w:p>
-        </w:tc>
-        <w:tc>
-          <w:tcPr>
-            <w:tcBorders>
-              <w:top w:color="ffffff" w:space="0" w:sz="12" w:val="single"/>
-              <w:left w:color="cccccc" w:space="0" w:sz="6" w:val="single"/>
-              <w:bottom w:color="284e3f" w:space="0" w:sz="6" w:val="single"/>
-              <w:right w:color="cccccc" w:space="0" w:sz="6" w:val="single"/>
+          </w:p>
+        </w:tc>
+        <w:tc>
+          <w:tcPr>
+            <w:tcBorders>
+              <w:top w:val="single" w:color="FFFFFF" w:sz="12" w:space="0"/>
+              <w:left w:val="single" w:color="CCCCCC" w:sz="6" w:space="0"/>
+              <w:bottom w:val="single" w:color="284E3F" w:sz="6" w:space="0"/>
+              <w:right w:val="single" w:color="CCCCCC" w:sz="6" w:space="0"/>
             </w:tcBorders>
             <w:vAlign w:val="center"/>
           </w:tcPr>
@@ -5035,7 +4413,6 @@
             <w:pPr>
               <w:spacing w:after="0" w:line="259" w:lineRule="auto"/>
               <w:ind w:left="4" w:right="0" w:firstLine="0"/>
-              <w:rPr/>
             </w:pPr>
             <w:r>
               <w:rPr>
@@ -5046,38 +4423,32 @@
               </w:rPr>
               <w:t xml:space="preserve">Cơ sở dữ liệu mở </w:t>
             </w:r>
-            <w:r>
-              <w:rPr>
-                <w:rtl w:val="0"/>
-              </w:rPr>
-            </w:r>
-          </w:p>
-        </w:tc>
-        <w:tc>
-          <w:tcPr>
-            <w:tcBorders>
-              <w:top w:color="ffffff" w:space="0" w:sz="12" w:val="single"/>
-              <w:left w:color="cccccc" w:space="0" w:sz="6" w:val="single"/>
-              <w:bottom w:color="284e3f" w:space="0" w:sz="6" w:val="single"/>
-              <w:right w:color="cccccc" w:space="0" w:sz="6" w:val="single"/>
+          </w:p>
+        </w:tc>
+        <w:tc>
+          <w:tcPr>
+            <w:tcBorders>
+              <w:top w:val="single" w:color="FFFFFF" w:sz="12" w:space="0"/>
+              <w:left w:val="single" w:color="CCCCCC" w:sz="6" w:space="0"/>
+              <w:bottom w:val="single" w:color="284E3F" w:sz="6" w:space="0"/>
+              <w:right w:val="single" w:color="CCCCCC" w:sz="6" w:space="0"/>
             </w:tcBorders>
           </w:tcPr>
           <w:p>
             <w:pPr>
               <w:spacing w:after="0" w:line="237" w:lineRule="auto"/>
               <w:ind w:left="4" w:right="0" w:firstLine="0"/>
-              <w:rPr/>
-            </w:pPr>
-            <w:r>
-              <w:rPr>
-                <w:b w:val="1"/>
-                <w:bCs w:val="1"/>
-                <w:color w:val="434343"/>
-                <w:sz w:val="20"/>
-                <w:szCs w:val="20"/>
-                <w:rtl w:val="0"/>
-              </w:rPr>
-              <w:t xml:space="preserve">Tác</w:t>
+            </w:pPr>
+            <w:r>
+              <w:rPr>
+                <w:b/>
+                <w:bCs/>
+                <w:color w:val="434343"/>
+                <w:sz w:val="20"/>
+                <w:szCs w:val="20"/>
+                <w:rtl w:val="0"/>
+              </w:rPr>
+              <w:t>Tác</w:t>
             </w:r>
             <w:r>
               <w:rPr>
@@ -5090,14 +4461,14 @@
             </w:r>
             <w:r>
               <w:rPr>
-                <w:b w:val="1"/>
-                <w:bCs w:val="1"/>
-                <w:color w:val="434343"/>
-                <w:sz w:val="20"/>
-                <w:szCs w:val="20"/>
-                <w:rtl w:val="0"/>
-              </w:rPr>
-              <w:t xml:space="preserve">giả</w:t>
+                <w:b/>
+                <w:bCs/>
+                <w:color w:val="434343"/>
+                <w:sz w:val="20"/>
+                <w:szCs w:val="20"/>
+                <w:rtl w:val="0"/>
+              </w:rPr>
+              <w:t>giả</w:t>
             </w:r>
             <w:r>
               <w:rPr>
@@ -5108,17 +4479,11 @@
               </w:rPr>
               <w:t xml:space="preserve">: Cộng đồng Data ScienceCQXB: </w:t>
             </w:r>
-            <w:r>
-              <w:rPr>
-                <w:rtl w:val="0"/>
-              </w:rPr>
-            </w:r>
           </w:p>
           <w:p>
             <w:pPr>
               <w:spacing w:after="0" w:line="259" w:lineRule="auto"/>
               <w:ind w:left="4" w:right="0" w:firstLine="0"/>
-              <w:rPr/>
             </w:pPr>
             <w:r>
               <w:rPr>
@@ -5129,28 +4494,22 @@
               </w:rPr>
               <w:t xml:space="preserve">Kaggle </w:t>
             </w:r>
-            <w:r>
-              <w:rPr>
-                <w:rtl w:val="0"/>
-              </w:rPr>
-            </w:r>
           </w:p>
           <w:p>
             <w:pPr>
               <w:spacing w:after="0" w:line="259" w:lineRule="auto"/>
               <w:ind w:left="4" w:right="0" w:firstLine="0"/>
-              <w:rPr/>
-            </w:pPr>
-            <w:r>
-              <w:rPr>
-                <w:b w:val="1"/>
-                <w:bCs w:val="1"/>
-                <w:color w:val="434343"/>
-                <w:sz w:val="20"/>
-                <w:szCs w:val="20"/>
-                <w:rtl w:val="0"/>
-              </w:rPr>
-              <w:t xml:space="preserve">Trích</w:t>
+            </w:pPr>
+            <w:r>
+              <w:rPr>
+                <w:b/>
+                <w:bCs/>
+                <w:color w:val="434343"/>
+                <w:sz w:val="20"/>
+                <w:szCs w:val="20"/>
+                <w:rtl w:val="0"/>
+              </w:rPr>
+              <w:t>Trích</w:t>
             </w:r>
             <w:r>
               <w:rPr>
@@ -5163,14 +4522,14 @@
             </w:r>
             <w:r>
               <w:rPr>
-                <w:b w:val="1"/>
-                <w:bCs w:val="1"/>
-                <w:color w:val="434343"/>
-                <w:sz w:val="20"/>
-                <w:szCs w:val="20"/>
-                <w:rtl w:val="0"/>
-              </w:rPr>
-              <w:t xml:space="preserve">dẫn</w:t>
+                <w:b/>
+                <w:bCs/>
+                <w:color w:val="434343"/>
+                <w:sz w:val="20"/>
+                <w:szCs w:val="20"/>
+                <w:rtl w:val="0"/>
+              </w:rPr>
+              <w:t>dẫn</w:t>
             </w:r>
             <w:r>
               <w:rPr>
@@ -5181,39 +4540,33 @@
               </w:rPr>
               <w:t xml:space="preserve">: N/A </w:t>
             </w:r>
-            <w:r>
-              <w:rPr>
-                <w:rtl w:val="0"/>
-              </w:rPr>
-            </w:r>
-          </w:p>
-        </w:tc>
-        <w:tc>
-          <w:tcPr>
-            <w:tcBorders>
-              <w:top w:color="ffffff" w:space="0" w:sz="12" w:val="single"/>
-              <w:left w:color="cccccc" w:space="0" w:sz="6" w:val="single"/>
-              <w:bottom w:color="284e3f" w:space="0" w:sz="6" w:val="single"/>
-              <w:right w:color="cccccc" w:space="0" w:sz="6" w:val="single"/>
-            </w:tcBorders>
-          </w:tcPr>
-          <w:p>
-            <w:pPr>
-              <w:spacing w:line="269" w:lineRule="auto"/>
+          </w:p>
+        </w:tc>
+        <w:tc>
+          <w:tcPr>
+            <w:tcBorders>
+              <w:top w:val="single" w:color="FFFFFF" w:sz="12" w:space="0"/>
+              <w:left w:val="single" w:color="CCCCCC" w:sz="6" w:space="0"/>
+              <w:bottom w:val="single" w:color="284E3F" w:sz="6" w:space="0"/>
+              <w:right w:val="single" w:color="CCCCCC" w:sz="6" w:space="0"/>
+            </w:tcBorders>
+          </w:tcPr>
+          <w:p>
+            <w:pPr>
+              <w:spacing w:after="0" w:line="269" w:lineRule="auto"/>
               <w:ind w:left="4" w:right="102" w:firstLine="0"/>
               <w:jc w:val="both"/>
-              <w:rPr/>
-            </w:pPr>
-            <w:r>
-              <w:rPr>
-                <w:b w:val="1"/>
-                <w:bCs w:val="1"/>
-                <w:color w:val="434343"/>
-                <w:sz w:val="20"/>
-                <w:szCs w:val="20"/>
-                <w:rtl w:val="0"/>
-              </w:rPr>
-              <w:t xml:space="preserve">PPNC</w:t>
+            </w:pPr>
+            <w:r>
+              <w:rPr>
+                <w:b/>
+                <w:bCs/>
+                <w:color w:val="434343"/>
+                <w:sz w:val="20"/>
+                <w:szCs w:val="20"/>
+                <w:rtl w:val="0"/>
+              </w:rPr>
+              <w:t>PPNC</w:t>
             </w:r>
             <w:r>
               <w:rPr>
@@ -5226,14 +4579,14 @@
             </w:r>
             <w:r>
               <w:rPr>
-                <w:b w:val="1"/>
-                <w:bCs w:val="1"/>
-                <w:color w:val="434343"/>
-                <w:sz w:val="20"/>
-                <w:szCs w:val="20"/>
-                <w:rtl w:val="0"/>
-              </w:rPr>
-              <w:t xml:space="preserve">Cập</w:t>
+                <w:b/>
+                <w:bCs/>
+                <w:color w:val="434343"/>
+                <w:sz w:val="20"/>
+                <w:szCs w:val="20"/>
+                <w:rtl w:val="0"/>
+              </w:rPr>
+              <w:t>Cập</w:t>
             </w:r>
             <w:r>
               <w:rPr>
@@ -5246,14 +4599,14 @@
             </w:r>
             <w:r>
               <w:rPr>
-                <w:b w:val="1"/>
-                <w:bCs w:val="1"/>
-                <w:color w:val="434343"/>
-                <w:sz w:val="20"/>
-                <w:szCs w:val="20"/>
-                <w:rtl w:val="0"/>
-              </w:rPr>
-              <w:t xml:space="preserve">nhật</w:t>
+                <w:b/>
+                <w:bCs/>
+                <w:color w:val="434343"/>
+                <w:sz w:val="20"/>
+                <w:szCs w:val="20"/>
+                <w:rtl w:val="0"/>
+              </w:rPr>
+              <w:t>nhật</w:t>
             </w:r>
             <w:r>
               <w:rPr>
@@ -5264,17 +4617,11 @@
               </w:rPr>
               <w:t xml:space="preserve">: Liên </w:t>
             </w:r>
-            <w:r>
-              <w:rPr>
-                <w:rtl w:val="0"/>
-              </w:rPr>
-            </w:r>
           </w:p>
           <w:p>
             <w:pPr>
               <w:spacing w:after="0" w:line="259" w:lineRule="auto"/>
               <w:ind w:left="4" w:right="0" w:firstLine="0"/>
-              <w:rPr/>
             </w:pPr>
             <w:r>
               <w:rPr>
@@ -5285,38 +4632,32 @@
               </w:rPr>
               <w:t xml:space="preserve">tục </w:t>
             </w:r>
-            <w:r>
-              <w:rPr>
-                <w:rtl w:val="0"/>
-              </w:rPr>
-            </w:r>
-          </w:p>
-        </w:tc>
-        <w:tc>
-          <w:tcPr>
-            <w:tcBorders>
-              <w:top w:color="ffffff" w:space="0" w:sz="12" w:val="single"/>
-              <w:left w:color="cccccc" w:space="0" w:sz="6" w:val="single"/>
-              <w:bottom w:color="284e3f" w:space="0" w:sz="6" w:val="single"/>
-              <w:right w:color="cccccc" w:space="0" w:sz="6" w:val="single"/>
+          </w:p>
+        </w:tc>
+        <w:tc>
+          <w:tcPr>
+            <w:tcBorders>
+              <w:top w:val="single" w:color="FFFFFF" w:sz="12" w:space="0"/>
+              <w:left w:val="single" w:color="CCCCCC" w:sz="6" w:space="0"/>
+              <w:bottom w:val="single" w:color="284E3F" w:sz="6" w:space="0"/>
+              <w:right w:val="single" w:color="CCCCCC" w:sz="6" w:space="0"/>
             </w:tcBorders>
           </w:tcPr>
           <w:p>
             <w:pPr>
               <w:spacing w:after="0" w:line="276" w:lineRule="auto"/>
               <w:ind w:left="0" w:right="1" w:firstLine="0"/>
-              <w:rPr/>
-            </w:pPr>
-            <w:r>
-              <w:rPr>
-                <w:b w:val="1"/>
-                <w:bCs w:val="1"/>
-                <w:color w:val="434343"/>
-                <w:sz w:val="20"/>
-                <w:szCs w:val="20"/>
-                <w:rtl w:val="0"/>
-              </w:rPr>
-              <w:t xml:space="preserve">Ưu</w:t>
+            </w:pPr>
+            <w:r>
+              <w:rPr>
+                <w:b/>
+                <w:bCs/>
+                <w:color w:val="434343"/>
+                <w:sz w:val="20"/>
+                <w:szCs w:val="20"/>
+                <w:rtl w:val="0"/>
+              </w:rPr>
+              <w:t>Ưu</w:t>
             </w:r>
             <w:r>
               <w:rPr>
@@ -5326,11 +4667,6 @@
                 <w:rtl w:val="0"/>
               </w:rPr>
               <w:t xml:space="preserve">: Dữ liệu thực hành thiết yếu để huấn luyện mô hình. </w:t>
-            </w:r>
-            <w:r>
-              <w:rPr>
-                <w:rtl w:val="0"/>
-              </w:rPr>
             </w:r>
           </w:p>
           <w:p>
@@ -5338,18 +4674,17 @@
               <w:spacing w:after="0" w:line="259" w:lineRule="auto"/>
               <w:ind w:left="0" w:right="0" w:firstLine="0"/>
               <w:jc w:val="both"/>
-              <w:rPr/>
-            </w:pPr>
-            <w:r>
-              <w:rPr>
-                <w:b w:val="1"/>
-                <w:bCs w:val="1"/>
-                <w:color w:val="434343"/>
-                <w:sz w:val="20"/>
-                <w:szCs w:val="20"/>
-                <w:rtl w:val="0"/>
-              </w:rPr>
-              <w:t xml:space="preserve">Nhược</w:t>
+            </w:pPr>
+            <w:r>
+              <w:rPr>
+                <w:b/>
+                <w:bCs/>
+                <w:color w:val="434343"/>
+                <w:sz w:val="20"/>
+                <w:szCs w:val="20"/>
+                <w:rtl w:val="0"/>
+              </w:rPr>
+              <w:t>Nhược</w:t>
             </w:r>
             <w:r>
               <w:rPr>
@@ -5360,20 +4695,15 @@
               </w:rPr>
               <w:t xml:space="preserve">: Cần xử lý, làm sạch dữ liệu trước khi dùng. </w:t>
             </w:r>
-            <w:r>
-              <w:rPr>
-                <w:rtl w:val="0"/>
-              </w:rPr>
-            </w:r>
-          </w:p>
-        </w:tc>
-        <w:tc>
-          <w:tcPr>
-            <w:tcBorders>
-              <w:top w:color="ffffff" w:space="0" w:sz="12" w:val="single"/>
-              <w:left w:color="cccccc" w:space="0" w:sz="6" w:val="single"/>
-              <w:bottom w:color="284e3f" w:space="0" w:sz="6" w:val="single"/>
-              <w:right w:color="284e3f" w:space="0" w:sz="6" w:val="single"/>
+          </w:p>
+        </w:tc>
+        <w:tc>
+          <w:tcPr>
+            <w:tcBorders>
+              <w:top w:val="single" w:color="FFFFFF" w:sz="12" w:space="0"/>
+              <w:left w:val="single" w:color="CCCCCC" w:sz="6" w:space="0"/>
+              <w:bottom w:val="single" w:color="284E3F" w:sz="6" w:space="0"/>
+              <w:right w:val="single" w:color="284E3F" w:sz="6" w:space="0"/>
             </w:tcBorders>
             <w:vAlign w:val="center"/>
           </w:tcPr>
@@ -5381,7 +4711,6 @@
             <w:pPr>
               <w:spacing w:after="0" w:line="259" w:lineRule="auto"/>
               <w:ind w:left="0" w:right="0" w:firstLine="0"/>
-              <w:rPr/>
             </w:pPr>
             <w:r>
               <w:rPr>
@@ -5391,11 +4720,6 @@
                 <w:rtl w:val="0"/>
               </w:rPr>
               <w:t xml:space="preserve">8.5/10 </w:t>
-            </w:r>
-            <w:r>
-              <w:rPr>
-                <w:rtl w:val="0"/>
-              </w:rPr>
             </w:r>
           </w:p>
         </w:tc>
@@ -5405,7 +4729,6 @@
       <w:pPr>
         <w:spacing w:after="73" w:line="259" w:lineRule="auto"/>
         <w:ind w:left="720" w:right="0" w:firstLine="0"/>
-        <w:rPr/>
       </w:pPr>
       <w:r>
         <w:rPr>
@@ -5415,25 +4738,19 @@
         </w:rPr>
         <w:t xml:space="preserve"> </w:t>
       </w:r>
-      <w:r>
-        <w:rPr>
-          <w:rtl w:val="0"/>
-        </w:rPr>
-      </w:r>
     </w:p>
     <w:p>
       <w:pPr>
-        <w:pStyle w:val="Heading2"/>
+        <w:pStyle w:val="3"/>
         <w:tabs>
-          <w:tab w:val="center" w:leader="none" w:pos="550"/>
-          <w:tab w:val="center" w:leader="none" w:pos="2819"/>
+          <w:tab w:val="center" w:pos="550"/>
+          <w:tab w:val="center" w:pos="2819"/>
         </w:tabs>
         <w:ind w:left="0" w:firstLine="0"/>
-        <w:rPr/>
-      </w:pPr>
-      <w:r>
-        <w:rPr>
-          <w:rFonts w:ascii="Calibri" w:cs="Calibri" w:eastAsia="Calibri" w:hAnsi="Calibri"/>
+      </w:pPr>
+      <w:r>
+        <w:rPr>
+          <w:rFonts w:ascii="Calibri" w:hAnsi="Calibri" w:eastAsia="Calibri" w:cs="Calibri"/>
           <w:b w:val="0"/>
           <w:bCs w:val="0"/>
           <w:sz w:val="22"/>
@@ -5446,14 +4763,20 @@
         <w:rPr>
           <w:rtl w:val="0"/>
         </w:rPr>
-        <w:t xml:space="preserve">IV.</w:t>
-      </w:r>
-      <w:r>
-        <w:rPr>
-          <w:rFonts w:ascii="Arial" w:cs="Arial" w:eastAsia="Arial" w:hAnsi="Arial"/>
+        <w:t>IV.</w:t>
+      </w:r>
+      <w:r>
+        <w:rPr>
+          <w:rFonts w:ascii="Arial" w:hAnsi="Arial" w:eastAsia="Arial" w:cs="Arial"/>
           <w:rtl w:val="0"/>
         </w:rPr>
         <w:t xml:space="preserve"> </w:t>
+      </w:r>
+      <w:r>
+        <w:rPr>
+          <w:rFonts w:ascii="Arial" w:hAnsi="Arial" w:eastAsia="Arial" w:cs="Arial"/>
+          <w:rtl w:val="0"/>
+        </w:rPr>
         <w:tab/>
       </w:r>
       <w:r>
@@ -5470,7 +4793,6 @@
           <w:numId w:val="3"/>
         </w:numPr>
         <w:ind w:left="705" w:right="14" w:hanging="360"/>
-        <w:rPr/>
       </w:pPr>
       <w:r>
         <w:rPr>
@@ -5480,11 +4802,11 @@
       </w:r>
       <w:r>
         <w:rPr>
-          <w:i w:val="1"/>
-          <w:iCs w:val="1"/>
-          <w:rtl w:val="0"/>
-        </w:rPr>
-        <w:t xml:space="preserve">European Conference on Computer Vision (ECCV)</w:t>
+          <w:i/>
+          <w:iCs/>
+          <w:rtl w:val="0"/>
+        </w:rPr>
+        <w:t>European Conference on Computer Vision (ECCV)</w:t>
       </w:r>
       <w:r>
         <w:rPr>
@@ -5500,7 +4822,6 @@
           <w:numId w:val="3"/>
         </w:numPr>
         <w:ind w:left="705" w:right="14" w:hanging="360"/>
-        <w:rPr/>
       </w:pPr>
       <w:r>
         <w:rPr>
@@ -5510,11 +4831,11 @@
       </w:r>
       <w:r>
         <w:rPr>
-          <w:i w:val="1"/>
-          <w:iCs w:val="1"/>
-          <w:rtl w:val="0"/>
-        </w:rPr>
-        <w:t xml:space="preserve">Proceedings of the 2017 ACM on Multimedia Conference</w:t>
+          <w:i/>
+          <w:iCs/>
+          <w:rtl w:val="0"/>
+        </w:rPr>
+        <w:t>Proceedings of the 2017 ACM on Multimedia Conference</w:t>
       </w:r>
       <w:r>
         <w:rPr>
@@ -5530,7 +4851,6 @@
           <w:numId w:val="3"/>
         </w:numPr>
         <w:ind w:left="705" w:right="14" w:hanging="360"/>
-        <w:rPr/>
       </w:pPr>
       <w:r>
         <w:rPr>
@@ -5540,11 +4860,11 @@
       </w:r>
       <w:r>
         <w:rPr>
-          <w:i w:val="1"/>
-          <w:iCs w:val="1"/>
-          <w:rtl w:val="0"/>
-        </w:rPr>
-        <w:t xml:space="preserve">Deep learning</w:t>
+          <w:i/>
+          <w:iCs/>
+          <w:rtl w:val="0"/>
+        </w:rPr>
+        <w:t>Deep learning</w:t>
       </w:r>
       <w:r>
         <w:rPr>
@@ -5560,7 +4880,6 @@
           <w:numId w:val="3"/>
         </w:numPr>
         <w:ind w:left="705" w:right="14" w:hanging="360"/>
-        <w:rPr/>
       </w:pPr>
       <w:r>
         <w:rPr>
@@ -5570,11 +4889,11 @@
       </w:r>
       <w:r>
         <w:rPr>
-          <w:i w:val="1"/>
-          <w:iCs w:val="1"/>
-          <w:rtl w:val="0"/>
-        </w:rPr>
-        <w:t xml:space="preserve">arXiv preprint arXiv:1704.04861</w:t>
+          <w:i/>
+          <w:iCs/>
+          <w:rtl w:val="0"/>
+        </w:rPr>
+        <w:t>arXiv preprint arXiv:1704.04861</w:t>
       </w:r>
       <w:r>
         <w:rPr>
@@ -5590,7 +4909,6 @@
           <w:numId w:val="3"/>
         </w:numPr>
         <w:ind w:left="705" w:right="14" w:hanging="360"/>
-        <w:rPr/>
       </w:pPr>
       <w:r>
         <w:rPr>
@@ -5600,11 +4918,11 @@
       </w:r>
       <w:r>
         <w:rPr>
-          <w:i w:val="1"/>
-          <w:iCs w:val="1"/>
-          <w:rtl w:val="0"/>
-        </w:rPr>
-        <w:t xml:space="preserve">IEEE Transactions on Pattern Analysis and Machine Intelligence</w:t>
+          <w:i/>
+          <w:iCs/>
+          <w:rtl w:val="0"/>
+        </w:rPr>
+        <w:t>IEEE Transactions on Pattern Analysis and Machine Intelligence</w:t>
       </w:r>
       <w:r>
         <w:rPr>
@@ -5620,7 +4938,6 @@
           <w:numId w:val="3"/>
         </w:numPr>
         <w:ind w:left="705" w:right="14" w:hanging="360"/>
-        <w:rPr/>
       </w:pPr>
       <w:r>
         <w:rPr>
@@ -5630,11 +4947,11 @@
       </w:r>
       <w:r>
         <w:rPr>
-          <w:i w:val="1"/>
-          <w:iCs w:val="1"/>
-          <w:rtl w:val="0"/>
-        </w:rPr>
-        <w:t xml:space="preserve">Food-101 Dataset</w:t>
+          <w:i/>
+          <w:iCs/>
+          <w:rtl w:val="0"/>
+        </w:rPr>
+        <w:t>Food-101 Dataset</w:t>
       </w:r>
       <w:r>
         <w:rPr>
@@ -5647,26 +4964,53 @@
       <w:pPr>
         <w:spacing w:after="0" w:line="240" w:lineRule="auto"/>
         <w:ind w:left="720" w:right="0" w:firstLine="0"/>
-        <w:rPr/>
-      </w:pPr>
-      <w:hyperlink r:id="rId8">
-        <w:r>
-          <w:rPr>
-            <w:color w:val="0000ff"/>
-            <w:u w:val="single"/>
-            <w:rtl w:val="0"/>
-          </w:rPr>
-          <w:t xml:space="preserve">https://www.kaggle.com/datasets/dansbecker/food-101</w:t>
-        </w:r>
-      </w:hyperlink>
-      <w:hyperlink r:id="rId9">
-        <w:r>
-          <w:rPr>
-            <w:rtl w:val="0"/>
-          </w:rPr>
-          <w:t xml:space="preserve"> </w:t>
-        </w:r>
-      </w:hyperlink>
+      </w:pPr>
+      <w:r>
+        <w:fldChar w:fldCharType="begin"/>
+      </w:r>
+      <w:r>
+        <w:instrText xml:space="preserve"> HYPERLINK "https://www.kaggle.com/datasets/dansbecker/food-101" \h </w:instrText>
+      </w:r>
+      <w:r>
+        <w:fldChar w:fldCharType="separate"/>
+      </w:r>
+      <w:r>
+        <w:rPr>
+          <w:color w:val="0000FF"/>
+          <w:u w:val="single"/>
+          <w:rtl w:val="0"/>
+        </w:rPr>
+        <w:t>https://www.kaggle.com/datasets/dansbecker/food-101</w:t>
+      </w:r>
+      <w:r>
+        <w:rPr>
+          <w:color w:val="0000FF"/>
+          <w:u w:val="single"/>
+          <w:rtl w:val="0"/>
+        </w:rPr>
+        <w:fldChar w:fldCharType="end"/>
+      </w:r>
+      <w:r>
+        <w:fldChar w:fldCharType="begin"/>
+      </w:r>
+      <w:r>
+        <w:instrText xml:space="preserve"> HYPERLINK "https://www.kaggle.com/datasets/dansbecker/food-101" \h </w:instrText>
+      </w:r>
+      <w:r>
+        <w:fldChar w:fldCharType="separate"/>
+      </w:r>
+      <w:r>
+        <w:rPr>
+          <w:rtl w:val="0"/>
+        </w:rPr>
+        <w:t xml:space="preserve"> </w:t>
+      </w:r>
+      <w:r>
+        <w:rPr>
+          <w:rtl w:val="0"/>
+        </w:rPr>
+        <w:fldChar w:fldCharType="end"/>
+      </w:r>
       <w:r>
         <w:rPr>
           <w:rtl w:val="0"/>
@@ -5681,7 +5025,6 @@
           <w:numId w:val="3"/>
         </w:numPr>
         <w:ind w:left="705" w:right="14" w:hanging="360"/>
-        <w:rPr/>
       </w:pPr>
       <w:r>
         <w:rPr>
@@ -5691,11 +5034,11 @@
       </w:r>
       <w:r>
         <w:rPr>
-          <w:i w:val="1"/>
-          <w:iCs w:val="1"/>
-          <w:rtl w:val="0"/>
-        </w:rPr>
-        <w:t xml:space="preserve">IEEE Journal of Biomedical and Health Informatics</w:t>
+          <w:i/>
+          <w:iCs/>
+          <w:rtl w:val="0"/>
+        </w:rPr>
+        <w:t>IEEE Journal of Biomedical and Health Informatics</w:t>
       </w:r>
       <w:r>
         <w:rPr>
@@ -5711,7 +5054,6 @@
           <w:numId w:val="3"/>
         </w:numPr>
         <w:ind w:left="705" w:right="14" w:hanging="360"/>
-        <w:rPr/>
       </w:pPr>
       <w:r>
         <w:rPr>
@@ -5721,11 +5063,11 @@
       </w:r>
       <w:r>
         <w:rPr>
-          <w:i w:val="1"/>
-          <w:iCs w:val="1"/>
-          <w:rtl w:val="0"/>
-        </w:rPr>
-        <w:t xml:space="preserve">Artificial Intelligence in Medicine</w:t>
+          <w:i/>
+          <w:iCs/>
+          <w:rtl w:val="0"/>
+        </w:rPr>
+        <w:t>Artificial Intelligence in Medicine</w:t>
       </w:r>
       <w:r>
         <w:rPr>
@@ -5742,7 +5084,6 @@
         </w:numPr>
         <w:spacing w:after="6" w:line="238" w:lineRule="auto"/>
         <w:ind w:left="705" w:right="14" w:hanging="360"/>
-        <w:rPr/>
       </w:pPr>
       <w:r>
         <w:rPr>
@@ -5752,11 +5093,11 @@
       </w:r>
       <w:r>
         <w:rPr>
-          <w:i w:val="1"/>
-          <w:iCs w:val="1"/>
-          <w:rtl w:val="0"/>
-        </w:rPr>
-        <w:t xml:space="preserve">IEEE Transactions on Multimedia</w:t>
+          <w:i/>
+          <w:iCs/>
+          <w:rtl w:val="0"/>
+        </w:rPr>
+        <w:t>IEEE Transactions on Multimedia</w:t>
       </w:r>
       <w:r>
         <w:rPr>
@@ -5772,7 +5113,6 @@
           <w:numId w:val="3"/>
         </w:numPr>
         <w:ind w:left="705" w:right="14" w:hanging="360"/>
-        <w:rPr/>
       </w:pPr>
       <w:r>
         <w:rPr>
@@ -5782,11 +5122,11 @@
       </w:r>
       <w:r>
         <w:rPr>
-          <w:i w:val="1"/>
-          <w:iCs w:val="1"/>
-          <w:rtl w:val="0"/>
-        </w:rPr>
-        <w:t xml:space="preserve">Computer vision: algorithms and applications</w:t>
+          <w:i/>
+          <w:iCs/>
+          <w:rtl w:val="0"/>
+        </w:rPr>
+        <w:t>Computer vision: algorithms and applications</w:t>
       </w:r>
       <w:r>
         <w:rPr>
@@ -5801,9 +5141,8 @@
           <w:ilvl w:val="0"/>
           <w:numId w:val="3"/>
         </w:numPr>
-        <w:spacing w:after="309" w:lineRule="auto"/>
+        <w:spacing w:after="309"/>
         <w:ind w:left="705" w:right="14" w:hanging="360"/>
-        <w:rPr/>
       </w:pPr>
       <w:r>
         <w:rPr>
@@ -5813,11 +5152,11 @@
       </w:r>
       <w:r>
         <w:rPr>
-          <w:i w:val="1"/>
-          <w:iCs w:val="1"/>
-          <w:rtl w:val="0"/>
-        </w:rPr>
-        <w:t xml:space="preserve">Obesity and overweight</w:t>
+          <w:i/>
+          <w:iCs/>
+          <w:rtl w:val="0"/>
+        </w:rPr>
+        <w:t>Obesity and overweight</w:t>
       </w:r>
       <w:r>
         <w:rPr>
@@ -5825,24 +5164,52 @@
         </w:rPr>
         <w:t xml:space="preserve">. Available at: </w:t>
       </w:r>
-      <w:hyperlink r:id="rId10">
-        <w:r>
-          <w:rPr>
-            <w:color w:val="0000ff"/>
-            <w:u w:val="single"/>
-            <w:rtl w:val="0"/>
-          </w:rPr>
-          <w:t xml:space="preserve">https://www.who.int/news-room/factsheets/detail/obesity-and-overweight</w:t>
-        </w:r>
-      </w:hyperlink>
-      <w:hyperlink r:id="rId11">
-        <w:r>
-          <w:rPr>
-            <w:rtl w:val="0"/>
-          </w:rPr>
-          <w:t xml:space="preserve"> </w:t>
-        </w:r>
-      </w:hyperlink>
+      <w:r>
+        <w:fldChar w:fldCharType="begin"/>
+      </w:r>
+      <w:r>
+        <w:instrText xml:space="preserve"> HYPERLINK "https://www.who.int/news-room/fact-sheets/detail/obesity-and-overweight" \h </w:instrText>
+      </w:r>
+      <w:r>
+        <w:fldChar w:fldCharType="separate"/>
+      </w:r>
+      <w:r>
+        <w:rPr>
+          <w:color w:val="0000FF"/>
+          <w:u w:val="single"/>
+          <w:rtl w:val="0"/>
+        </w:rPr>
+        <w:t>https://www.who.int/news-room/factsheets/detail/obesity-and-overweight</w:t>
+      </w:r>
+      <w:r>
+        <w:rPr>
+          <w:color w:val="0000FF"/>
+          <w:u w:val="single"/>
+          <w:rtl w:val="0"/>
+        </w:rPr>
+        <w:fldChar w:fldCharType="end"/>
+      </w:r>
+      <w:r>
+        <w:fldChar w:fldCharType="begin"/>
+      </w:r>
+      <w:r>
+        <w:instrText xml:space="preserve"> HYPERLINK "https://www.who.int/news-room/fact-sheets/detail/obesity-and-overweight" \h </w:instrText>
+      </w:r>
+      <w:r>
+        <w:fldChar w:fldCharType="separate"/>
+      </w:r>
+      <w:r>
+        <w:rPr>
+          <w:rtl w:val="0"/>
+        </w:rPr>
+        <w:t xml:space="preserve"> </w:t>
+      </w:r>
+      <w:r>
+        <w:rPr>
+          <w:rtl w:val="0"/>
+        </w:rPr>
+        <w:fldChar w:fldCharType="end"/>
+      </w:r>
       <w:r>
         <w:rPr>
           <w:rtl w:val="0"/>
@@ -5854,7 +5221,6 @@
       <w:pPr>
         <w:spacing w:after="0" w:line="259" w:lineRule="auto"/>
         <w:ind w:left="720" w:right="0" w:firstLine="0"/>
-        <w:rPr/>
       </w:pPr>
       <w:r>
         <w:rPr>
@@ -5864,25 +5230,74 @@
         </w:rPr>
         <w:t xml:space="preserve"> </w:t>
       </w:r>
-      <w:r>
-        <w:rPr>
-          <w:rtl w:val="0"/>
-        </w:rPr>
-      </w:r>
     </w:p>
     <w:sectPr>
-      <w:pgSz w:h="15840" w:w="12240" w:orient="portrait"/>
-      <w:pgMar w:bottom="1491" w:top="1443" w:left="2161" w:right="2878" w:header="720" w:footer="720"/>
+      <w:pgSz w:w="12240" w:h="15840"/>
+      <w:pgMar w:top="1443" w:right="2878" w:bottom="1491" w:left="2161" w:header="720" w:footer="720" w:gutter="0"/>
       <w:pgNumType w:start="1"/>
+      <w:cols w:space="720" w:num="1"/>
     </w:sectPr>
   </w:body>
 </w:document>
 </file>
 
+<file path=word/endnotes.xml><?xml version="1.0" encoding="utf-8"?>
+<w:endnotes xmlns:wpc="http://schemas.microsoft.com/office/word/2010/wordprocessingCanvas" xmlns:mc="http://schemas.openxmlformats.org/markup-compatibility/2006" xmlns:o="urn:schemas-microsoft-com:office:office" xmlns:r="http://schemas.openxmlformats.org/officeDocument/2006/relationships" xmlns:m="http://schemas.openxmlformats.org/officeDocument/2006/math" xmlns:v="urn:schemas-microsoft-com:vml" xmlns:wp14="http://schemas.microsoft.com/office/word/2010/wordprocessingDrawing" xmlns:wp="http://schemas.openxmlformats.org/drawingml/2006/wordprocessingDrawing" xmlns:w="http://schemas.openxmlformats.org/wordprocessingml/2006/main" xmlns:w14="http://schemas.microsoft.com/office/word/2010/wordml" xmlns:w15="http://schemas.microsoft.com/office/word/2012/wordml" xmlns:w10="urn:schemas-microsoft-com:office:word" xmlns:wpg="http://schemas.microsoft.com/office/word/2010/wordprocessingGroup" xmlns:wpi="http://schemas.microsoft.com/office/word/2010/wordprocessingInk" xmlns:wne="http://schemas.microsoft.com/office/word/2006/wordml" xmlns:wps="http://schemas.microsoft.com/office/word/2010/wordprocessingShape" xmlns:wpsCustomData="http://www.wps.cn/officeDocument/2013/wpsCustomData" mc:Ignorable="w14 w15 wp14">
+  <w:endnote w:type="separator" w:id="0">
+    <w:p>
+      <w:pPr>
+        <w:spacing w:line="240" w:lineRule="auto"/>
+      </w:pPr>
+      <w:r>
+        <w:separator/>
+      </w:r>
+    </w:p>
+  </w:endnote>
+  <w:endnote w:type="continuationSeparator" w:id="1">
+    <w:p>
+      <w:pPr>
+        <w:spacing w:line="240" w:lineRule="auto"/>
+      </w:pPr>
+      <w:r>
+        <w:continuationSeparator/>
+      </w:r>
+    </w:p>
+  </w:endnote>
+</w:endnotes>
+</file>
+
+<file path=word/footnotes.xml><?xml version="1.0" encoding="utf-8"?>
+<w:footnotes xmlns:wpc="http://schemas.microsoft.com/office/word/2010/wordprocessingCanvas" xmlns:mc="http://schemas.openxmlformats.org/markup-compatibility/2006" xmlns:o="urn:schemas-microsoft-com:office:office" xmlns:r="http://schemas.openxmlformats.org/officeDocument/2006/relationships" xmlns:m="http://schemas.openxmlformats.org/officeDocument/2006/math" xmlns:v="urn:schemas-microsoft-com:vml" xmlns:wp14="http://schemas.microsoft.com/office/word/2010/wordprocessingDrawing" xmlns:wp="http://schemas.openxmlformats.org/drawingml/2006/wordprocessingDrawing" xmlns:w="http://schemas.openxmlformats.org/wordprocessingml/2006/main" xmlns:w14="http://schemas.microsoft.com/office/word/2010/wordml" xmlns:w15="http://schemas.microsoft.com/office/word/2012/wordml" xmlns:w10="urn:schemas-microsoft-com:office:word" xmlns:wpg="http://schemas.microsoft.com/office/word/2010/wordprocessingGroup" xmlns:wpi="http://schemas.microsoft.com/office/word/2010/wordprocessingInk" xmlns:wne="http://schemas.microsoft.com/office/word/2006/wordml" xmlns:wps="http://schemas.microsoft.com/office/word/2010/wordprocessingShape" xmlns:wpsCustomData="http://www.wps.cn/officeDocument/2013/wpsCustomData" mc:Ignorable="w14 w15 wp14">
+  <w:footnote w:type="separator" w:id="0">
+    <w:p>
+      <w:pPr>
+        <w:spacing w:before="0" w:after="0" w:line="248" w:lineRule="auto"/>
+      </w:pPr>
+      <w:r>
+        <w:separator/>
+      </w:r>
+    </w:p>
+  </w:footnote>
+  <w:footnote w:type="continuationSeparator" w:id="1">
+    <w:p>
+      <w:pPr>
+        <w:spacing w:before="0" w:after="0" w:line="248" w:lineRule="auto"/>
+      </w:pPr>
+      <w:r>
+        <w:continuationSeparator/>
+      </w:r>
+    </w:p>
+  </w:footnote>
+</w:footnotes>
+</file>
+
 <file path=word/numbering.xml><?xml version="1.0" encoding="utf-8"?>
-<w:numbering xmlns:mc="http://schemas.openxmlformats.org/markup-compatibility/2006" xmlns:o="urn:schemas-microsoft-com:office:office" xmlns:r="http://schemas.openxmlformats.org/officeDocument/2006/relationships" xmlns:m="http://schemas.openxmlformats.org/officeDocument/2006/math" xmlns:v="urn:schemas-microsoft-com:vml" xmlns:wp="http://schemas.openxmlformats.org/drawingml/2006/wordprocessingDrawing" xmlns:w10="urn:schemas-microsoft-com:office:word" xmlns:w="http://schemas.openxmlformats.org/wordprocessingml/2006/main" xmlns:wne="http://schemas.microsoft.com/office/word/2006/wordml" xmlns:sl="http://schemas.openxmlformats.org/schemaLibrary/2006/main" xmlns:a="http://schemas.openxmlformats.org/drawingml/2006/main" xmlns:pic="http://schemas.openxmlformats.org/drawingml/2006/picture" xmlns:c="http://schemas.openxmlformats.org/drawingml/2006/chart" xmlns:lc="http://schemas.openxmlformats.org/drawingml/2006/lockedCanvas" xmlns:dgm="http://schemas.openxmlformats.org/drawingml/2006/diagram" xmlns:wps="http://schemas.microsoft.com/office/word/2010/wordprocessingShape" xmlns:wpg="http://schemas.microsoft.com/office/word/2010/wordprocessingGroup" xmlns:w14="http://schemas.microsoft.com/office/word/2010/wordml" xmlns:w15="http://schemas.microsoft.com/office/word/2012/wordml" xmlns:w16="http://schemas.microsoft.com/office/word/2018/wordml" xmlns:w16cex="http://schemas.microsoft.com/office/word/2018/wordml/cex" xmlns:w16cid="http://schemas.microsoft.com/office/word/2016/wordml/cid" xmlns="http://schemas.microsoft.com/office/tasks/2019/documenttasks" xmlns:cr="http://schemas.microsoft.com/office/comments/2020/reactions">
-  <w:abstractNum w:abstractNumId="1">
-    <w:lvl w:ilvl="0">
+<w:numbering xmlns:wpc="http://schemas.microsoft.com/office/word/2010/wordprocessingCanvas" xmlns:mc="http://schemas.openxmlformats.org/markup-compatibility/2006" xmlns:o="urn:schemas-microsoft-com:office:office" xmlns:r="http://schemas.openxmlformats.org/officeDocument/2006/relationships" xmlns:m="http://schemas.openxmlformats.org/officeDocument/2006/math" xmlns:v="urn:schemas-microsoft-com:vml" xmlns:wp14="http://schemas.microsoft.com/office/word/2010/wordprocessingDrawing" xmlns:wp="http://schemas.openxmlformats.org/drawingml/2006/wordprocessingDrawing" xmlns:w10="urn:schemas-microsoft-com:office:word" xmlns:w="http://schemas.openxmlformats.org/wordprocessingml/2006/main" xmlns:w14="http://schemas.microsoft.com/office/word/2010/wordml" xmlns:wpg="http://schemas.microsoft.com/office/word/2010/wordprocessingGroup" xmlns:wpi="http://schemas.microsoft.com/office/word/2010/wordprocessingInk" xmlns:wne="http://schemas.microsoft.com/office/word/2006/wordml" xmlns:wps="http://schemas.microsoft.com/office/word/2010/wordprocessingShape" xmlns:wpsCustomData="http://www.wps.cn/officeDocument/2013/wpsCustomData" mc:Ignorable="w14 wp14">
+  <w:abstractNum w:abstractNumId="0">
+    <w:nsid w:val="CF092B84"/>
+    <w:multiLevelType w:val="multilevel"/>
+    <w:tmpl w:val="CF092B84"/>
+    <w:lvl w:ilvl="0" w:tentative="0">
       <w:start w:val="1"/>
       <w:numFmt w:val="bullet"/>
       <w:lvlText w:val="-"/>
@@ -5891,7 +5306,7 @@
         <w:ind w:left="705" w:hanging="705"/>
       </w:pPr>
       <w:rPr>
-        <w:rFonts w:ascii="Times New Roman" w:cs="Times New Roman" w:eastAsia="Times New Roman" w:hAnsi="Times New Roman"/>
+        <w:rFonts w:ascii="Times New Roman" w:hAnsi="Times New Roman" w:eastAsia="Times New Roman" w:cs="Times New Roman"/>
         <w:b w:val="0"/>
         <w:bCs w:val="0"/>
         <w:i w:val="0"/>
@@ -5901,11 +5316,11 @@
         <w:sz w:val="24"/>
         <w:szCs w:val="24"/>
         <w:u w:val="none"/>
-        <w:shd w:fill="auto" w:val="clear"/>
+        <w:shd w:val="clear" w:fill="auto"/>
         <w:vertAlign w:val="baseline"/>
       </w:rPr>
     </w:lvl>
-    <w:lvl w:ilvl="1">
+    <w:lvl w:ilvl="1" w:tentative="0">
       <w:start w:val="1"/>
       <w:numFmt w:val="bullet"/>
       <w:lvlText w:val="o"/>
@@ -5914,7 +5329,7 @@
         <w:ind w:left="1440" w:hanging="1440"/>
       </w:pPr>
       <w:rPr>
-        <w:rFonts w:ascii="Times New Roman" w:cs="Times New Roman" w:eastAsia="Times New Roman" w:hAnsi="Times New Roman"/>
+        <w:rFonts w:ascii="Times New Roman" w:hAnsi="Times New Roman" w:eastAsia="Times New Roman" w:cs="Times New Roman"/>
         <w:b w:val="0"/>
         <w:bCs w:val="0"/>
         <w:i w:val="0"/>
@@ -5924,11 +5339,11 @@
         <w:sz w:val="24"/>
         <w:szCs w:val="24"/>
         <w:u w:val="none"/>
-        <w:shd w:fill="auto" w:val="clear"/>
+        <w:shd w:val="clear" w:fill="auto"/>
         <w:vertAlign w:val="baseline"/>
       </w:rPr>
     </w:lvl>
-    <w:lvl w:ilvl="2">
+    <w:lvl w:ilvl="2" w:tentative="0">
       <w:start w:val="1"/>
       <w:numFmt w:val="bullet"/>
       <w:lvlText w:val="▪"/>
@@ -5937,7 +5352,7 @@
         <w:ind w:left="2160" w:hanging="2160"/>
       </w:pPr>
       <w:rPr>
-        <w:rFonts w:ascii="Times New Roman" w:cs="Times New Roman" w:eastAsia="Times New Roman" w:hAnsi="Times New Roman"/>
+        <w:rFonts w:ascii="Times New Roman" w:hAnsi="Times New Roman" w:eastAsia="Times New Roman" w:cs="Times New Roman"/>
         <w:b w:val="0"/>
         <w:bCs w:val="0"/>
         <w:i w:val="0"/>
@@ -5947,11 +5362,11 @@
         <w:sz w:val="24"/>
         <w:szCs w:val="24"/>
         <w:u w:val="none"/>
-        <w:shd w:fill="auto" w:val="clear"/>
+        <w:shd w:val="clear" w:fill="auto"/>
         <w:vertAlign w:val="baseline"/>
       </w:rPr>
     </w:lvl>
-    <w:lvl w:ilvl="3">
+    <w:lvl w:ilvl="3" w:tentative="0">
       <w:start w:val="1"/>
       <w:numFmt w:val="bullet"/>
       <w:lvlText w:val="•"/>
@@ -5960,7 +5375,7 @@
         <w:ind w:left="2880" w:hanging="2880"/>
       </w:pPr>
       <w:rPr>
-        <w:rFonts w:ascii="Times New Roman" w:cs="Times New Roman" w:eastAsia="Times New Roman" w:hAnsi="Times New Roman"/>
+        <w:rFonts w:ascii="Times New Roman" w:hAnsi="Times New Roman" w:eastAsia="Times New Roman" w:cs="Times New Roman"/>
         <w:b w:val="0"/>
         <w:bCs w:val="0"/>
         <w:i w:val="0"/>
@@ -5970,11 +5385,11 @@
         <w:sz w:val="24"/>
         <w:szCs w:val="24"/>
         <w:u w:val="none"/>
-        <w:shd w:fill="auto" w:val="clear"/>
+        <w:shd w:val="clear" w:fill="auto"/>
         <w:vertAlign w:val="baseline"/>
       </w:rPr>
     </w:lvl>
-    <w:lvl w:ilvl="4">
+    <w:lvl w:ilvl="4" w:tentative="0">
       <w:start w:val="1"/>
       <w:numFmt w:val="bullet"/>
       <w:lvlText w:val="o"/>
@@ -5983,7 +5398,7 @@
         <w:ind w:left="3600" w:hanging="3600"/>
       </w:pPr>
       <w:rPr>
-        <w:rFonts w:ascii="Times New Roman" w:cs="Times New Roman" w:eastAsia="Times New Roman" w:hAnsi="Times New Roman"/>
+        <w:rFonts w:ascii="Times New Roman" w:hAnsi="Times New Roman" w:eastAsia="Times New Roman" w:cs="Times New Roman"/>
         <w:b w:val="0"/>
         <w:bCs w:val="0"/>
         <w:i w:val="0"/>
@@ -5993,11 +5408,11 @@
         <w:sz w:val="24"/>
         <w:szCs w:val="24"/>
         <w:u w:val="none"/>
-        <w:shd w:fill="auto" w:val="clear"/>
+        <w:shd w:val="clear" w:fill="auto"/>
         <w:vertAlign w:val="baseline"/>
       </w:rPr>
     </w:lvl>
-    <w:lvl w:ilvl="5">
+    <w:lvl w:ilvl="5" w:tentative="0">
       <w:start w:val="1"/>
       <w:numFmt w:val="bullet"/>
       <w:lvlText w:val="▪"/>
@@ -6006,7 +5421,7 @@
         <w:ind w:left="4320" w:hanging="4320"/>
       </w:pPr>
       <w:rPr>
-        <w:rFonts w:ascii="Times New Roman" w:cs="Times New Roman" w:eastAsia="Times New Roman" w:hAnsi="Times New Roman"/>
+        <w:rFonts w:ascii="Times New Roman" w:hAnsi="Times New Roman" w:eastAsia="Times New Roman" w:cs="Times New Roman"/>
         <w:b w:val="0"/>
         <w:bCs w:val="0"/>
         <w:i w:val="0"/>
@@ -6016,11 +5431,11 @@
         <w:sz w:val="24"/>
         <w:szCs w:val="24"/>
         <w:u w:val="none"/>
-        <w:shd w:fill="auto" w:val="clear"/>
+        <w:shd w:val="clear" w:fill="auto"/>
         <w:vertAlign w:val="baseline"/>
       </w:rPr>
     </w:lvl>
-    <w:lvl w:ilvl="6">
+    <w:lvl w:ilvl="6" w:tentative="0">
       <w:start w:val="1"/>
       <w:numFmt w:val="bullet"/>
       <w:lvlText w:val="•"/>
@@ -6029,7 +5444,7 @@
         <w:ind w:left="5040" w:hanging="5040"/>
       </w:pPr>
       <w:rPr>
-        <w:rFonts w:ascii="Times New Roman" w:cs="Times New Roman" w:eastAsia="Times New Roman" w:hAnsi="Times New Roman"/>
+        <w:rFonts w:ascii="Times New Roman" w:hAnsi="Times New Roman" w:eastAsia="Times New Roman" w:cs="Times New Roman"/>
         <w:b w:val="0"/>
         <w:bCs w:val="0"/>
         <w:i w:val="0"/>
@@ -6039,11 +5454,11 @@
         <w:sz w:val="24"/>
         <w:szCs w:val="24"/>
         <w:u w:val="none"/>
-        <w:shd w:fill="auto" w:val="clear"/>
+        <w:shd w:val="clear" w:fill="auto"/>
         <w:vertAlign w:val="baseline"/>
       </w:rPr>
     </w:lvl>
-    <w:lvl w:ilvl="7">
+    <w:lvl w:ilvl="7" w:tentative="0">
       <w:start w:val="1"/>
       <w:numFmt w:val="bullet"/>
       <w:lvlText w:val="o"/>
@@ -6052,7 +5467,7 @@
         <w:ind w:left="5760" w:hanging="5760"/>
       </w:pPr>
       <w:rPr>
-        <w:rFonts w:ascii="Times New Roman" w:cs="Times New Roman" w:eastAsia="Times New Roman" w:hAnsi="Times New Roman"/>
+        <w:rFonts w:ascii="Times New Roman" w:hAnsi="Times New Roman" w:eastAsia="Times New Roman" w:cs="Times New Roman"/>
         <w:b w:val="0"/>
         <w:bCs w:val="0"/>
         <w:i w:val="0"/>
@@ -6062,11 +5477,11 @@
         <w:sz w:val="24"/>
         <w:szCs w:val="24"/>
         <w:u w:val="none"/>
-        <w:shd w:fill="auto" w:val="clear"/>
+        <w:shd w:val="clear" w:fill="auto"/>
         <w:vertAlign w:val="baseline"/>
       </w:rPr>
     </w:lvl>
-    <w:lvl w:ilvl="8">
+    <w:lvl w:ilvl="8" w:tentative="0">
       <w:start w:val="1"/>
       <w:numFmt w:val="bullet"/>
       <w:lvlText w:val="▪"/>
@@ -6075,7 +5490,7 @@
         <w:ind w:left="6480" w:hanging="6480"/>
       </w:pPr>
       <w:rPr>
-        <w:rFonts w:ascii="Times New Roman" w:cs="Times New Roman" w:eastAsia="Times New Roman" w:hAnsi="Times New Roman"/>
+        <w:rFonts w:ascii="Times New Roman" w:hAnsi="Times New Roman" w:eastAsia="Times New Roman" w:cs="Times New Roman"/>
         <w:b w:val="0"/>
         <w:bCs w:val="0"/>
         <w:i w:val="0"/>
@@ -6085,13 +5500,16 @@
         <w:sz w:val="24"/>
         <w:szCs w:val="24"/>
         <w:u w:val="none"/>
-        <w:shd w:fill="auto" w:val="clear"/>
+        <w:shd w:val="clear" w:fill="auto"/>
         <w:vertAlign w:val="baseline"/>
       </w:rPr>
     </w:lvl>
   </w:abstractNum>
-  <w:abstractNum w:abstractNumId="2">
-    <w:lvl w:ilvl="0">
+  <w:abstractNum w:abstractNumId="1">
+    <w:nsid w:val="0053208E"/>
+    <w:multiLevelType w:val="multilevel"/>
+    <w:tmpl w:val="0053208E"/>
+    <w:lvl w:ilvl="0" w:tentative="0">
       <w:start w:val="1"/>
       <w:numFmt w:val="bullet"/>
       <w:lvlText w:val="-"/>
@@ -6100,7 +5518,7 @@
         <w:ind w:left="705" w:hanging="705"/>
       </w:pPr>
       <w:rPr>
-        <w:rFonts w:ascii="Times New Roman" w:cs="Times New Roman" w:eastAsia="Times New Roman" w:hAnsi="Times New Roman"/>
+        <w:rFonts w:ascii="Times New Roman" w:hAnsi="Times New Roman" w:eastAsia="Times New Roman" w:cs="Times New Roman"/>
         <w:b w:val="0"/>
         <w:bCs w:val="0"/>
         <w:i w:val="0"/>
@@ -6110,11 +5528,11 @@
         <w:sz w:val="24"/>
         <w:szCs w:val="24"/>
         <w:u w:val="none"/>
-        <w:shd w:fill="auto" w:val="clear"/>
+        <w:shd w:val="clear" w:fill="auto"/>
         <w:vertAlign w:val="baseline"/>
       </w:rPr>
     </w:lvl>
-    <w:lvl w:ilvl="1">
+    <w:lvl w:ilvl="1" w:tentative="0">
       <w:start w:val="1"/>
       <w:numFmt w:val="bullet"/>
       <w:lvlText w:val="o"/>
@@ -6123,7 +5541,7 @@
         <w:ind w:left="1440" w:hanging="1440"/>
       </w:pPr>
       <w:rPr>
-        <w:rFonts w:ascii="Times New Roman" w:cs="Times New Roman" w:eastAsia="Times New Roman" w:hAnsi="Times New Roman"/>
+        <w:rFonts w:ascii="Times New Roman" w:hAnsi="Times New Roman" w:eastAsia="Times New Roman" w:cs="Times New Roman"/>
         <w:b w:val="0"/>
         <w:bCs w:val="0"/>
         <w:i w:val="0"/>
@@ -6133,11 +5551,11 @@
         <w:sz w:val="24"/>
         <w:szCs w:val="24"/>
         <w:u w:val="none"/>
-        <w:shd w:fill="auto" w:val="clear"/>
+        <w:shd w:val="clear" w:fill="auto"/>
         <w:vertAlign w:val="baseline"/>
       </w:rPr>
     </w:lvl>
-    <w:lvl w:ilvl="2">
+    <w:lvl w:ilvl="2" w:tentative="0">
       <w:start w:val="1"/>
       <w:numFmt w:val="bullet"/>
       <w:lvlText w:val="▪"/>
@@ -6146,7 +5564,7 @@
         <w:ind w:left="2160" w:hanging="2160"/>
       </w:pPr>
       <w:rPr>
-        <w:rFonts w:ascii="Times New Roman" w:cs="Times New Roman" w:eastAsia="Times New Roman" w:hAnsi="Times New Roman"/>
+        <w:rFonts w:ascii="Times New Roman" w:hAnsi="Times New Roman" w:eastAsia="Times New Roman" w:cs="Times New Roman"/>
         <w:b w:val="0"/>
         <w:bCs w:val="0"/>
         <w:i w:val="0"/>
@@ -6156,11 +5574,11 @@
         <w:sz w:val="24"/>
         <w:szCs w:val="24"/>
         <w:u w:val="none"/>
-        <w:shd w:fill="auto" w:val="clear"/>
+        <w:shd w:val="clear" w:fill="auto"/>
         <w:vertAlign w:val="baseline"/>
       </w:rPr>
     </w:lvl>
-    <w:lvl w:ilvl="3">
+    <w:lvl w:ilvl="3" w:tentative="0">
       <w:start w:val="1"/>
       <w:numFmt w:val="bullet"/>
       <w:lvlText w:val="•"/>
@@ -6169,7 +5587,7 @@
         <w:ind w:left="2880" w:hanging="2880"/>
       </w:pPr>
       <w:rPr>
-        <w:rFonts w:ascii="Times New Roman" w:cs="Times New Roman" w:eastAsia="Times New Roman" w:hAnsi="Times New Roman"/>
+        <w:rFonts w:ascii="Times New Roman" w:hAnsi="Times New Roman" w:eastAsia="Times New Roman" w:cs="Times New Roman"/>
         <w:b w:val="0"/>
         <w:bCs w:val="0"/>
         <w:i w:val="0"/>
@@ -6179,11 +5597,11 @@
         <w:sz w:val="24"/>
         <w:szCs w:val="24"/>
         <w:u w:val="none"/>
-        <w:shd w:fill="auto" w:val="clear"/>
+        <w:shd w:val="clear" w:fill="auto"/>
         <w:vertAlign w:val="baseline"/>
       </w:rPr>
     </w:lvl>
-    <w:lvl w:ilvl="4">
+    <w:lvl w:ilvl="4" w:tentative="0">
       <w:start w:val="1"/>
       <w:numFmt w:val="bullet"/>
       <w:lvlText w:val="o"/>
@@ -6192,7 +5610,7 @@
         <w:ind w:left="3600" w:hanging="3600"/>
       </w:pPr>
       <w:rPr>
-        <w:rFonts w:ascii="Times New Roman" w:cs="Times New Roman" w:eastAsia="Times New Roman" w:hAnsi="Times New Roman"/>
+        <w:rFonts w:ascii="Times New Roman" w:hAnsi="Times New Roman" w:eastAsia="Times New Roman" w:cs="Times New Roman"/>
         <w:b w:val="0"/>
         <w:bCs w:val="0"/>
         <w:i w:val="0"/>
@@ -6202,11 +5620,11 @@
         <w:sz w:val="24"/>
         <w:szCs w:val="24"/>
         <w:u w:val="none"/>
-        <w:shd w:fill="auto" w:val="clear"/>
+        <w:shd w:val="clear" w:fill="auto"/>
         <w:vertAlign w:val="baseline"/>
       </w:rPr>
     </w:lvl>
-    <w:lvl w:ilvl="5">
+    <w:lvl w:ilvl="5" w:tentative="0">
       <w:start w:val="1"/>
       <w:numFmt w:val="bullet"/>
       <w:lvlText w:val="▪"/>
@@ -6215,7 +5633,7 @@
         <w:ind w:left="4320" w:hanging="4320"/>
       </w:pPr>
       <w:rPr>
-        <w:rFonts w:ascii="Times New Roman" w:cs="Times New Roman" w:eastAsia="Times New Roman" w:hAnsi="Times New Roman"/>
+        <w:rFonts w:ascii="Times New Roman" w:hAnsi="Times New Roman" w:eastAsia="Times New Roman" w:cs="Times New Roman"/>
         <w:b w:val="0"/>
         <w:bCs w:val="0"/>
         <w:i w:val="0"/>
@@ -6225,11 +5643,11 @@
         <w:sz w:val="24"/>
         <w:szCs w:val="24"/>
         <w:u w:val="none"/>
-        <w:shd w:fill="auto" w:val="clear"/>
+        <w:shd w:val="clear" w:fill="auto"/>
         <w:vertAlign w:val="baseline"/>
       </w:rPr>
     </w:lvl>
-    <w:lvl w:ilvl="6">
+    <w:lvl w:ilvl="6" w:tentative="0">
       <w:start w:val="1"/>
       <w:numFmt w:val="bullet"/>
       <w:lvlText w:val="•"/>
@@ -6238,7 +5656,7 @@
         <w:ind w:left="5040" w:hanging="5040"/>
       </w:pPr>
       <w:rPr>
-        <w:rFonts w:ascii="Times New Roman" w:cs="Times New Roman" w:eastAsia="Times New Roman" w:hAnsi="Times New Roman"/>
+        <w:rFonts w:ascii="Times New Roman" w:hAnsi="Times New Roman" w:eastAsia="Times New Roman" w:cs="Times New Roman"/>
         <w:b w:val="0"/>
         <w:bCs w:val="0"/>
         <w:i w:val="0"/>
@@ -6248,11 +5666,11 @@
         <w:sz w:val="24"/>
         <w:szCs w:val="24"/>
         <w:u w:val="none"/>
-        <w:shd w:fill="auto" w:val="clear"/>
+        <w:shd w:val="clear" w:fill="auto"/>
         <w:vertAlign w:val="baseline"/>
       </w:rPr>
     </w:lvl>
-    <w:lvl w:ilvl="7">
+    <w:lvl w:ilvl="7" w:tentative="0">
       <w:start w:val="1"/>
       <w:numFmt w:val="bullet"/>
       <w:lvlText w:val="o"/>
@@ -6261,7 +5679,7 @@
         <w:ind w:left="5760" w:hanging="5760"/>
       </w:pPr>
       <w:rPr>
-        <w:rFonts w:ascii="Times New Roman" w:cs="Times New Roman" w:eastAsia="Times New Roman" w:hAnsi="Times New Roman"/>
+        <w:rFonts w:ascii="Times New Roman" w:hAnsi="Times New Roman" w:eastAsia="Times New Roman" w:cs="Times New Roman"/>
         <w:b w:val="0"/>
         <w:bCs w:val="0"/>
         <w:i w:val="0"/>
@@ -6271,11 +5689,11 @@
         <w:sz w:val="24"/>
         <w:szCs w:val="24"/>
         <w:u w:val="none"/>
-        <w:shd w:fill="auto" w:val="clear"/>
+        <w:shd w:val="clear" w:fill="auto"/>
         <w:vertAlign w:val="baseline"/>
       </w:rPr>
     </w:lvl>
-    <w:lvl w:ilvl="8">
+    <w:lvl w:ilvl="8" w:tentative="0">
       <w:start w:val="1"/>
       <w:numFmt w:val="bullet"/>
       <w:lvlText w:val="▪"/>
@@ -6284,7 +5702,7 @@
         <w:ind w:left="6480" w:hanging="6480"/>
       </w:pPr>
       <w:rPr>
-        <w:rFonts w:ascii="Times New Roman" w:cs="Times New Roman" w:eastAsia="Times New Roman" w:hAnsi="Times New Roman"/>
+        <w:rFonts w:ascii="Times New Roman" w:hAnsi="Times New Roman" w:eastAsia="Times New Roman" w:cs="Times New Roman"/>
         <w:b w:val="0"/>
         <w:bCs w:val="0"/>
         <w:i w:val="0"/>
@@ -6294,13 +5712,16 @@
         <w:sz w:val="24"/>
         <w:szCs w:val="24"/>
         <w:u w:val="none"/>
-        <w:shd w:fill="auto" w:val="clear"/>
+        <w:shd w:val="clear" w:fill="auto"/>
         <w:vertAlign w:val="baseline"/>
       </w:rPr>
     </w:lvl>
   </w:abstractNum>
-  <w:abstractNum w:abstractNumId="3">
-    <w:lvl w:ilvl="0">
+  <w:abstractNum w:abstractNumId="2">
+    <w:nsid w:val="59ADCABA"/>
+    <w:multiLevelType w:val="multilevel"/>
+    <w:tmpl w:val="59ADCABA"/>
+    <w:lvl w:ilvl="0" w:tentative="0">
       <w:start w:val="1"/>
       <w:numFmt w:val="decimal"/>
       <w:lvlText w:val="%1."/>
@@ -6309,7 +5730,7 @@
         <w:ind w:left="705" w:hanging="705"/>
       </w:pPr>
       <w:rPr>
-        <w:rFonts w:ascii="Times New Roman" w:cs="Times New Roman" w:eastAsia="Times New Roman" w:hAnsi="Times New Roman"/>
+        <w:rFonts w:ascii="Times New Roman" w:hAnsi="Times New Roman" w:eastAsia="Times New Roman" w:cs="Times New Roman"/>
         <w:b w:val="0"/>
         <w:bCs w:val="0"/>
         <w:i w:val="0"/>
@@ -6319,11 +5740,11 @@
         <w:sz w:val="24"/>
         <w:szCs w:val="24"/>
         <w:u w:val="none"/>
-        <w:shd w:fill="auto" w:val="clear"/>
+        <w:shd w:val="clear" w:fill="auto"/>
         <w:vertAlign w:val="baseline"/>
       </w:rPr>
     </w:lvl>
-    <w:lvl w:ilvl="1">
+    <w:lvl w:ilvl="1" w:tentative="0">
       <w:start w:val="1"/>
       <w:numFmt w:val="lowerLetter"/>
       <w:lvlText w:val="%2"/>
@@ -6332,7 +5753,7 @@
         <w:ind w:left="1080" w:hanging="1080"/>
       </w:pPr>
       <w:rPr>
-        <w:rFonts w:ascii="Times New Roman" w:cs="Times New Roman" w:eastAsia="Times New Roman" w:hAnsi="Times New Roman"/>
+        <w:rFonts w:ascii="Times New Roman" w:hAnsi="Times New Roman" w:eastAsia="Times New Roman" w:cs="Times New Roman"/>
         <w:b w:val="0"/>
         <w:bCs w:val="0"/>
         <w:i w:val="0"/>
@@ -6342,11 +5763,11 @@
         <w:sz w:val="24"/>
         <w:szCs w:val="24"/>
         <w:u w:val="none"/>
-        <w:shd w:fill="auto" w:val="clear"/>
+        <w:shd w:val="clear" w:fill="auto"/>
         <w:vertAlign w:val="baseline"/>
       </w:rPr>
     </w:lvl>
-    <w:lvl w:ilvl="2">
+    <w:lvl w:ilvl="2" w:tentative="0">
       <w:start w:val="1"/>
       <w:numFmt w:val="lowerRoman"/>
       <w:lvlText w:val="%3"/>
@@ -6355,7 +5776,7 @@
         <w:ind w:left="1800" w:hanging="1800"/>
       </w:pPr>
       <w:rPr>
-        <w:rFonts w:ascii="Times New Roman" w:cs="Times New Roman" w:eastAsia="Times New Roman" w:hAnsi="Times New Roman"/>
+        <w:rFonts w:ascii="Times New Roman" w:hAnsi="Times New Roman" w:eastAsia="Times New Roman" w:cs="Times New Roman"/>
         <w:b w:val="0"/>
         <w:bCs w:val="0"/>
         <w:i w:val="0"/>
@@ -6365,11 +5786,11 @@
         <w:sz w:val="24"/>
         <w:szCs w:val="24"/>
         <w:u w:val="none"/>
-        <w:shd w:fill="auto" w:val="clear"/>
+        <w:shd w:val="clear" w:fill="auto"/>
         <w:vertAlign w:val="baseline"/>
       </w:rPr>
     </w:lvl>
-    <w:lvl w:ilvl="3">
+    <w:lvl w:ilvl="3" w:tentative="0">
       <w:start w:val="1"/>
       <w:numFmt w:val="decimal"/>
       <w:lvlText w:val="%4"/>
@@ -6378,7 +5799,7 @@
         <w:ind w:left="2520" w:hanging="2520"/>
       </w:pPr>
       <w:rPr>
-        <w:rFonts w:ascii="Times New Roman" w:cs="Times New Roman" w:eastAsia="Times New Roman" w:hAnsi="Times New Roman"/>
+        <w:rFonts w:ascii="Times New Roman" w:hAnsi="Times New Roman" w:eastAsia="Times New Roman" w:cs="Times New Roman"/>
         <w:b w:val="0"/>
         <w:bCs w:val="0"/>
         <w:i w:val="0"/>
@@ -6388,11 +5809,11 @@
         <w:sz w:val="24"/>
         <w:szCs w:val="24"/>
         <w:u w:val="none"/>
-        <w:shd w:fill="auto" w:val="clear"/>
+        <w:shd w:val="clear" w:fill="auto"/>
         <w:vertAlign w:val="baseline"/>
       </w:rPr>
     </w:lvl>
-    <w:lvl w:ilvl="4">
+    <w:lvl w:ilvl="4" w:tentative="0">
       <w:start w:val="1"/>
       <w:numFmt w:val="lowerLetter"/>
       <w:lvlText w:val="%5"/>
@@ -6401,7 +5822,7 @@
         <w:ind w:left="3240" w:hanging="3240"/>
       </w:pPr>
       <w:rPr>
-        <w:rFonts w:ascii="Times New Roman" w:cs="Times New Roman" w:eastAsia="Times New Roman" w:hAnsi="Times New Roman"/>
+        <w:rFonts w:ascii="Times New Roman" w:hAnsi="Times New Roman" w:eastAsia="Times New Roman" w:cs="Times New Roman"/>
         <w:b w:val="0"/>
         <w:bCs w:val="0"/>
         <w:i w:val="0"/>
@@ -6411,11 +5832,11 @@
         <w:sz w:val="24"/>
         <w:szCs w:val="24"/>
         <w:u w:val="none"/>
-        <w:shd w:fill="auto" w:val="clear"/>
+        <w:shd w:val="clear" w:fill="auto"/>
         <w:vertAlign w:val="baseline"/>
       </w:rPr>
     </w:lvl>
-    <w:lvl w:ilvl="5">
+    <w:lvl w:ilvl="5" w:tentative="0">
       <w:start w:val="1"/>
       <w:numFmt w:val="lowerRoman"/>
       <w:lvlText w:val="%6"/>
@@ -6424,7 +5845,7 @@
         <w:ind w:left="3960" w:hanging="3960"/>
       </w:pPr>
       <w:rPr>
-        <w:rFonts w:ascii="Times New Roman" w:cs="Times New Roman" w:eastAsia="Times New Roman" w:hAnsi="Times New Roman"/>
+        <w:rFonts w:ascii="Times New Roman" w:hAnsi="Times New Roman" w:eastAsia="Times New Roman" w:cs="Times New Roman"/>
         <w:b w:val="0"/>
         <w:bCs w:val="0"/>
         <w:i w:val="0"/>
@@ -6434,11 +5855,11 @@
         <w:sz w:val="24"/>
         <w:szCs w:val="24"/>
         <w:u w:val="none"/>
-        <w:shd w:fill="auto" w:val="clear"/>
+        <w:shd w:val="clear" w:fill="auto"/>
         <w:vertAlign w:val="baseline"/>
       </w:rPr>
     </w:lvl>
-    <w:lvl w:ilvl="6">
+    <w:lvl w:ilvl="6" w:tentative="0">
       <w:start w:val="1"/>
       <w:numFmt w:val="decimal"/>
       <w:lvlText w:val="%7"/>
@@ -6447,7 +5868,7 @@
         <w:ind w:left="4680" w:hanging="4680"/>
       </w:pPr>
       <w:rPr>
-        <w:rFonts w:ascii="Times New Roman" w:cs="Times New Roman" w:eastAsia="Times New Roman" w:hAnsi="Times New Roman"/>
+        <w:rFonts w:ascii="Times New Roman" w:hAnsi="Times New Roman" w:eastAsia="Times New Roman" w:cs="Times New Roman"/>
         <w:b w:val="0"/>
         <w:bCs w:val="0"/>
         <w:i w:val="0"/>
@@ -6457,11 +5878,11 @@
         <w:sz w:val="24"/>
         <w:szCs w:val="24"/>
         <w:u w:val="none"/>
-        <w:shd w:fill="auto" w:val="clear"/>
+        <w:shd w:val="clear" w:fill="auto"/>
         <w:vertAlign w:val="baseline"/>
       </w:rPr>
     </w:lvl>
-    <w:lvl w:ilvl="7">
+    <w:lvl w:ilvl="7" w:tentative="0">
       <w:start w:val="1"/>
       <w:numFmt w:val="lowerLetter"/>
       <w:lvlText w:val="%8"/>
@@ -6470,7 +5891,7 @@
         <w:ind w:left="5400" w:hanging="5400"/>
       </w:pPr>
       <w:rPr>
-        <w:rFonts w:ascii="Times New Roman" w:cs="Times New Roman" w:eastAsia="Times New Roman" w:hAnsi="Times New Roman"/>
+        <w:rFonts w:ascii="Times New Roman" w:hAnsi="Times New Roman" w:eastAsia="Times New Roman" w:cs="Times New Roman"/>
         <w:b w:val="0"/>
         <w:bCs w:val="0"/>
         <w:i w:val="0"/>
@@ -6480,11 +5901,11 @@
         <w:sz w:val="24"/>
         <w:szCs w:val="24"/>
         <w:u w:val="none"/>
-        <w:shd w:fill="auto" w:val="clear"/>
+        <w:shd w:val="clear" w:fill="auto"/>
         <w:vertAlign w:val="baseline"/>
       </w:rPr>
     </w:lvl>
-    <w:lvl w:ilvl="8">
+    <w:lvl w:ilvl="8" w:tentative="0">
       <w:start w:val="1"/>
       <w:numFmt w:val="lowerRoman"/>
       <w:lvlText w:val="%9"/>
@@ -6493,7 +5914,7 @@
         <w:ind w:left="6120" w:hanging="6120"/>
       </w:pPr>
       <w:rPr>
-        <w:rFonts w:ascii="Times New Roman" w:cs="Times New Roman" w:eastAsia="Times New Roman" w:hAnsi="Times New Roman"/>
+        <w:rFonts w:ascii="Times New Roman" w:hAnsi="Times New Roman" w:eastAsia="Times New Roman" w:cs="Times New Roman"/>
         <w:b w:val="0"/>
         <w:bCs w:val="0"/>
         <w:i w:val="0"/>
@@ -6503,7 +5924,7 @@
         <w:sz w:val="24"/>
         <w:szCs w:val="24"/>
         <w:u w:val="none"/>
-        <w:shd w:fill="auto" w:val="clear"/>
+        <w:shd w:val="clear" w:fill="auto"/>
         <w:vertAlign w:val="baseline"/>
       </w:rPr>
     </w:lvl>
@@ -6512,236 +5933,520 @@
     <w:abstractNumId w:val="1"/>
   </w:num>
   <w:num w:numId="2">
-    <w:abstractNumId w:val="2"/>
+    <w:abstractNumId w:val="0"/>
   </w:num>
   <w:num w:numId="3">
-    <w:abstractNumId w:val="3"/>
+    <w:abstractNumId w:val="2"/>
   </w:num>
 </w:numbering>
 </file>
 
 <file path=word/styles.xml><?xml version="1.0" encoding="utf-8"?>
-<w:styles xmlns:mc="http://schemas.openxmlformats.org/markup-compatibility/2006" xmlns:o="urn:schemas-microsoft-com:office:office" xmlns:r="http://schemas.openxmlformats.org/officeDocument/2006/relationships" xmlns:m="http://schemas.openxmlformats.org/officeDocument/2006/math" xmlns:v="urn:schemas-microsoft-com:vml" xmlns:wp="http://schemas.openxmlformats.org/drawingml/2006/wordprocessingDrawing" xmlns:w10="urn:schemas-microsoft-com:office:word" xmlns:w="http://schemas.openxmlformats.org/wordprocessingml/2006/main" xmlns:wne="http://schemas.microsoft.com/office/word/2006/wordml" xmlns:sl="http://schemas.openxmlformats.org/schemaLibrary/2006/main" xmlns:a="http://schemas.openxmlformats.org/drawingml/2006/main" xmlns:pic="http://schemas.openxmlformats.org/drawingml/2006/picture" xmlns:c="http://schemas.openxmlformats.org/drawingml/2006/chart" xmlns:lc="http://schemas.openxmlformats.org/drawingml/2006/lockedCanvas" xmlns:dgm="http://schemas.openxmlformats.org/drawingml/2006/diagram" xmlns:wps="http://schemas.microsoft.com/office/word/2010/wordprocessingShape" xmlns:wpg="http://schemas.microsoft.com/office/word/2010/wordprocessingGroup" xmlns:w14="http://schemas.microsoft.com/office/word/2010/wordml" xmlns:w15="http://schemas.microsoft.com/office/word/2012/wordml" xmlns:w16="http://schemas.microsoft.com/office/word/2018/wordml" xmlns:w16cex="http://schemas.microsoft.com/office/word/2018/wordml/cex" xmlns:w16cid="http://schemas.microsoft.com/office/word/2016/wordml/cid" xmlns="http://schemas.microsoft.com/office/tasks/2019/documenttasks" xmlns:cr="http://schemas.microsoft.com/office/comments/2020/reactions">
+<w:styles xmlns:mc="http://schemas.openxmlformats.org/markup-compatibility/2006" xmlns:o="urn:schemas-microsoft-com:office:office" xmlns:r="http://schemas.openxmlformats.org/officeDocument/2006/relationships" xmlns:m="http://schemas.openxmlformats.org/officeDocument/2006/math" xmlns:v="urn:schemas-microsoft-com:vml" xmlns:w="http://schemas.openxmlformats.org/wordprocessingml/2006/main" xmlns:w14="http://schemas.microsoft.com/office/word/2010/wordml" xmlns:w10="urn:schemas-microsoft-com:office:word" xmlns:sl="http://schemas.openxmlformats.org/schemaLibrary/2006/main" xmlns:wpsCustomData="http://www.wps.cn/officeDocument/2013/wpsCustomData" mc:Ignorable="w14">
   <w:docDefaults>
     <w:rPrDefault>
       <w:rPr>
-        <w:sz w:val="24"/>
-        <w:szCs w:val="24"/>
-        <w:lang w:val="en"/>
+        <w:rFonts w:asciiTheme="minorHAnsi" w:hAnsiTheme="minorHAnsi" w:eastAsiaTheme="minorEastAsia" w:cstheme="minorBidi"/>
       </w:rPr>
     </w:rPrDefault>
-    <w:pPrDefault>
-      <w:pPr>
-        <w:spacing w:after="2" w:line="248.00000000000006" w:lineRule="auto"/>
-        <w:ind w:left="730" w:right="18" w:hanging="370"/>
-      </w:pPr>
-    </w:pPrDefault>
+    <w:pPrDefault/>
   </w:docDefaults>
-  <w:style w:type="table" w:styleId="TableNormal" w:default="1">
-    <w:name w:val="TableNormal"/>
-    <w:tblPr>
-      <w:tblCellMar>
-        <w:top w:w="100.0" w:type="dxa"/>
-        <w:left w:w="100.0" w:type="dxa"/>
-        <w:bottom w:w="100.0" w:type="dxa"/>
-        <w:right w:w="100.0" w:type="dxa"/>
-      </w:tblCellMar>
-    </w:tblPr>
+  <w:latentStyles w:count="260" w:defQFormat="0" w:defUnhideWhenUsed="1" w:defSemiHidden="1" w:defUIPriority="99" w:defLockedState="0">
+    <w:lsdException w:unhideWhenUsed="0" w:uiPriority="0" w:semiHidden="0" w:name="Normal"/>
+    <w:lsdException w:qFormat="1" w:unhideWhenUsed="0" w:uiPriority="0" w:semiHidden="0" w:name="heading 1"/>
+    <w:lsdException w:qFormat="1" w:unhideWhenUsed="0" w:uiPriority="0" w:semiHidden="0" w:name="heading 2"/>
+    <w:lsdException w:qFormat="1" w:unhideWhenUsed="0" w:uiPriority="0" w:semiHidden="0" w:name="heading 3"/>
+    <w:lsdException w:qFormat="1" w:unhideWhenUsed="0" w:uiPriority="0" w:semiHidden="0" w:name="heading 4"/>
+    <w:lsdException w:qFormat="1" w:unhideWhenUsed="0" w:uiPriority="0" w:semiHidden="0" w:name="heading 5"/>
+    <w:lsdException w:qFormat="1" w:unhideWhenUsed="0" w:uiPriority="0" w:semiHidden="0" w:name="heading 6"/>
+    <w:lsdException w:qFormat="1" w:uiPriority="0" w:name="heading 7"/>
+    <w:lsdException w:qFormat="1" w:uiPriority="0" w:name="heading 8"/>
+    <w:lsdException w:qFormat="1" w:uiPriority="0" w:name="heading 9"/>
+    <w:lsdException w:unhideWhenUsed="0" w:uiPriority="0" w:semiHidden="0" w:name="index 1"/>
+    <w:lsdException w:unhideWhenUsed="0" w:uiPriority="0" w:semiHidden="0" w:name="index 2"/>
+    <w:lsdException w:unhideWhenUsed="0" w:uiPriority="0" w:semiHidden="0" w:name="index 3"/>
+    <w:lsdException w:unhideWhenUsed="0" w:uiPriority="0" w:semiHidden="0" w:name="index 4"/>
+    <w:lsdException w:unhideWhenUsed="0" w:uiPriority="0" w:semiHidden="0" w:name="index 5"/>
+    <w:lsdException w:unhideWhenUsed="0" w:uiPriority="0" w:semiHidden="0" w:name="index 6"/>
+    <w:lsdException w:unhideWhenUsed="0" w:uiPriority="0" w:semiHidden="0" w:name="index 7"/>
+    <w:lsdException w:unhideWhenUsed="0" w:uiPriority="0" w:semiHidden="0" w:name="index 8"/>
+    <w:lsdException w:unhideWhenUsed="0" w:uiPriority="0" w:semiHidden="0" w:name="index 9"/>
+    <w:lsdException w:unhideWhenUsed="0" w:uiPriority="0" w:semiHidden="0" w:name="toc 1"/>
+    <w:lsdException w:unhideWhenUsed="0" w:uiPriority="0" w:semiHidden="0" w:name="toc 2"/>
+    <w:lsdException w:unhideWhenUsed="0" w:uiPriority="0" w:semiHidden="0" w:name="toc 3"/>
+    <w:lsdException w:unhideWhenUsed="0" w:uiPriority="0" w:semiHidden="0" w:name="toc 4"/>
+    <w:lsdException w:unhideWhenUsed="0" w:uiPriority="0" w:semiHidden="0" w:name="toc 5"/>
+    <w:lsdException w:unhideWhenUsed="0" w:uiPriority="0" w:semiHidden="0" w:name="toc 6"/>
+    <w:lsdException w:unhideWhenUsed="0" w:uiPriority="0" w:semiHidden="0" w:name="toc 7"/>
+    <w:lsdException w:unhideWhenUsed="0" w:uiPriority="0" w:semiHidden="0" w:name="toc 8"/>
+    <w:lsdException w:unhideWhenUsed="0" w:uiPriority="0" w:semiHidden="0" w:name="toc 9"/>
+    <w:lsdException w:unhideWhenUsed="0" w:uiPriority="0" w:semiHidden="0" w:name="Normal Indent"/>
+    <w:lsdException w:unhideWhenUsed="0" w:uiPriority="0" w:semiHidden="0" w:name="footnote text"/>
+    <w:lsdException w:unhideWhenUsed="0" w:uiPriority="0" w:semiHidden="0" w:name="annotation text"/>
+    <w:lsdException w:unhideWhenUsed="0" w:uiPriority="0" w:semiHidden="0" w:name="header"/>
+    <w:lsdException w:unhideWhenUsed="0" w:uiPriority="0" w:semiHidden="0" w:name="footer"/>
+    <w:lsdException w:unhideWhenUsed="0" w:uiPriority="0" w:semiHidden="0" w:name="index heading"/>
+    <w:lsdException w:qFormat="1" w:uiPriority="0" w:name="caption"/>
+    <w:lsdException w:unhideWhenUsed="0" w:uiPriority="0" w:semiHidden="0" w:name="table of figures"/>
+    <w:lsdException w:unhideWhenUsed="0" w:uiPriority="0" w:semiHidden="0" w:name="envelope address"/>
+    <w:lsdException w:unhideWhenUsed="0" w:uiPriority="0" w:semiHidden="0" w:name="envelope return"/>
+    <w:lsdException w:unhideWhenUsed="0" w:uiPriority="0" w:semiHidden="0" w:name="footnote reference"/>
+    <w:lsdException w:unhideWhenUsed="0" w:uiPriority="0" w:semiHidden="0" w:name="annotation reference"/>
+    <w:lsdException w:unhideWhenUsed="0" w:uiPriority="0" w:semiHidden="0" w:name="line number"/>
+    <w:lsdException w:unhideWhenUsed="0" w:uiPriority="0" w:semiHidden="0" w:name="page number"/>
+    <w:lsdException w:unhideWhenUsed="0" w:uiPriority="0" w:semiHidden="0" w:name="endnote reference"/>
+    <w:lsdException w:unhideWhenUsed="0" w:uiPriority="0" w:semiHidden="0" w:name="endnote text"/>
+    <w:lsdException w:unhideWhenUsed="0" w:uiPriority="0" w:semiHidden="0" w:name="table of authorities"/>
+    <w:lsdException w:unhideWhenUsed="0" w:uiPriority="0" w:semiHidden="0" w:name="macro"/>
+    <w:lsdException w:unhideWhenUsed="0" w:uiPriority="0" w:semiHidden="0" w:name="toa heading"/>
+    <w:lsdException w:unhideWhenUsed="0" w:uiPriority="0" w:semiHidden="0" w:name="List"/>
+    <w:lsdException w:unhideWhenUsed="0" w:uiPriority="0" w:semiHidden="0" w:name="List Bullet"/>
+    <w:lsdException w:unhideWhenUsed="0" w:uiPriority="0" w:semiHidden="0" w:name="List Number"/>
+    <w:lsdException w:unhideWhenUsed="0" w:uiPriority="0" w:semiHidden="0" w:name="List 2"/>
+    <w:lsdException w:unhideWhenUsed="0" w:uiPriority="0" w:semiHidden="0" w:name="List 3"/>
+    <w:lsdException w:unhideWhenUsed="0" w:uiPriority="0" w:semiHidden="0" w:name="List 4"/>
+    <w:lsdException w:unhideWhenUsed="0" w:uiPriority="0" w:semiHidden="0" w:name="List 5"/>
+    <w:lsdException w:unhideWhenUsed="0" w:uiPriority="0" w:semiHidden="0" w:name="List Bullet 2"/>
+    <w:lsdException w:unhideWhenUsed="0" w:uiPriority="0" w:semiHidden="0" w:name="List Bullet 3"/>
+    <w:lsdException w:unhideWhenUsed="0" w:uiPriority="0" w:semiHidden="0" w:name="List Bullet 4"/>
+    <w:lsdException w:unhideWhenUsed="0" w:uiPriority="0" w:semiHidden="0" w:name="List Bullet 5"/>
+    <w:lsdException w:unhideWhenUsed="0" w:uiPriority="0" w:semiHidden="0" w:name="List Number 2"/>
+    <w:lsdException w:unhideWhenUsed="0" w:uiPriority="0" w:semiHidden="0" w:name="List Number 3"/>
+    <w:lsdException w:unhideWhenUsed="0" w:uiPriority="0" w:semiHidden="0" w:name="List Number 4"/>
+    <w:lsdException w:unhideWhenUsed="0" w:uiPriority="0" w:semiHidden="0" w:name="List Number 5"/>
+    <w:lsdException w:qFormat="1" w:unhideWhenUsed="0" w:uiPriority="0" w:semiHidden="0" w:name="Title"/>
+    <w:lsdException w:unhideWhenUsed="0" w:uiPriority="0" w:semiHidden="0" w:name="Closing"/>
+    <w:lsdException w:unhideWhenUsed="0" w:uiPriority="0" w:semiHidden="0" w:name="Signature"/>
+    <w:lsdException w:qFormat="1" w:unhideWhenUsed="0" w:uiPriority="0" w:name="Default Paragraph Font"/>
+    <w:lsdException w:unhideWhenUsed="0" w:uiPriority="0" w:semiHidden="0" w:name="Body Text"/>
+    <w:lsdException w:unhideWhenUsed="0" w:uiPriority="0" w:semiHidden="0" w:name="Body Text Indent"/>
+    <w:lsdException w:unhideWhenUsed="0" w:uiPriority="0" w:semiHidden="0" w:name="List Continue"/>
+    <w:lsdException w:unhideWhenUsed="0" w:uiPriority="0" w:semiHidden="0" w:name="List Continue 2"/>
+    <w:lsdException w:unhideWhenUsed="0" w:uiPriority="0" w:semiHidden="0" w:name="List Continue 3"/>
+    <w:lsdException w:unhideWhenUsed="0" w:uiPriority="0" w:semiHidden="0" w:name="List Continue 4"/>
+    <w:lsdException w:unhideWhenUsed="0" w:uiPriority="0" w:semiHidden="0" w:name="List Continue 5"/>
+    <w:lsdException w:unhideWhenUsed="0" w:uiPriority="0" w:semiHidden="0" w:name="Message Header"/>
+    <w:lsdException w:qFormat="1" w:unhideWhenUsed="0" w:uiPriority="0" w:semiHidden="0" w:name="Subtitle"/>
+    <w:lsdException w:unhideWhenUsed="0" w:uiPriority="0" w:semiHidden="0" w:name="Salutation"/>
+    <w:lsdException w:unhideWhenUsed="0" w:uiPriority="0" w:semiHidden="0" w:name="Date"/>
+    <w:lsdException w:unhideWhenUsed="0" w:uiPriority="0" w:semiHidden="0" w:name="Body Text First Indent"/>
+    <w:lsdException w:unhideWhenUsed="0" w:uiPriority="0" w:semiHidden="0" w:name="Body Text First Indent 2"/>
+    <w:lsdException w:unhideWhenUsed="0" w:uiPriority="0" w:semiHidden="0" w:name="Note Heading"/>
+    <w:lsdException w:unhideWhenUsed="0" w:uiPriority="0" w:semiHidden="0" w:name="Body Text 2"/>
+    <w:lsdException w:unhideWhenUsed="0" w:uiPriority="0" w:semiHidden="0" w:name="Body Text 3"/>
+    <w:lsdException w:unhideWhenUsed="0" w:uiPriority="0" w:semiHidden="0" w:name="Body Text Indent 2"/>
+    <w:lsdException w:unhideWhenUsed="0" w:uiPriority="0" w:semiHidden="0" w:name="Body Text Indent 3"/>
+    <w:lsdException w:unhideWhenUsed="0" w:uiPriority="0" w:semiHidden="0" w:name="Block Text"/>
+    <w:lsdException w:unhideWhenUsed="0" w:uiPriority="0" w:semiHidden="0" w:name="Hyperlink"/>
+    <w:lsdException w:unhideWhenUsed="0" w:uiPriority="0" w:semiHidden="0" w:name="FollowedHyperlink"/>
+    <w:lsdException w:qFormat="1" w:unhideWhenUsed="0" w:uiPriority="0" w:semiHidden="0" w:name="Strong"/>
+    <w:lsdException w:qFormat="1" w:unhideWhenUsed="0" w:uiPriority="0" w:semiHidden="0" w:name="Emphasis"/>
+    <w:lsdException w:unhideWhenUsed="0" w:uiPriority="0" w:semiHidden="0" w:name="Document Map"/>
+    <w:lsdException w:unhideWhenUsed="0" w:uiPriority="0" w:semiHidden="0" w:name="Plain Text"/>
+    <w:lsdException w:unhideWhenUsed="0" w:uiPriority="0" w:semiHidden="0" w:name="E-mail Signature"/>
+    <w:lsdException w:unhideWhenUsed="0" w:uiPriority="0" w:semiHidden="0" w:name="Normal (Web)"/>
+    <w:lsdException w:unhideWhenUsed="0" w:uiPriority="0" w:semiHidden="0" w:name="HTML Acronym"/>
+    <w:lsdException w:unhideWhenUsed="0" w:uiPriority="0" w:semiHidden="0" w:name="HTML Address"/>
+    <w:lsdException w:unhideWhenUsed="0" w:uiPriority="0" w:semiHidden="0" w:name="HTML Cite"/>
+    <w:lsdException w:unhideWhenUsed="0" w:uiPriority="0" w:semiHidden="0" w:name="HTML Code"/>
+    <w:lsdException w:unhideWhenUsed="0" w:uiPriority="0" w:semiHidden="0" w:name="HTML Definition"/>
+    <w:lsdException w:unhideWhenUsed="0" w:uiPriority="0" w:semiHidden="0" w:name="HTML Keyboard"/>
+    <w:lsdException w:unhideWhenUsed="0" w:uiPriority="0" w:semiHidden="0" w:name="HTML Preformatted"/>
+    <w:lsdException w:unhideWhenUsed="0" w:uiPriority="0" w:semiHidden="0" w:name="HTML Sample"/>
+    <w:lsdException w:unhideWhenUsed="0" w:uiPriority="0" w:semiHidden="0" w:name="HTML Typewriter"/>
+    <w:lsdException w:unhideWhenUsed="0" w:uiPriority="0" w:semiHidden="0" w:name="HTML Variable"/>
+    <w:lsdException w:qFormat="1" w:unhideWhenUsed="0" w:uiPriority="0" w:name="Normal Table"/>
+    <w:lsdException w:unhideWhenUsed="0" w:uiPriority="0" w:semiHidden="0" w:name="annotation subject"/>
+    <w:lsdException w:unhideWhenUsed="0" w:uiPriority="0" w:semiHidden="0" w:name="Table Simple 1"/>
+    <w:lsdException w:unhideWhenUsed="0" w:uiPriority="0" w:semiHidden="0" w:name="Table Simple 2"/>
+    <w:lsdException w:unhideWhenUsed="0" w:uiPriority="0" w:semiHidden="0" w:name="Table Simple 3"/>
+    <w:lsdException w:unhideWhenUsed="0" w:uiPriority="0" w:semiHidden="0" w:name="Table Classic 1"/>
+    <w:lsdException w:unhideWhenUsed="0" w:uiPriority="0" w:semiHidden="0" w:name="Table Classic 2"/>
+    <w:lsdException w:unhideWhenUsed="0" w:uiPriority="0" w:semiHidden="0" w:name="Table Classic 3"/>
+    <w:lsdException w:unhideWhenUsed="0" w:uiPriority="0" w:semiHidden="0" w:name="Table Classic 4"/>
+    <w:lsdException w:unhideWhenUsed="0" w:uiPriority="0" w:semiHidden="0" w:name="Table Colorful 1"/>
+    <w:lsdException w:unhideWhenUsed="0" w:uiPriority="0" w:semiHidden="0" w:name="Table Colorful 2"/>
+    <w:lsdException w:unhideWhenUsed="0" w:uiPriority="0" w:semiHidden="0" w:name="Table Colorful 3"/>
+    <w:lsdException w:unhideWhenUsed="0" w:uiPriority="0" w:semiHidden="0" w:name="Table Columns 1"/>
+    <w:lsdException w:unhideWhenUsed="0" w:uiPriority="0" w:semiHidden="0" w:name="Table Columns 2"/>
+    <w:lsdException w:unhideWhenUsed="0" w:uiPriority="0" w:semiHidden="0" w:name="Table Columns 3"/>
+    <w:lsdException w:unhideWhenUsed="0" w:uiPriority="0" w:semiHidden="0" w:name="Table Columns 4"/>
+    <w:lsdException w:unhideWhenUsed="0" w:uiPriority="0" w:semiHidden="0" w:name="Table Columns 5"/>
+    <w:lsdException w:unhideWhenUsed="0" w:uiPriority="0" w:semiHidden="0" w:name="Table Grid 1"/>
+    <w:lsdException w:unhideWhenUsed="0" w:uiPriority="0" w:semiHidden="0" w:name="Table Grid 2"/>
+    <w:lsdException w:unhideWhenUsed="0" w:uiPriority="0" w:semiHidden="0" w:name="Table Grid 3"/>
+    <w:lsdException w:unhideWhenUsed="0" w:uiPriority="0" w:semiHidden="0" w:name="Table Grid 4"/>
+    <w:lsdException w:unhideWhenUsed="0" w:uiPriority="0" w:semiHidden="0" w:name="Table Grid 5"/>
+    <w:lsdException w:unhideWhenUsed="0" w:uiPriority="0" w:semiHidden="0" w:name="Table Grid 6"/>
+    <w:lsdException w:unhideWhenUsed="0" w:uiPriority="0" w:semiHidden="0" w:name="Table Grid 7"/>
+    <w:lsdException w:unhideWhenUsed="0" w:uiPriority="0" w:semiHidden="0" w:name="Table Grid 8"/>
+    <w:lsdException w:unhideWhenUsed="0" w:uiPriority="0" w:semiHidden="0" w:name="Table List 1"/>
+    <w:lsdException w:unhideWhenUsed="0" w:uiPriority="0" w:semiHidden="0" w:name="Table List 2"/>
+    <w:lsdException w:unhideWhenUsed="0" w:uiPriority="0" w:semiHidden="0" w:name="Table List 3"/>
+    <w:lsdException w:unhideWhenUsed="0" w:uiPriority="0" w:semiHidden="0" w:name="Table List 4"/>
+    <w:lsdException w:unhideWhenUsed="0" w:uiPriority="0" w:semiHidden="0" w:name="Table List 5"/>
+    <w:lsdException w:unhideWhenUsed="0" w:uiPriority="0" w:semiHidden="0" w:name="Table List 6"/>
+    <w:lsdException w:unhideWhenUsed="0" w:uiPriority="0" w:semiHidden="0" w:name="Table List 7"/>
+    <w:lsdException w:unhideWhenUsed="0" w:uiPriority="0" w:semiHidden="0" w:name="Table List 8"/>
+    <w:lsdException w:unhideWhenUsed="0" w:uiPriority="0" w:semiHidden="0" w:name="Table 3D effects 1"/>
+    <w:lsdException w:unhideWhenUsed="0" w:uiPriority="0" w:semiHidden="0" w:name="Table 3D effects 2"/>
+    <w:lsdException w:unhideWhenUsed="0" w:uiPriority="0" w:semiHidden="0" w:name="Table 3D effects 3"/>
+    <w:lsdException w:unhideWhenUsed="0" w:uiPriority="0" w:semiHidden="0" w:name="Table Contemporary"/>
+    <w:lsdException w:unhideWhenUsed="0" w:uiPriority="0" w:semiHidden="0" w:name="Table Elegant"/>
+    <w:lsdException w:unhideWhenUsed="0" w:uiPriority="0" w:semiHidden="0" w:name="Table Professional"/>
+    <w:lsdException w:unhideWhenUsed="0" w:uiPriority="0" w:semiHidden="0" w:name="Table Subtle 1"/>
+    <w:lsdException w:unhideWhenUsed="0" w:uiPriority="0" w:semiHidden="0" w:name="Table Subtle 2"/>
+    <w:lsdException w:unhideWhenUsed="0" w:uiPriority="0" w:semiHidden="0" w:name="Table Web 1"/>
+    <w:lsdException w:unhideWhenUsed="0" w:uiPriority="0" w:semiHidden="0" w:name="Table Web 2"/>
+    <w:lsdException w:unhideWhenUsed="0" w:uiPriority="0" w:semiHidden="0" w:name="Table Web 3"/>
+    <w:lsdException w:unhideWhenUsed="0" w:uiPriority="0" w:semiHidden="0" w:name="Balloon Text"/>
+    <w:lsdException w:unhideWhenUsed="0" w:uiPriority="0" w:semiHidden="0" w:name="Table Grid"/>
+    <w:lsdException w:unhideWhenUsed="0" w:uiPriority="0" w:semiHidden="0" w:name="Table Theme"/>
+    <w:lsdException w:unhideWhenUsed="0" w:uiPriority="60" w:semiHidden="0" w:name="Light Shading"/>
+    <w:lsdException w:unhideWhenUsed="0" w:uiPriority="61" w:semiHidden="0" w:name="Light List"/>
+    <w:lsdException w:unhideWhenUsed="0" w:uiPriority="62" w:semiHidden="0" w:name="Light Grid"/>
+    <w:lsdException w:unhideWhenUsed="0" w:uiPriority="63" w:semiHidden="0" w:name="Medium Shading 1"/>
+    <w:lsdException w:unhideWhenUsed="0" w:uiPriority="64" w:semiHidden="0" w:name="Medium Shading 2"/>
+    <w:lsdException w:unhideWhenUsed="0" w:uiPriority="65" w:semiHidden="0" w:name="Medium List 1"/>
+    <w:lsdException w:unhideWhenUsed="0" w:uiPriority="66" w:semiHidden="0" w:name="Medium List 2"/>
+    <w:lsdException w:unhideWhenUsed="0" w:uiPriority="67" w:semiHidden="0" w:name="Medium Grid 1"/>
+    <w:lsdException w:unhideWhenUsed="0" w:uiPriority="68" w:semiHidden="0" w:name="Medium Grid 2"/>
+    <w:lsdException w:unhideWhenUsed="0" w:uiPriority="69" w:semiHidden="0" w:name="Medium Grid 3"/>
+    <w:lsdException w:unhideWhenUsed="0" w:uiPriority="70" w:semiHidden="0" w:name="Dark List"/>
+    <w:lsdException w:unhideWhenUsed="0" w:uiPriority="71" w:semiHidden="0" w:name="Colorful Shading"/>
+    <w:lsdException w:unhideWhenUsed="0" w:uiPriority="72" w:semiHidden="0" w:name="Colorful List"/>
+    <w:lsdException w:unhideWhenUsed="0" w:uiPriority="73" w:semiHidden="0" w:name="Colorful Grid"/>
+    <w:lsdException w:unhideWhenUsed="0" w:uiPriority="60" w:semiHidden="0" w:name="Light Shading Accent 1"/>
+    <w:lsdException w:unhideWhenUsed="0" w:uiPriority="61" w:semiHidden="0" w:name="Light List Accent 1"/>
+    <w:lsdException w:unhideWhenUsed="0" w:uiPriority="62" w:semiHidden="0" w:name="Light Grid Accent 1"/>
+    <w:lsdException w:unhideWhenUsed="0" w:uiPriority="63" w:semiHidden="0" w:name="Medium Shading 1 Accent 1"/>
+    <w:lsdException w:unhideWhenUsed="0" w:uiPriority="64" w:semiHidden="0" w:name="Medium Shading 2 Accent 1"/>
+    <w:lsdException w:unhideWhenUsed="0" w:uiPriority="65" w:semiHidden="0" w:name="Medium List 1 Accent 1"/>
+    <w:lsdException w:unhideWhenUsed="0" w:uiPriority="66" w:semiHidden="0" w:name="Medium List 2 Accent 1"/>
+    <w:lsdException w:unhideWhenUsed="0" w:uiPriority="67" w:semiHidden="0" w:name="Medium Grid 1 Accent 1"/>
+    <w:lsdException w:unhideWhenUsed="0" w:uiPriority="68" w:semiHidden="0" w:name="Medium Grid 2 Accent 1"/>
+    <w:lsdException w:unhideWhenUsed="0" w:uiPriority="69" w:semiHidden="0" w:name="Medium Grid 3 Accent 1"/>
+    <w:lsdException w:unhideWhenUsed="0" w:uiPriority="70" w:semiHidden="0" w:name="Dark List Accent 1"/>
+    <w:lsdException w:unhideWhenUsed="0" w:uiPriority="71" w:semiHidden="0" w:name="Colorful Shading Accent 1"/>
+    <w:lsdException w:unhideWhenUsed="0" w:uiPriority="72" w:semiHidden="0" w:name="Colorful List Accent 1"/>
+    <w:lsdException w:unhideWhenUsed="0" w:uiPriority="73" w:semiHidden="0" w:name="Colorful Grid Accent 1"/>
+    <w:lsdException w:unhideWhenUsed="0" w:uiPriority="60" w:semiHidden="0" w:name="Light Shading Accent 2"/>
+    <w:lsdException w:unhideWhenUsed="0" w:uiPriority="61" w:semiHidden="0" w:name="Light List Accent 2"/>
+    <w:lsdException w:unhideWhenUsed="0" w:uiPriority="62" w:semiHidden="0" w:name="Light Grid Accent 2"/>
+    <w:lsdException w:unhideWhenUsed="0" w:uiPriority="63" w:semiHidden="0" w:name="Medium Shading 1 Accent 2"/>
+    <w:lsdException w:unhideWhenUsed="0" w:uiPriority="64" w:semiHidden="0" w:name="Medium Shading 2 Accent 2"/>
+    <w:lsdException w:unhideWhenUsed="0" w:uiPriority="65" w:semiHidden="0" w:name="Medium List 1 Accent 2"/>
+    <w:lsdException w:unhideWhenUsed="0" w:uiPriority="66" w:semiHidden="0" w:name="Medium List 2 Accent 2"/>
+    <w:lsdException w:unhideWhenUsed="0" w:uiPriority="67" w:semiHidden="0" w:name="Medium Grid 1 Accent 2"/>
+    <w:lsdException w:unhideWhenUsed="0" w:uiPriority="68" w:semiHidden="0" w:name="Medium Grid 2 Accent 2"/>
+    <w:lsdException w:unhideWhenUsed="0" w:uiPriority="69" w:semiHidden="0" w:name="Medium Grid 3 Accent 2"/>
+    <w:lsdException w:unhideWhenUsed="0" w:uiPriority="70" w:semiHidden="0" w:name="Dark List Accent 2"/>
+    <w:lsdException w:unhideWhenUsed="0" w:uiPriority="71" w:semiHidden="0" w:name="Colorful Shading Accent 2"/>
+    <w:lsdException w:unhideWhenUsed="0" w:uiPriority="72" w:semiHidden="0" w:name="Colorful List Accent 2"/>
+    <w:lsdException w:unhideWhenUsed="0" w:uiPriority="73" w:semiHidden="0" w:name="Colorful Grid Accent 2"/>
+    <w:lsdException w:unhideWhenUsed="0" w:uiPriority="60" w:semiHidden="0" w:name="Light Shading Accent 3"/>
+    <w:lsdException w:unhideWhenUsed="0" w:uiPriority="61" w:semiHidden="0" w:name="Light List Accent 3"/>
+    <w:lsdException w:unhideWhenUsed="0" w:uiPriority="62" w:semiHidden="0" w:name="Light Grid Accent 3"/>
+    <w:lsdException w:unhideWhenUsed="0" w:uiPriority="63" w:semiHidden="0" w:name="Medium Shading 1 Accent 3"/>
+    <w:lsdException w:unhideWhenUsed="0" w:uiPriority="64" w:semiHidden="0" w:name="Medium Shading 2 Accent 3"/>
+    <w:lsdException w:unhideWhenUsed="0" w:uiPriority="65" w:semiHidden="0" w:name="Medium List 1 Accent 3"/>
+    <w:lsdException w:unhideWhenUsed="0" w:uiPriority="66" w:semiHidden="0" w:name="Medium List 2 Accent 3"/>
+    <w:lsdException w:unhideWhenUsed="0" w:uiPriority="67" w:semiHidden="0" w:name="Medium Grid 1 Accent 3"/>
+    <w:lsdException w:unhideWhenUsed="0" w:uiPriority="68" w:semiHidden="0" w:name="Medium Grid 2 Accent 3"/>
+    <w:lsdException w:unhideWhenUsed="0" w:uiPriority="69" w:semiHidden="0" w:name="Medium Grid 3 Accent 3"/>
+    <w:lsdException w:unhideWhenUsed="0" w:uiPriority="70" w:semiHidden="0" w:name="Dark List Accent 3"/>
+    <w:lsdException w:unhideWhenUsed="0" w:uiPriority="71" w:semiHidden="0" w:name="Colorful Shading Accent 3"/>
+    <w:lsdException w:unhideWhenUsed="0" w:uiPriority="72" w:semiHidden="0" w:name="Colorful List Accent 3"/>
+    <w:lsdException w:unhideWhenUsed="0" w:uiPriority="73" w:semiHidden="0" w:name="Colorful Grid Accent 3"/>
+    <w:lsdException w:unhideWhenUsed="0" w:uiPriority="60" w:semiHidden="0" w:name="Light Shading Accent 4"/>
+    <w:lsdException w:unhideWhenUsed="0" w:uiPriority="61" w:semiHidden="0" w:name="Light List Accent 4"/>
+    <w:lsdException w:unhideWhenUsed="0" w:uiPriority="62" w:semiHidden="0" w:name="Light Grid Accent 4"/>
+    <w:lsdException w:unhideWhenUsed="0" w:uiPriority="63" w:semiHidden="0" w:name="Medium Shading 1 Accent 4"/>
+    <w:lsdException w:unhideWhenUsed="0" w:uiPriority="64" w:semiHidden="0" w:name="Medium Shading 2 Accent 4"/>
+    <w:lsdException w:unhideWhenUsed="0" w:uiPriority="65" w:semiHidden="0" w:name="Medium List 1 Accent 4"/>
+    <w:lsdException w:unhideWhenUsed="0" w:uiPriority="66" w:semiHidden="0" w:name="Medium List 2 Accent 4"/>
+    <w:lsdException w:unhideWhenUsed="0" w:uiPriority="67" w:semiHidden="0" w:name="Medium Grid 1 Accent 4"/>
+    <w:lsdException w:unhideWhenUsed="0" w:uiPriority="68" w:semiHidden="0" w:name="Medium Grid 2 Accent 4"/>
+    <w:lsdException w:unhideWhenUsed="0" w:uiPriority="69" w:semiHidden="0" w:name="Medium Grid 3 Accent 4"/>
+    <w:lsdException w:unhideWhenUsed="0" w:uiPriority="70" w:semiHidden="0" w:name="Dark List Accent 4"/>
+    <w:lsdException w:unhideWhenUsed="0" w:uiPriority="71" w:semiHidden="0" w:name="Colorful Shading Accent 4"/>
+    <w:lsdException w:unhideWhenUsed="0" w:uiPriority="72" w:semiHidden="0" w:name="Colorful List Accent 4"/>
+    <w:lsdException w:unhideWhenUsed="0" w:uiPriority="73" w:semiHidden="0" w:name="Colorful Grid Accent 4"/>
+    <w:lsdException w:unhideWhenUsed="0" w:uiPriority="60" w:semiHidden="0" w:name="Light Shading Accent 5"/>
+    <w:lsdException w:unhideWhenUsed="0" w:uiPriority="61" w:semiHidden="0" w:name="Light List Accent 5"/>
+    <w:lsdException w:unhideWhenUsed="0" w:uiPriority="62" w:semiHidden="0" w:name="Light Grid Accent 5"/>
+    <w:lsdException w:unhideWhenUsed="0" w:uiPriority="63" w:semiHidden="0" w:name="Medium Shading 1 Accent 5"/>
+    <w:lsdException w:unhideWhenUsed="0" w:uiPriority="64" w:semiHidden="0" w:name="Medium Shading 2 Accent 5"/>
+    <w:lsdException w:unhideWhenUsed="0" w:uiPriority="65" w:semiHidden="0" w:name="Medium List 1 Accent 5"/>
+    <w:lsdException w:unhideWhenUsed="0" w:uiPriority="66" w:semiHidden="0" w:name="Medium List 2 Accent 5"/>
+    <w:lsdException w:unhideWhenUsed="0" w:uiPriority="67" w:semiHidden="0" w:name="Medium Grid 1 Accent 5"/>
+    <w:lsdException w:unhideWhenUsed="0" w:uiPriority="68" w:semiHidden="0" w:name="Medium Grid 2 Accent 5"/>
+    <w:lsdException w:unhideWhenUsed="0" w:uiPriority="69" w:semiHidden="0" w:name="Medium Grid 3 Accent 5"/>
+    <w:lsdException w:unhideWhenUsed="0" w:uiPriority="70" w:semiHidden="0" w:name="Dark List Accent 5"/>
+    <w:lsdException w:unhideWhenUsed="0" w:uiPriority="71" w:semiHidden="0" w:name="Colorful Shading Accent 5"/>
+    <w:lsdException w:unhideWhenUsed="0" w:uiPriority="72" w:semiHidden="0" w:name="Colorful List Accent 5"/>
+    <w:lsdException w:unhideWhenUsed="0" w:uiPriority="73" w:semiHidden="0" w:name="Colorful Grid Accent 5"/>
+    <w:lsdException w:unhideWhenUsed="0" w:uiPriority="60" w:semiHidden="0" w:name="Light Shading Accent 6"/>
+    <w:lsdException w:unhideWhenUsed="0" w:uiPriority="61" w:semiHidden="0" w:name="Light List Accent 6"/>
+    <w:lsdException w:unhideWhenUsed="0" w:uiPriority="62" w:semiHidden="0" w:name="Light Grid Accent 6"/>
+    <w:lsdException w:unhideWhenUsed="0" w:uiPriority="63" w:semiHidden="0" w:name="Medium Shading 1 Accent 6"/>
+    <w:lsdException w:unhideWhenUsed="0" w:uiPriority="64" w:semiHidden="0" w:name="Medium Shading 2 Accent 6"/>
+    <w:lsdException w:unhideWhenUsed="0" w:uiPriority="65" w:semiHidden="0" w:name="Medium List 1 Accent 6"/>
+    <w:lsdException w:unhideWhenUsed="0" w:uiPriority="66" w:semiHidden="0" w:name="Medium List 2 Accent 6"/>
+    <w:lsdException w:unhideWhenUsed="0" w:uiPriority="67" w:semiHidden="0" w:name="Medium Grid 1 Accent 6"/>
+    <w:lsdException w:unhideWhenUsed="0" w:uiPriority="68" w:semiHidden="0" w:name="Medium Grid 2 Accent 6"/>
+    <w:lsdException w:unhideWhenUsed="0" w:uiPriority="69" w:semiHidden="0" w:name="Medium Grid 3 Accent 6"/>
+    <w:lsdException w:unhideWhenUsed="0" w:uiPriority="70" w:semiHidden="0" w:name="Dark List Accent 6"/>
+    <w:lsdException w:unhideWhenUsed="0" w:uiPriority="71" w:semiHidden="0" w:name="Colorful Shading Accent 6"/>
+    <w:lsdException w:unhideWhenUsed="0" w:uiPriority="72" w:semiHidden="0" w:name="Colorful List Accent 6"/>
+    <w:lsdException w:unhideWhenUsed="0" w:uiPriority="73" w:semiHidden="0" w:name="Colorful Grid Accent 6"/>
+  </w:latentStyles>
+  <w:style w:type="paragraph" w:default="1" w:styleId="1">
+    <w:name w:val="Normal"/>
+    <w:uiPriority w:val="0"/>
+    <w:pPr>
+      <w:spacing w:after="2" w:line="248" w:lineRule="auto"/>
+      <w:ind w:left="730" w:right="18" w:hanging="370"/>
+    </w:pPr>
+    <w:rPr>
+      <w:sz w:val="24"/>
+      <w:szCs w:val="24"/>
+      <w:lang w:val="en"/>
+    </w:rPr>
   </w:style>
-  <w:style w:type="paragraph" w:styleId="Normal" w:default="1">
-    <w:name w:val="normal"/>
-  </w:style>
-  <w:style w:type="paragraph" w:styleId="Heading1">
+  <w:style w:type="paragraph" w:styleId="2">
     <w:name w:val="heading 1"/>
-    <w:basedOn w:val="Normal"/>
-    <w:next w:val="Normal"/>
+    <w:basedOn w:val="1"/>
+    <w:next w:val="1"/>
+    <w:qFormat/>
+    <w:uiPriority w:val="0"/>
     <w:pPr>
-      <w:keepNext w:val="1"/>
-      <w:keepLines w:val="1"/>
+      <w:keepNext/>
+      <w:keepLines/>
       <w:pageBreakBefore w:val="0"/>
-      <w:widowControl w:val="1"/>
+      <w:widowControl/>
       <w:pBdr>
-        <w:top w:space="0" w:sz="0" w:val="nil"/>
-        <w:left w:space="0" w:sz="0" w:val="nil"/>
-        <w:bottom w:space="0" w:sz="0" w:val="nil"/>
-        <w:right w:space="0" w:sz="0" w:val="nil"/>
-        <w:between w:space="0" w:sz="0" w:val="nil"/>
+        <w:top w:val="none" w:color="auto" w:sz="0" w:space="0"/>
+        <w:left w:val="none" w:color="auto" w:sz="0" w:space="0"/>
+        <w:bottom w:val="none" w:color="auto" w:sz="0" w:space="0"/>
+        <w:right w:val="none" w:color="auto" w:sz="0" w:space="0"/>
+        <w:between w:val="none" w:color="auto" w:sz="0" w:space="0"/>
       </w:pBdr>
-      <w:shd w:fill="auto" w:val="clear"/>
-      <w:spacing w:after="64" w:before="0" w:line="259" w:lineRule="auto"/>
+      <w:shd w:val="clear" w:fill="auto"/>
+      <w:spacing w:before="0" w:after="64" w:line="259" w:lineRule="auto"/>
       <w:ind w:left="303" w:right="0" w:hanging="10"/>
       <w:jc w:val="left"/>
     </w:pPr>
     <w:rPr>
-      <w:rFonts w:ascii="Times New Roman" w:cs="Times New Roman" w:eastAsia="Times New Roman" w:hAnsi="Times New Roman"/>
-      <w:b w:val="1"/>
-      <w:bCs w:val="1"/>
-      <w:i w:val="0"/>
-      <w:iCs w:val="0"/>
-      <w:smallCaps w:val="0"/>
-      <w:strike w:val="0"/>
-      <w:color w:val="ee0000"/>
+      <w:rFonts w:ascii="Times New Roman" w:hAnsi="Times New Roman" w:eastAsia="Times New Roman" w:cs="Times New Roman"/>
+      <w:b/>
+      <w:bCs/>
+      <w:color w:val="EE0000"/>
       <w:sz w:val="32"/>
       <w:szCs w:val="32"/>
       <w:u w:val="none"/>
-      <w:shd w:fill="auto" w:val="clear"/>
+      <w:shd w:val="clear" w:fill="auto"/>
       <w:vertAlign w:val="baseline"/>
     </w:rPr>
   </w:style>
-  <w:style w:type="paragraph" w:styleId="Heading2">
+  <w:style w:type="paragraph" w:styleId="3">
     <w:name w:val="heading 2"/>
-    <w:basedOn w:val="Normal"/>
-    <w:next w:val="Normal"/>
+    <w:basedOn w:val="1"/>
+    <w:next w:val="1"/>
+    <w:qFormat/>
+    <w:uiPriority w:val="0"/>
     <w:pPr>
-      <w:keepNext w:val="1"/>
-      <w:keepLines w:val="1"/>
+      <w:keepNext/>
+      <w:keepLines/>
       <w:pageBreakBefore w:val="0"/>
-      <w:widowControl w:val="1"/>
+      <w:widowControl/>
       <w:pBdr>
-        <w:top w:space="0" w:sz="0" w:val="nil"/>
-        <w:left w:space="0" w:sz="0" w:val="nil"/>
-        <w:bottom w:space="0" w:sz="0" w:val="nil"/>
-        <w:right w:space="0" w:sz="0" w:val="nil"/>
-        <w:between w:space="0" w:sz="0" w:val="nil"/>
+        <w:top w:val="none" w:color="auto" w:sz="0" w:space="0"/>
+        <w:left w:val="none" w:color="auto" w:sz="0" w:space="0"/>
+        <w:bottom w:val="none" w:color="auto" w:sz="0" w:space="0"/>
+        <w:right w:val="none" w:color="auto" w:sz="0" w:space="0"/>
+        <w:between w:val="none" w:color="auto" w:sz="0" w:space="0"/>
       </w:pBdr>
-      <w:shd w:fill="auto" w:val="clear"/>
-      <w:spacing w:after="16" w:before="0" w:line="259" w:lineRule="auto"/>
+      <w:shd w:val="clear" w:fill="auto"/>
+      <w:spacing w:before="0" w:after="16" w:line="259" w:lineRule="auto"/>
       <w:ind w:left="370" w:right="0" w:hanging="10"/>
       <w:jc w:val="left"/>
     </w:pPr>
     <w:rPr>
-      <w:rFonts w:ascii="Times New Roman" w:cs="Times New Roman" w:eastAsia="Times New Roman" w:hAnsi="Times New Roman"/>
-      <w:b w:val="1"/>
-      <w:bCs w:val="1"/>
-      <w:i w:val="0"/>
-      <w:iCs w:val="0"/>
-      <w:smallCaps w:val="0"/>
-      <w:strike w:val="0"/>
+      <w:rFonts w:ascii="Times New Roman" w:hAnsi="Times New Roman" w:eastAsia="Times New Roman" w:cs="Times New Roman"/>
+      <w:b/>
+      <w:bCs/>
       <w:color w:val="000000"/>
       <w:sz w:val="28"/>
       <w:szCs w:val="28"/>
       <w:u w:val="none"/>
-      <w:shd w:fill="auto" w:val="clear"/>
+      <w:shd w:val="clear" w:fill="auto"/>
       <w:vertAlign w:val="baseline"/>
     </w:rPr>
   </w:style>
-  <w:style w:type="paragraph" w:styleId="Heading3">
+  <w:style w:type="paragraph" w:styleId="4">
     <w:name w:val="heading 3"/>
-    <w:basedOn w:val="Normal"/>
-    <w:next w:val="Normal"/>
+    <w:basedOn w:val="1"/>
+    <w:next w:val="1"/>
+    <w:qFormat/>
+    <w:uiPriority w:val="0"/>
     <w:pPr>
-      <w:keepNext w:val="1"/>
-      <w:keepLines w:val="1"/>
+      <w:keepNext/>
+      <w:keepLines/>
       <w:pageBreakBefore w:val="0"/>
-      <w:spacing w:after="80" w:before="280" w:lineRule="auto"/>
+      <w:spacing w:before="280" w:after="80"/>
     </w:pPr>
     <w:rPr>
-      <w:b w:val="1"/>
-      <w:bCs w:val="1"/>
+      <w:b/>
+      <w:bCs/>
       <w:sz w:val="28"/>
       <w:szCs w:val="28"/>
     </w:rPr>
   </w:style>
-  <w:style w:type="paragraph" w:styleId="Heading4">
+  <w:style w:type="paragraph" w:styleId="5">
     <w:name w:val="heading 4"/>
-    <w:basedOn w:val="Normal"/>
-    <w:next w:val="Normal"/>
+    <w:basedOn w:val="1"/>
+    <w:next w:val="1"/>
+    <w:qFormat/>
+    <w:uiPriority w:val="0"/>
     <w:pPr>
-      <w:keepNext w:val="1"/>
-      <w:keepLines w:val="1"/>
+      <w:keepNext/>
+      <w:keepLines/>
       <w:pageBreakBefore w:val="0"/>
-      <w:spacing w:after="40" w:before="240" w:lineRule="auto"/>
+      <w:spacing w:before="240" w:after="40"/>
     </w:pPr>
     <w:rPr>
-      <w:b w:val="1"/>
-      <w:bCs w:val="1"/>
+      <w:b/>
+      <w:bCs/>
       <w:sz w:val="24"/>
       <w:szCs w:val="24"/>
     </w:rPr>
   </w:style>
-  <w:style w:type="paragraph" w:styleId="Heading5">
+  <w:style w:type="paragraph" w:styleId="6">
     <w:name w:val="heading 5"/>
-    <w:basedOn w:val="Normal"/>
-    <w:next w:val="Normal"/>
+    <w:basedOn w:val="1"/>
+    <w:next w:val="1"/>
+    <w:qFormat/>
+    <w:uiPriority w:val="0"/>
     <w:pPr>
-      <w:keepNext w:val="1"/>
-      <w:keepLines w:val="1"/>
+      <w:keepNext/>
+      <w:keepLines/>
       <w:pageBreakBefore w:val="0"/>
-      <w:spacing w:after="40" w:before="220" w:lineRule="auto"/>
+      <w:spacing w:before="220" w:after="40"/>
     </w:pPr>
     <w:rPr>
-      <w:b w:val="1"/>
-      <w:bCs w:val="1"/>
+      <w:b/>
+      <w:bCs/>
       <w:sz w:val="22"/>
       <w:szCs w:val="22"/>
     </w:rPr>
   </w:style>
-  <w:style w:type="paragraph" w:styleId="Heading6">
+  <w:style w:type="paragraph" w:styleId="7">
     <w:name w:val="heading 6"/>
-    <w:basedOn w:val="Normal"/>
-    <w:next w:val="Normal"/>
+    <w:basedOn w:val="1"/>
+    <w:next w:val="1"/>
+    <w:qFormat/>
+    <w:uiPriority w:val="0"/>
     <w:pPr>
-      <w:keepNext w:val="1"/>
-      <w:keepLines w:val="1"/>
+      <w:keepNext/>
+      <w:keepLines/>
       <w:pageBreakBefore w:val="0"/>
-      <w:spacing w:after="40" w:before="200" w:lineRule="auto"/>
+      <w:spacing w:before="200" w:after="40"/>
     </w:pPr>
     <w:rPr>
-      <w:b w:val="1"/>
-      <w:bCs w:val="1"/>
+      <w:b/>
+      <w:bCs/>
       <w:sz w:val="20"/>
       <w:szCs w:val="20"/>
     </w:rPr>
   </w:style>
-  <w:style w:type="paragraph" w:styleId="Title">
-    <w:name w:val="Title"/>
-    <w:basedOn w:val="Normal"/>
-    <w:next w:val="Normal"/>
+  <w:style w:type="character" w:default="1" w:styleId="8">
+    <w:name w:val="Default Paragraph Font"/>
+    <w:semiHidden/>
+    <w:qFormat/>
+    <w:uiPriority w:val="0"/>
+  </w:style>
+  <w:style w:type="table" w:default="1" w:styleId="9">
+    <w:name w:val="Normal Table"/>
+    <w:semiHidden/>
+    <w:qFormat/>
+    <w:uiPriority w:val="0"/>
+    <w:tblPr>
+      <w:tblCellMar>
+        <w:top w:w="0" w:type="dxa"/>
+        <w:left w:w="108" w:type="dxa"/>
+        <w:bottom w:w="0" w:type="dxa"/>
+        <w:right w:w="108" w:type="dxa"/>
+      </w:tblCellMar>
+    </w:tblPr>
+  </w:style>
+  <w:style w:type="paragraph" w:styleId="10">
+    <w:name w:val="Subtitle"/>
+    <w:basedOn w:val="1"/>
+    <w:next w:val="1"/>
+    <w:qFormat/>
+    <w:uiPriority w:val="0"/>
     <w:pPr>
-      <w:keepNext w:val="1"/>
-      <w:keepLines w:val="1"/>
+      <w:keepNext/>
+      <w:keepLines/>
       <w:pageBreakBefore w:val="0"/>
-      <w:spacing w:after="120" w:before="480" w:lineRule="auto"/>
+      <w:spacing w:before="360" w:after="80"/>
     </w:pPr>
     <w:rPr>
-      <w:b w:val="1"/>
-      <w:bCs w:val="1"/>
-      <w:sz w:val="72"/>
-      <w:szCs w:val="72"/>
-    </w:rPr>
-  </w:style>
-  <w:style w:type="paragraph" w:styleId="Subtitle">
-    <w:name w:val="Subtitle"/>
-    <w:basedOn w:val="Normal"/>
-    <w:next w:val="Normal"/>
-    <w:pPr>
-      <w:keepNext w:val="1"/>
-      <w:keepLines w:val="1"/>
-      <w:pageBreakBefore w:val="0"/>
-      <w:spacing w:after="80" w:before="360" w:lineRule="auto"/>
-    </w:pPr>
-    <w:rPr>
-      <w:rFonts w:ascii="Georgia" w:cs="Georgia" w:eastAsia="Georgia" w:hAnsi="Georgia"/>
-      <w:i w:val="1"/>
-      <w:iCs w:val="1"/>
+      <w:rFonts w:ascii="Georgia" w:hAnsi="Georgia" w:eastAsia="Georgia" w:cs="Georgia"/>
+      <w:i/>
+      <w:iCs/>
       <w:color w:val="666666"/>
       <w:sz w:val="48"/>
       <w:szCs w:val="48"/>
     </w:rPr>
   </w:style>
-  <w:style w:type="table" w:styleId="Table1">
-    <w:basedOn w:val="TableNormal"/>
+  <w:style w:type="paragraph" w:styleId="11">
+    <w:name w:val="Title"/>
+    <w:basedOn w:val="1"/>
+    <w:next w:val="1"/>
+    <w:qFormat/>
+    <w:uiPriority w:val="0"/>
+    <w:pPr>
+      <w:keepNext/>
+      <w:keepLines/>
+      <w:pageBreakBefore w:val="0"/>
+      <w:spacing w:before="480" w:after="120"/>
+    </w:pPr>
+    <w:rPr>
+      <w:b/>
+      <w:bCs/>
+      <w:sz w:val="72"/>
+      <w:szCs w:val="72"/>
+    </w:rPr>
+  </w:style>
+  <w:style w:type="table" w:customStyle="1" w:styleId="12">
+    <w:name w:val="TableNormal"/>
+    <w:qFormat/>
+    <w:uiPriority w:val="0"/>
+    <w:tblPr>
+      <w:tblCellMar>
+        <w:top w:w="100" w:type="dxa"/>
+        <w:left w:w="100" w:type="dxa"/>
+        <w:bottom w:w="100" w:type="dxa"/>
+        <w:right w:w="100" w:type="dxa"/>
+      </w:tblCellMar>
+    </w:tblPr>
+  </w:style>
+  <w:style w:type="table" w:customStyle="1" w:styleId="13">
+    <w:name w:val="_Style 10"/>
+    <w:basedOn w:val="12"/>
+    <w:qFormat/>
+    <w:uiPriority w:val="0"/>
     <w:pPr>
       <w:spacing w:after="0" w:line="240" w:lineRule="auto"/>
     </w:pPr>
     <w:tblPr>
-      <w:tblStyleRowBandSize w:val="1"/>
-      <w:tblStyleColBandSize w:val="1"/>
       <w:tblCellMar>
-        <w:top w:w="31.0" w:type="dxa"/>
-        <w:left w:w="118.0" w:type="dxa"/>
-        <w:bottom w:w="0.0" w:type="dxa"/>
-        <w:right w:w="74.0" w:type="dxa"/>
+        <w:top w:w="31" w:type="dxa"/>
+        <w:left w:w="118" w:type="dxa"/>
+        <w:bottom w:w="0" w:type="dxa"/>
+        <w:right w:w="74" w:type="dxa"/>
       </w:tblCellMar>
     </w:tblPr>
   </w:style>
@@ -7064,6 +6769,22 @@
       </a:style>
     </a:lnDef>
   </a:objectDefaults>
-  <a:extraClrSchemeLst/>
 </a:theme>
+</file>
+
+<file path=customXml/item1.xml><?xml version="1.0" encoding="utf-8"?>
+<s:customData xmlns="http://www.wps.cn/officeDocument/2013/wpsCustomData" xmlns:s="http://www.wps.cn/officeDocument/2013/wpsCustomData">
+  <customSectProps/>
+  <customShpExts>
+    <customShpInfo spid="_x0000_s1026" textRotate="1"/>
+  </customShpExts>
+</s:customData>
+</file>
+
+<file path=customXml/itemProps1.xml><?xml version="1.0" encoding="utf-8"?>
+<ds:datastoreItem xmlns:ds="http://schemas.openxmlformats.org/officeDocument/2006/customXml" ds:itemID="{B1977F7D-205B-4081-913C-38D41E755F92}">
+  <ds:schemaRefs>
+    <ds:schemaRef ds:uri="http://www.wps.cn/officeDocument/2013/wpsCustomData"/>
+  </ds:schemaRefs>
+</ds:datastoreItem>
 </file>